--- a/spa/docx/62.content.docx
+++ b/spa/docx/62.content.docx
@@ -11,6 +11,15 @@
         <w:pStyle w:val="Heading2"/>
       </w:pPr>
       <w:r>
+        <w:t>Resource: Notas de Estudio (Tyndale)</w:t>
+      </w:r>
+      <w:r/>
+    </w:p>
+    <w:p>
+      <w:pPr>
+        <w:pStyle w:val="Heading2"/>
+      </w:pPr>
+      <w:r>
         <w:t>License Information</w:t>
       </w:r>
       <w:r/>
@@ -21,7 +30,7 @@
         <w:rPr>
           <w:b/>
         </w:rPr>
-        <w:t>Study Notes (Tyndale)</w:t>
+        <w:t>Notas de Estudio (Tyndale)</w:t>
       </w:r>
       <w:r>
         <w:t xml:space="preserve"> (Spanish) is based on</w:t>
@@ -74,7 +83,7 @@
         <w:pStyle w:val="Heading1"/>
       </w:pPr>
       <w:r>
-        <w:t>Study Notes (Tyndale)</w:t>
+        <w:t>Notas de Estudio (Tyndale)</w:t>
       </w:r>
     </w:p>
     <w:p>
@@ -83,6 +92,51 @@
           <w:headerReference w:type="even" r:id="rId8"/>
           <w:headerReference w:type="default" r:id="rId9"/>
           <w:footerReference w:type="default" r:id="rId10"/>
+          <w:footnotePr>
+            <w:numRestart w:val="eachSect"/>
+          </w:footnotePr>
+          <w:type w:val="continuous"/>
+          <w:pgSz w:w="12240" w:h="15840" w:code="1"/>
+          <w:pgMar w:top="1440" w:right="1440" w:bottom="1440" w:left="1440" w:header="504" w:footer="504" w:gutter="0"/>
+          <w:cols w:space="708"/>
+          <w:titlePg/>
+          <w:docGrid w:linePitch="360"/>
+        </w:sectPr>
+      </w:pPr>
+    </w:p>
+    <w:p>
+      <w:r/>
+    </w:p>
+    <w:p>
+      <w:pPr>
+        <w:pStyle w:val="Heading2"/>
+      </w:pPr>
+      <w:r>
+        <w:t>1JN</w:t>
+      </w:r>
+      <w:r/>
+    </w:p>
+    <w:p>
+      <w:r/>
+      <w:r>
+        <w:rPr>
+          <w:i/>
+        </w:rPr>
+        <w:t>1 Juan 1:1, 1 Juan 1:1–4, 1 Juan 1:2, 1 Juan 1:3, 1 Juan 1:4, 1 Juan 1:5, 1 Juan 1:5–2:6, 1 Juan 1:6, 1 Juan 1:7, 1 Juan 1:8, 1 Juan 1:9, 1 Juan 1:10, 1 Juan 2:1, 1 Juan 2:2, 1 Juan 2:3–6, 1 Juan 2:7–11, 1 Juan 2:8, 1 Juan 2:9, 1 Juan 2:9–11, 1 Juan 2:10, 1 Juan 2:12–14, 1 Juan 2:15–17, 1 Juan 2:18, 1 Juan 2:19, 1 Juan 2:20–23, 1 Juan 2:22, 1 Juan 2:24–25, 1 Juan 2:28–29, 1 Juan 3:1–3, 1 Juan 3:4–10, 1 Juan 3:6, 1 Juan 3:8, 1 Juan 3:9–10, 1 Juan 3:11–22, 1 Juan 3:12–13, 1 Juan 3:14, 1 Juan 3:16–18, 1 Juan 3:19–22, 1 Juan 3:23–24, 1 Juan 4:1, 1 Juan 4:1–6, 1 Juan 4:2, 1 Juan 4:5, 1 Juan 4:6, 1 Juan 4:7–21, 1 Juan 4:8, 1 Juan 4:9–10, 1 Juan 4:11–12, 1 Juan 4:15, 1 Juan 4:17, 1 Juan 4:18, 1 Juan 4:19, 1 Juan 5:1–5, 1 Juan 5:6, 1 Juan 5:7–8, 1 Juan 5:11–12, 1 Juan 5:16, 1 Juan 5:17, 1 Juan 5:20, 1 Juan 5:21</w:t>
+      </w:r>
+      <w:r/>
+    </w:p>
+    <w:p>
+      <w:r/>
+      <w:r>
+        <w:t xml:space="preserve"> </w:t>
+      </w:r>
+      <w:r/>
+      <w:r/>
+    </w:p>
+    <w:p>
+      <w:pPr>
+        <w:sectPr>
           <w:footnotePr>
             <w:numRestart w:val="eachSect"/>
           </w:footnotePr>

--- a/spa/docx/62.content.docx
+++ b/spa/docx/62.content.docx
@@ -4,49 +4,89 @@
   <w:body>
     <w:p/>
     <w:p>
-      <w:r/>
+      <w:pPr/>
+      <w:r>
+        <w:rPr>
+          <w:lang w:val="es_ES" w:bidi="es_ES"/>
+        </w:rPr>
+      </w:r>
     </w:p>
     <w:p>
       <w:pPr>
         <w:pStyle w:val="Heading2"/>
       </w:pPr>
       <w:r>
+        <w:rPr>
+          <w:lang w:val="es_ES" w:bidi="es_ES"/>
+        </w:rPr>
         <w:t>Resource: Notas de Estudio (Tyndale)</w:t>
       </w:r>
-      <w:r/>
+      <w:r>
+        <w:rPr>
+          <w:lang w:val="es_ES" w:bidi="es_ES"/>
+        </w:rPr>
+      </w:r>
     </w:p>
     <w:p>
       <w:pPr>
         <w:pStyle w:val="Heading2"/>
       </w:pPr>
       <w:r>
+        <w:rPr>
+          <w:lang w:val="es_ES" w:bidi="es_ES"/>
+        </w:rPr>
         <w:t>License Information</w:t>
       </w:r>
-      <w:r/>
-    </w:p>
-    <w:p>
-      <w:r/>
+      <w:r>
+        <w:rPr>
+          <w:lang w:val="es_ES" w:bidi="es_ES"/>
+        </w:rPr>
+      </w:r>
+    </w:p>
+    <w:p>
+      <w:pPr/>
+      <w:r>
+        <w:rPr>
+          <w:lang w:val="es_ES" w:bidi="es_ES"/>
+        </w:rPr>
+      </w:r>
       <w:r>
         <w:rPr>
           <w:b/>
+          <w:lang w:val="es_ES" w:bidi="es_ES"/>
         </w:rPr>
         <w:t>Notas de Estudio (Tyndale)</w:t>
       </w:r>
       <w:r>
+        <w:rPr>
+          <w:lang w:val="es_ES" w:bidi="es_ES"/>
+        </w:rPr>
         <w:t xml:space="preserve"> (Spanish) is based on</w:t>
       </w:r>
       <w:r>
+        <w:rPr>
+          <w:lang w:val="es_ES" w:bidi="es_ES"/>
+        </w:rPr>
         <w:t xml:space="preserve">: </w:t>
       </w:r>
       <w:r>
+        <w:rPr>
+          <w:lang w:val="es_ES" w:bidi="es_ES"/>
+        </w:rPr>
         <w:t>Tyndale Open Study Notes</w:t>
       </w:r>
       <w:r>
+        <w:rPr>
+          <w:lang w:val="es_ES" w:bidi="es_ES"/>
+        </w:rPr>
         <w:t xml:space="preserve">, </w:t>
       </w:r>
       <w:hyperlink r:id="rId13">
         <w:r>
           <w:rPr>
+            <w:lang w:val="es_ES" w:bidi="es_ES"/>
+          </w:rPr>
+          <w:rPr>
             <w:color w:val="0000EE"/>
             <w:u w:val="single"/>
           </w:rPr>
@@ -54,11 +94,17 @@
         </w:r>
       </w:hyperlink>
       <w:r>
+        <w:rPr>
+          <w:lang w:val="es_ES" w:bidi="es_ES"/>
+        </w:rPr>
         <w:t xml:space="preserve">, 2019, which is licensed under a </w:t>
       </w:r>
       <w:hyperlink r:id="rId14">
         <w:r>
           <w:rPr>
+            <w:lang w:val="es_ES" w:bidi="es_ES"/>
+          </w:rPr>
+          <w:rPr>
             <w:color w:val="0000EE"/>
             <w:u w:val="single"/>
           </w:rPr>
@@ -66,23 +112,49 @@
         </w:r>
       </w:hyperlink>
       <w:r>
+        <w:rPr>
+          <w:lang w:val="es_ES" w:bidi="es_ES"/>
+        </w:rPr>
         <w:t>.</w:t>
       </w:r>
-      <w:r/>
-    </w:p>
-    <w:p>
-      <w:r/>
-      <w:r>
+      <w:r>
+        <w:rPr>
+          <w:lang w:val="es_ES" w:bidi="es_ES"/>
+        </w:rPr>
+      </w:r>
+    </w:p>
+    <w:p>
+      <w:pPr/>
+      <w:r>
+        <w:rPr>
+          <w:lang w:val="es_ES" w:bidi="es_ES"/>
+        </w:rPr>
+      </w:r>
+      <w:r>
+        <w:rPr>
+          <w:lang w:val="es_ES" w:bidi="es_ES"/>
+        </w:rPr>
         <w:t>This PDF version is provided under the same license.</w:t>
       </w:r>
-      <w:r/>
-      <w:r/>
+      <w:r>
+        <w:rPr>
+          <w:lang w:val="es_ES" w:bidi="es_ES"/>
+        </w:rPr>
+      </w:r>
+      <w:r>
+        <w:rPr>
+          <w:lang w:val="es_ES" w:bidi="es_ES"/>
+        </w:rPr>
+      </w:r>
     </w:p>
     <w:p>
       <w:pPr>
         <w:pStyle w:val="Heading1"/>
       </w:pPr>
       <w:r>
+        <w:rPr>
+          <w:lang w:val="es_ES" w:bidi="es_ES"/>
+        </w:rPr>
         <w:t>Notas de Estudio (Tyndale)</w:t>
       </w:r>
     </w:p>
@@ -105,34 +177,72 @@
       </w:pPr>
     </w:p>
     <w:p>
-      <w:r/>
+      <w:pPr/>
+      <w:r>
+        <w:rPr>
+          <w:lang w:val="es_ES" w:bidi="es_ES"/>
+        </w:rPr>
+      </w:r>
     </w:p>
     <w:p>
       <w:pPr>
         <w:pStyle w:val="Heading2"/>
       </w:pPr>
       <w:r>
+        <w:rPr>
+          <w:lang w:val="es_ES" w:bidi="es_ES"/>
+        </w:rPr>
         <w:t>1JN</w:t>
       </w:r>
-      <w:r/>
-    </w:p>
-    <w:p>
-      <w:r/>
+      <w:r>
+        <w:rPr>
+          <w:lang w:val="es_ES" w:bidi="es_ES"/>
+        </w:rPr>
+      </w:r>
+    </w:p>
+    <w:p>
+      <w:pPr/>
+      <w:r>
+        <w:rPr>
+          <w:lang w:val="es_ES" w:bidi="es_ES"/>
+        </w:rPr>
+      </w:r>
       <w:r>
         <w:rPr>
           <w:i/>
+          <w:lang w:val="es_ES" w:bidi="es_ES"/>
         </w:rPr>
         <w:t>1 Juan 1:1, 1 Juan 1:1–4, 1 Juan 1:2, 1 Juan 1:3, 1 Juan 1:4, 1 Juan 1:5, 1 Juan 1:5–2:6, 1 Juan 1:6, 1 Juan 1:7, 1 Juan 1:8, 1 Juan 1:9, 1 Juan 1:10, 1 Juan 2:1, 1 Juan 2:2, 1 Juan 2:3–6, 1 Juan 2:7–11, 1 Juan 2:8, 1 Juan 2:9, 1 Juan 2:9–11, 1 Juan 2:10, 1 Juan 2:12–14, 1 Juan 2:15–17, 1 Juan 2:18, 1 Juan 2:19, 1 Juan 2:20–23, 1 Juan 2:22, 1 Juan 2:24–25, 1 Juan 2:28–29, 1 Juan 3:1–3, 1 Juan 3:4–10, 1 Juan 3:6, 1 Juan 3:8, 1 Juan 3:9–10, 1 Juan 3:11–22, 1 Juan 3:12–13, 1 Juan 3:14, 1 Juan 3:16–18, 1 Juan 3:19–22, 1 Juan 3:23–24, 1 Juan 4:1, 1 Juan 4:1–6, 1 Juan 4:2, 1 Juan 4:5, 1 Juan 4:6, 1 Juan 4:7–21, 1 Juan 4:8, 1 Juan 4:9–10, 1 Juan 4:11–12, 1 Juan 4:15, 1 Juan 4:17, 1 Juan 4:18, 1 Juan 4:19, 1 Juan 5:1–5, 1 Juan 5:6, 1 Juan 5:7–8, 1 Juan 5:11–12, 1 Juan 5:16, 1 Juan 5:17, 1 Juan 5:20, 1 Juan 5:21</w:t>
       </w:r>
-      <w:r/>
-    </w:p>
-    <w:p>
-      <w:r/>
-      <w:r>
+      <w:r>
+        <w:rPr>
+          <w:lang w:val="es_ES" w:bidi="es_ES"/>
+        </w:rPr>
+      </w:r>
+    </w:p>
+    <w:p>
+      <w:pPr/>
+      <w:r>
+        <w:rPr>
+          <w:lang w:val="es_ES" w:bidi="es_ES"/>
+        </w:rPr>
+      </w:r>
+      <w:r>
+        <w:rPr>
+          <w:lang w:val="es_ES" w:bidi="es_ES"/>
+        </w:rPr>
         <w:t xml:space="preserve"> </w:t>
       </w:r>
-      <w:r/>
-      <w:r/>
+      <w:r>
+        <w:rPr>
+          <w:lang w:val="es_ES" w:bidi="es_ES"/>
+        </w:rPr>
+      </w:r>
+      <w:r>
+        <w:rPr>
+          <w:lang w:val="es_ES" w:bidi="es_ES"/>
+        </w:rPr>
+      </w:r>
     </w:p>
     <w:p>
       <w:pPr>
@@ -150,28 +260,54 @@
       </w:pPr>
     </w:p>
     <w:p>
-      <w:r/>
+      <w:pPr/>
+      <w:r>
+        <w:rPr>
+          <w:lang w:val="es_ES" w:bidi="es_ES"/>
+        </w:rPr>
+      </w:r>
     </w:p>
     <w:p>
       <w:pPr>
         <w:pStyle w:val="Heading2"/>
       </w:pPr>
       <w:r>
+        <w:rPr>
+          <w:lang w:val="es_ES" w:bidi="es_ES"/>
+        </w:rPr>
         <w:t>1 Juan 1:1</w:t>
       </w:r>
-      <w:r/>
-    </w:p>
-    <w:p>
-      <w:r/>
-      <w:r>
+      <w:r>
+        <w:rPr>
+          <w:lang w:val="es_ES" w:bidi="es_ES"/>
+        </w:rPr>
+      </w:r>
+    </w:p>
+    <w:p>
+      <w:pPr/>
+      <w:r>
+        <w:rPr>
+          <w:lang w:val="es_ES" w:bidi="es_ES"/>
+        </w:rPr>
+      </w:r>
+      <w:r>
+        <w:rPr>
+          <w:lang w:val="es_ES" w:bidi="es_ES"/>
+        </w:rPr>
         <w:t>Lo que era desde el principio</w:t>
       </w:r>
       <w:r>
+        <w:rPr>
+          <w:lang w:val="es_ES" w:bidi="es_ES"/>
+        </w:rPr>
         <w:t>: es decir, desde antes que comenzara el tiempo, eternamente (</w:t>
       </w:r>
       <w:hyperlink r:id="rId15">
         <w:r>
           <w:rPr>
+            <w:lang w:val="es_ES" w:bidi="es_ES"/>
+          </w:rPr>
+          <w:rPr>
             <w:color w:val="0000EE"/>
             <w:u w:val="single"/>
           </w:rPr>
@@ -179,11 +315,17 @@
         </w:r>
       </w:hyperlink>
       <w:r>
+        <w:rPr>
+          <w:lang w:val="es_ES" w:bidi="es_ES"/>
+        </w:rPr>
         <w:t>). Cuando Jesús vino en la carne (</w:t>
       </w:r>
       <w:hyperlink r:id="rId16">
         <w:r>
           <w:rPr>
+            <w:lang w:val="es_ES" w:bidi="es_ES"/>
+          </w:rPr>
+          <w:rPr>
             <w:color w:val="0000EE"/>
             <w:u w:val="single"/>
           </w:rPr>
@@ -191,11 +333,17 @@
         </w:r>
       </w:hyperlink>
       <w:r>
+        <w:rPr>
+          <w:lang w:val="es_ES" w:bidi="es_ES"/>
+        </w:rPr>
         <w:t xml:space="preserve">), los apóstoles lo vieron ... y lo tocaron. Esta afirmación de que realmente tocaron la Palabra de vida es importante porque el gnosticismo y el docetismo (herejías cristianas tempranas) negaban que Cristo fuera verdaderamente un ser humano (ver </w:t>
       </w:r>
       <w:hyperlink r:id="rId17">
         <w:r>
           <w:rPr>
+            <w:lang w:val="es_ES" w:bidi="es_ES"/>
+          </w:rPr>
+          <w:rPr>
             <w:color w:val="0000EE"/>
             <w:u w:val="single"/>
           </w:rPr>
@@ -203,11 +351,17 @@
         </w:r>
       </w:hyperlink>
       <w:r>
+        <w:rPr>
+          <w:lang w:val="es_ES" w:bidi="es_ES"/>
+        </w:rPr>
         <w:t>). Jesús, el Hijo de Dios, es la expresión personal del Dios invisible y el dador de vida eterna (</w:t>
       </w:r>
       <w:hyperlink r:id="rId18">
         <w:r>
           <w:rPr>
+            <w:lang w:val="es_ES" w:bidi="es_ES"/>
+          </w:rPr>
+          <w:rPr>
             <w:color w:val="0000EE"/>
             <w:u w:val="single"/>
           </w:rPr>
@@ -215,31 +369,65 @@
         </w:r>
       </w:hyperlink>
       <w:r>
+        <w:rPr>
+          <w:lang w:val="es_ES" w:bidi="es_ES"/>
+        </w:rPr>
         <w:t>).</w:t>
       </w:r>
-      <w:r/>
-      <w:r/>
-    </w:p>
-    <w:p>
-      <w:r/>
+      <w:r>
+        <w:rPr>
+          <w:lang w:val="es_ES" w:bidi="es_ES"/>
+        </w:rPr>
+      </w:r>
+      <w:r>
+        <w:rPr>
+          <w:lang w:val="es_ES" w:bidi="es_ES"/>
+        </w:rPr>
+      </w:r>
+    </w:p>
+    <w:p>
+      <w:pPr/>
+      <w:r>
+        <w:rPr>
+          <w:lang w:val="es_ES" w:bidi="es_ES"/>
+        </w:rPr>
+      </w:r>
     </w:p>
     <w:p>
       <w:pPr>
         <w:pStyle w:val="Heading2"/>
       </w:pPr>
       <w:r>
+        <w:rPr>
+          <w:lang w:val="es_ES" w:bidi="es_ES"/>
+        </w:rPr>
         <w:t>1 Juan 1:1–4</w:t>
       </w:r>
-      <w:r/>
-    </w:p>
-    <w:p>
-      <w:r/>
-      <w:r>
+      <w:r>
+        <w:rPr>
+          <w:lang w:val="es_ES" w:bidi="es_ES"/>
+        </w:rPr>
+      </w:r>
+    </w:p>
+    <w:p>
+      <w:pPr/>
+      <w:r>
+        <w:rPr>
+          <w:lang w:val="es_ES" w:bidi="es_ES"/>
+        </w:rPr>
+      </w:r>
+      <w:r>
+        <w:rPr>
+          <w:lang w:val="es_ES" w:bidi="es_ES"/>
+        </w:rPr>
         <w:t>Este poético prólogo refleja el mensaje del prólogo del Evangelio de Juan (</w:t>
       </w:r>
       <w:hyperlink r:id="rId19">
         <w:r>
           <w:rPr>
+            <w:lang w:val="es_ES" w:bidi="es_ES"/>
+          </w:rPr>
+          <w:rPr>
             <w:color w:val="0000EE"/>
             <w:u w:val="single"/>
           </w:rPr>
@@ -247,31 +435,65 @@
         </w:r>
       </w:hyperlink>
       <w:r>
+        <w:rPr>
+          <w:lang w:val="es_ES" w:bidi="es_ES"/>
+        </w:rPr>
         <w:t>). • El nosotros que aparece a lo largo del prólogo se refiere a Juan y a los otros apóstoles, y quizás a otros cristianos que habían visto y tocado a Jesucristo. Los apóstoles fueron testigos presenciales de Jesús y tenían comunión personal con Dios a través de él. Juan, representando a los apóstoles, ahora invita a los lectores a unirse a esa comunión.</w:t>
       </w:r>
-      <w:r/>
-      <w:r/>
-    </w:p>
-    <w:p>
-      <w:r/>
+      <w:r>
+        <w:rPr>
+          <w:lang w:val="es_ES" w:bidi="es_ES"/>
+        </w:rPr>
+      </w:r>
+      <w:r>
+        <w:rPr>
+          <w:lang w:val="es_ES" w:bidi="es_ES"/>
+        </w:rPr>
+      </w:r>
+    </w:p>
+    <w:p>
+      <w:pPr/>
+      <w:r>
+        <w:rPr>
+          <w:lang w:val="es_ES" w:bidi="es_ES"/>
+        </w:rPr>
+      </w:r>
     </w:p>
     <w:p>
       <w:pPr>
         <w:pStyle w:val="Heading2"/>
       </w:pPr>
       <w:r>
+        <w:rPr>
+          <w:lang w:val="es_ES" w:bidi="es_ES"/>
+        </w:rPr>
         <w:t>1 Juan 1:2</w:t>
       </w:r>
-      <w:r/>
-    </w:p>
-    <w:p>
-      <w:r/>
-      <w:r>
+      <w:r>
+        <w:rPr>
+          <w:lang w:val="es_ES" w:bidi="es_ES"/>
+        </w:rPr>
+      </w:r>
+    </w:p>
+    <w:p>
+      <w:pPr/>
+      <w:r>
+        <w:rPr>
+          <w:lang w:val="es_ES" w:bidi="es_ES"/>
+        </w:rPr>
+      </w:r>
+      <w:r>
+        <w:rPr>
+          <w:lang w:val="es_ES" w:bidi="es_ES"/>
+        </w:rPr>
         <w:t xml:space="preserve">La vida (griego zōē): a lo largo del Nuevo Testamento, esta palabra se utiliza para referirse a la vida eterna de Dios (por ejemplo, </w:t>
       </w:r>
       <w:hyperlink r:id="rId20">
         <w:r>
           <w:rPr>
+            <w:lang w:val="es_ES" w:bidi="es_ES"/>
+          </w:rPr>
+          <w:rPr>
             <w:color w:val="0000EE"/>
             <w:u w:val="single"/>
           </w:rPr>
@@ -279,81 +501,173 @@
         </w:r>
       </w:hyperlink>
       <w:r>
+        <w:rPr>
+          <w:lang w:val="es_ES" w:bidi="es_ES"/>
+        </w:rPr>
         <w:t xml:space="preserve">). Esta vida reside en Cristo, y él la ofrece a todos los que creen en él. • </w:t>
       </w:r>
       <w:r>
+        <w:rPr>
+          <w:lang w:val="es_ES" w:bidi="es_ES"/>
+        </w:rPr>
         <w:t>La cual</w:t>
       </w:r>
       <w:r>
+        <w:rPr>
+          <w:lang w:val="es_ES" w:bidi="es_ES"/>
+        </w:rPr>
         <w:t xml:space="preserve"> ... </w:t>
       </w:r>
       <w:r>
+        <w:rPr>
+          <w:lang w:val="es_ES" w:bidi="es_ES"/>
+        </w:rPr>
         <w:t>nos ha aparecido</w:t>
       </w:r>
       <w:r>
+        <w:rPr>
+          <w:lang w:val="es_ES" w:bidi="es_ES"/>
+        </w:rPr>
         <w:t>: Jesús, el Cristo, fue conocido por sus apóstoles como un ser humano durante su ministerio terrenal.</w:t>
       </w:r>
-      <w:r/>
-      <w:r/>
-    </w:p>
-    <w:p>
-      <w:r/>
+      <w:r>
+        <w:rPr>
+          <w:lang w:val="es_ES" w:bidi="es_ES"/>
+        </w:rPr>
+      </w:r>
+      <w:r>
+        <w:rPr>
+          <w:lang w:val="es_ES" w:bidi="es_ES"/>
+        </w:rPr>
+      </w:r>
+    </w:p>
+    <w:p>
+      <w:pPr/>
+      <w:r>
+        <w:rPr>
+          <w:lang w:val="es_ES" w:bidi="es_ES"/>
+        </w:rPr>
+      </w:r>
     </w:p>
     <w:p>
       <w:pPr>
         <w:pStyle w:val="Heading2"/>
       </w:pPr>
       <w:r>
+        <w:rPr>
+          <w:lang w:val="es_ES" w:bidi="es_ES"/>
+        </w:rPr>
         <w:t>1 Juan 1:3</w:t>
       </w:r>
-      <w:r/>
-    </w:p>
-    <w:p>
-      <w:r/>
-      <w:r>
+      <w:r>
+        <w:rPr>
+          <w:lang w:val="es_ES" w:bidi="es_ES"/>
+        </w:rPr>
+      </w:r>
+    </w:p>
+    <w:p>
+      <w:pPr/>
+      <w:r>
+        <w:rPr>
+          <w:lang w:val="es_ES" w:bidi="es_ES"/>
+        </w:rPr>
+      </w:r>
+      <w:r>
+        <w:rPr>
+          <w:lang w:val="es_ES" w:bidi="es_ES"/>
+        </w:rPr>
         <w:t>Lo que hemos visto</w:t>
       </w:r>
       <w:r>
+        <w:rPr>
+          <w:lang w:val="es_ES" w:bidi="es_ES"/>
+        </w:rPr>
         <w:t xml:space="preserve">: la Palabra de vida, como hombre, reveló a Dios a los apóstoles. • </w:t>
       </w:r>
       <w:r>
+        <w:rPr>
+          <w:lang w:val="es_ES" w:bidi="es_ES"/>
+        </w:rPr>
         <w:t>Nuestra comunión verdaderamente es con el Padre, y con su Hijo</w:t>
       </w:r>
       <w:r>
+        <w:rPr>
+          <w:lang w:val="es_ES" w:bidi="es_ES"/>
+        </w:rPr>
         <w:t xml:space="preserve">: una vez que el Espíritu regeneró a los apóstoles, ellos entraron en comunión espiritual con el Padre y el Hijo. • </w:t>
       </w:r>
       <w:r>
+        <w:rPr>
+          <w:lang w:val="es_ES" w:bidi="es_ES"/>
+        </w:rPr>
         <w:t>Vosotros tengáis comunión con nosotros</w:t>
       </w:r>
       <w:r>
+        <w:rPr>
+          <w:lang w:val="es_ES" w:bidi="es_ES"/>
+        </w:rPr>
         <w:t>: quien haya entrado en comunión con los apóstoles al asociarse con ellos mientras estaban vivos, o entra ahora al permanecer en sus enseñanzas, tiene comunión con el Padre y el Hijo a través de ellos.</w:t>
       </w:r>
-      <w:r/>
-      <w:r/>
-    </w:p>
-    <w:p>
-      <w:r/>
+      <w:r>
+        <w:rPr>
+          <w:lang w:val="es_ES" w:bidi="es_ES"/>
+        </w:rPr>
+      </w:r>
+      <w:r>
+        <w:rPr>
+          <w:lang w:val="es_ES" w:bidi="es_ES"/>
+        </w:rPr>
+      </w:r>
+    </w:p>
+    <w:p>
+      <w:pPr/>
+      <w:r>
+        <w:rPr>
+          <w:lang w:val="es_ES" w:bidi="es_ES"/>
+        </w:rPr>
+      </w:r>
     </w:p>
     <w:p>
       <w:pPr>
         <w:pStyle w:val="Heading2"/>
       </w:pPr>
       <w:r>
+        <w:rPr>
+          <w:lang w:val="es_ES" w:bidi="es_ES"/>
+        </w:rPr>
         <w:t>1 Juan 1:4</w:t>
       </w:r>
-      <w:r/>
-    </w:p>
-    <w:p>
-      <w:r/>
-      <w:r>
+      <w:r>
+        <w:rPr>
+          <w:lang w:val="es_ES" w:bidi="es_ES"/>
+        </w:rPr>
+      </w:r>
+    </w:p>
+    <w:p>
+      <w:pPr/>
+      <w:r>
+        <w:rPr>
+          <w:lang w:val="es_ES" w:bidi="es_ES"/>
+        </w:rPr>
+      </w:r>
+      <w:r>
+        <w:rPr>
+          <w:lang w:val="es_ES" w:bidi="es_ES"/>
+        </w:rPr>
         <w:t>Para que vuestro gozo sea cumplido</w:t>
       </w:r>
       <w:r>
+        <w:rPr>
+          <w:lang w:val="es_ES" w:bidi="es_ES"/>
+        </w:rPr>
         <w:t>: la alegría que experimentan los apóstoles proviene de su comunión con Dios el Padre y el Hijo (</w:t>
       </w:r>
       <w:hyperlink r:id="rId21">
         <w:r>
           <w:rPr>
+            <w:lang w:val="es_ES" w:bidi="es_ES"/>
+          </w:rPr>
+          <w:rPr>
             <w:color w:val="0000EE"/>
             <w:u w:val="single"/>
           </w:rPr>
@@ -361,31 +675,65 @@
         </w:r>
       </w:hyperlink>
       <w:r>
+        <w:rPr>
+          <w:lang w:val="es_ES" w:bidi="es_ES"/>
+        </w:rPr>
         <w:t>). Los lectores "compartirán" esta alegría al entrar en la misma comunión.</w:t>
       </w:r>
-      <w:r/>
-      <w:r/>
-    </w:p>
-    <w:p>
-      <w:r/>
+      <w:r>
+        <w:rPr>
+          <w:lang w:val="es_ES" w:bidi="es_ES"/>
+        </w:rPr>
+      </w:r>
+      <w:r>
+        <w:rPr>
+          <w:lang w:val="es_ES" w:bidi="es_ES"/>
+        </w:rPr>
+      </w:r>
+    </w:p>
+    <w:p>
+      <w:pPr/>
+      <w:r>
+        <w:rPr>
+          <w:lang w:val="es_ES" w:bidi="es_ES"/>
+        </w:rPr>
+      </w:r>
     </w:p>
     <w:p>
       <w:pPr>
         <w:pStyle w:val="Heading2"/>
       </w:pPr>
       <w:r>
+        <w:rPr>
+          <w:lang w:val="es_ES" w:bidi="es_ES"/>
+        </w:rPr>
         <w:t>1 Juan 1:5</w:t>
       </w:r>
-      <w:r/>
-    </w:p>
-    <w:p>
-      <w:r/>
-      <w:r>
+      <w:r>
+        <w:rPr>
+          <w:lang w:val="es_ES" w:bidi="es_ES"/>
+        </w:rPr>
+      </w:r>
+    </w:p>
+    <w:p>
+      <w:pPr/>
+      <w:r>
+        <w:rPr>
+          <w:lang w:val="es_ES" w:bidi="es_ES"/>
+        </w:rPr>
+      </w:r>
+      <w:r>
+        <w:rPr>
+          <w:lang w:val="es_ES" w:bidi="es_ES"/>
+        </w:rPr>
         <w:t xml:space="preserve">Dios es luz: esta "luz" brilló a través de Jesucristo a todos con quienes tuvo contacto, para exponer su pecado e iluminar la naturaleza moral y el carácter de Dios (ver </w:t>
       </w:r>
       <w:hyperlink r:id="rId22">
         <w:r>
           <w:rPr>
+            <w:lang w:val="es_ES" w:bidi="es_ES"/>
+          </w:rPr>
+          <w:rPr>
             <w:color w:val="0000EE"/>
             <w:u w:val="single"/>
           </w:rPr>
@@ -393,11 +741,17 @@
         </w:r>
       </w:hyperlink>
       <w:r>
+        <w:rPr>
+          <w:lang w:val="es_ES" w:bidi="es_ES"/>
+        </w:rPr>
         <w:t>,</w:t>
       </w:r>
       <w:hyperlink r:id="rId23">
         <w:r>
           <w:rPr>
+            <w:lang w:val="es_ES" w:bidi="es_ES"/>
+          </w:rPr>
+          <w:rPr>
             <w:color w:val="0000EE"/>
             <w:u w:val="single"/>
           </w:rPr>
@@ -405,11 +759,17 @@
         </w:r>
       </w:hyperlink>
       <w:r>
+        <w:rPr>
+          <w:lang w:val="es_ES" w:bidi="es_ES"/>
+        </w:rPr>
         <w:t xml:space="preserve"> </w:t>
       </w:r>
       <w:hyperlink r:id="rId24">
         <w:r>
           <w:rPr>
+            <w:lang w:val="es_ES" w:bidi="es_ES"/>
+          </w:rPr>
+          <w:rPr>
             <w:color w:val="0000EE"/>
             <w:u w:val="single"/>
           </w:rPr>
@@ -417,11 +777,17 @@
         </w:r>
       </w:hyperlink>
       <w:r>
+        <w:rPr>
+          <w:lang w:val="es_ES" w:bidi="es_ES"/>
+        </w:rPr>
         <w:t xml:space="preserve"> </w:t>
       </w:r>
       <w:hyperlink r:id="rId25">
         <w:r>
           <w:rPr>
+            <w:lang w:val="es_ES" w:bidi="es_ES"/>
+          </w:rPr>
+          <w:rPr>
             <w:color w:val="0000EE"/>
             <w:u w:val="single"/>
           </w:rPr>
@@ -431,6 +797,9 @@
       <w:hyperlink r:id="rId26">
         <w:r>
           <w:rPr>
+            <w:lang w:val="es_ES" w:bidi="es_ES"/>
+          </w:rPr>
+          <w:rPr>
             <w:color w:val="0000EE"/>
             <w:u w:val="single"/>
           </w:rPr>
@@ -438,11 +807,17 @@
         </w:r>
       </w:hyperlink>
       <w:r>
+        <w:rPr>
+          <w:lang w:val="es_ES" w:bidi="es_ES"/>
+        </w:rPr>
         <w:t xml:space="preserve"> </w:t>
       </w:r>
       <w:hyperlink r:id="rId27">
         <w:r>
           <w:rPr>
+            <w:lang w:val="es_ES" w:bidi="es_ES"/>
+          </w:rPr>
+          <w:rPr>
             <w:color w:val="0000EE"/>
             <w:u w:val="single"/>
           </w:rPr>
@@ -450,11 +825,17 @@
         </w:r>
       </w:hyperlink>
       <w:r>
+        <w:rPr>
+          <w:lang w:val="es_ES" w:bidi="es_ES"/>
+        </w:rPr>
         <w:t>,</w:t>
       </w:r>
       <w:hyperlink r:id="rId28">
         <w:r>
           <w:rPr>
+            <w:lang w:val="es_ES" w:bidi="es_ES"/>
+          </w:rPr>
+          <w:rPr>
             <w:color w:val="0000EE"/>
             <w:u w:val="single"/>
           </w:rPr>
@@ -462,11 +843,17 @@
         </w:r>
       </w:hyperlink>
       <w:r>
+        <w:rPr>
+          <w:lang w:val="es_ES" w:bidi="es_ES"/>
+        </w:rPr>
         <w:t>). En los escritos de Juan, “luz” representa la santidad y revelación de Dios. Es lo opuesto a la falsa enseñanza y la vida indisciplinada, que es “oscuridad” (</w:t>
       </w:r>
       <w:hyperlink r:id="rId29">
         <w:r>
           <w:rPr>
+            <w:lang w:val="es_ES" w:bidi="es_ES"/>
+          </w:rPr>
+          <w:rPr>
             <w:color w:val="0000EE"/>
             <w:u w:val="single"/>
           </w:rPr>
@@ -474,31 +861,65 @@
         </w:r>
       </w:hyperlink>
       <w:r>
+        <w:rPr>
+          <w:lang w:val="es_ES" w:bidi="es_ES"/>
+        </w:rPr>
         <w:t>).</w:t>
       </w:r>
-      <w:r/>
-      <w:r/>
-    </w:p>
-    <w:p>
-      <w:r/>
+      <w:r>
+        <w:rPr>
+          <w:lang w:val="es_ES" w:bidi="es_ES"/>
+        </w:rPr>
+      </w:r>
+      <w:r>
+        <w:rPr>
+          <w:lang w:val="es_ES" w:bidi="es_ES"/>
+        </w:rPr>
+      </w:r>
+    </w:p>
+    <w:p>
+      <w:pPr/>
+      <w:r>
+        <w:rPr>
+          <w:lang w:val="es_ES" w:bidi="es_ES"/>
+        </w:rPr>
+      </w:r>
     </w:p>
     <w:p>
       <w:pPr>
         <w:pStyle w:val="Heading2"/>
       </w:pPr>
       <w:r>
+        <w:rPr>
+          <w:lang w:val="es_ES" w:bidi="es_ES"/>
+        </w:rPr>
         <w:t>1 Juan 1:5–2:6</w:t>
       </w:r>
-      <w:r/>
-    </w:p>
-    <w:p>
-      <w:r/>
-      <w:r>
+      <w:r>
+        <w:rPr>
+          <w:lang w:val="es_ES" w:bidi="es_ES"/>
+        </w:rPr>
+      </w:r>
+    </w:p>
+    <w:p>
+      <w:pPr/>
+      <w:r>
+        <w:rPr>
+          <w:lang w:val="es_ES" w:bidi="es_ES"/>
+        </w:rPr>
+      </w:r>
+      <w:r>
+        <w:rPr>
+          <w:lang w:val="es_ES" w:bidi="es_ES"/>
+        </w:rPr>
         <w:t xml:space="preserve">Aquí, Juan se centra en el primer aspecto de vivir en comunión con Dios. Vivir en la luz significa que los creyentes reconocerán que son pecadores, pero también comprenderán que Jesús es su Protector para hacerlos justos ante Dios (ver </w:t>
       </w:r>
       <w:hyperlink r:id="rId30">
         <w:r>
           <w:rPr>
+            <w:lang w:val="es_ES" w:bidi="es_ES"/>
+          </w:rPr>
+          <w:rPr>
             <w:color w:val="0000EE"/>
             <w:u w:val="single"/>
           </w:rPr>
@@ -506,31 +927,65 @@
         </w:r>
       </w:hyperlink>
       <w:r>
+        <w:rPr>
+          <w:lang w:val="es_ES" w:bidi="es_ES"/>
+        </w:rPr>
         <w:t>).</w:t>
       </w:r>
-      <w:r/>
-      <w:r/>
-    </w:p>
-    <w:p>
-      <w:r/>
+      <w:r>
+        <w:rPr>
+          <w:lang w:val="es_ES" w:bidi="es_ES"/>
+        </w:rPr>
+      </w:r>
+      <w:r>
+        <w:rPr>
+          <w:lang w:val="es_ES" w:bidi="es_ES"/>
+        </w:rPr>
+      </w:r>
+    </w:p>
+    <w:p>
+      <w:pPr/>
+      <w:r>
+        <w:rPr>
+          <w:lang w:val="es_ES" w:bidi="es_ES"/>
+        </w:rPr>
+      </w:r>
     </w:p>
     <w:p>
       <w:pPr>
         <w:pStyle w:val="Heading2"/>
       </w:pPr>
       <w:r>
+        <w:rPr>
+          <w:lang w:val="es_ES" w:bidi="es_ES"/>
+        </w:rPr>
         <w:t>1 Juan 1:6</w:t>
       </w:r>
-      <w:r/>
-    </w:p>
-    <w:p>
-      <w:r/>
-      <w:r>
+      <w:r>
+        <w:rPr>
+          <w:lang w:val="es_ES" w:bidi="es_ES"/>
+        </w:rPr>
+      </w:r>
+    </w:p>
+    <w:p>
+      <w:pPr/>
+      <w:r>
+        <w:rPr>
+          <w:lang w:val="es_ES" w:bidi="es_ES"/>
+        </w:rPr>
+      </w:r>
+      <w:r>
+        <w:rPr>
+          <w:lang w:val="es_ES" w:bidi="es_ES"/>
+        </w:rPr>
         <w:t>Esta es la primera de varias ocasiones en las que Juan desafía las afirmaciones de los gnósticos, quienes se habían separado de la comunión apostólica y, por lo tanto, vivían en oscuridad espiritual. Ellos afirmaban tener comunión con Dios, pero no reflejaban su carácter, que es luz. Jesús había advertido a los líderes judíos de su tiempo que no permitieran que la luz que creían tener se convirtiera en oscuridad (</w:t>
       </w:r>
       <w:hyperlink r:id="rId31">
         <w:r>
           <w:rPr>
+            <w:lang w:val="es_ES" w:bidi="es_ES"/>
+          </w:rPr>
+          <w:rPr>
             <w:color w:val="0000EE"/>
             <w:u w:val="single"/>
           </w:rPr>
@@ -538,31 +993,65 @@
         </w:r>
       </w:hyperlink>
       <w:r>
+        <w:rPr>
+          <w:lang w:val="es_ES" w:bidi="es_ES"/>
+        </w:rPr>
         <w:t>), sus creencias religiosas los habían cegado a la iluminación espiritual que podrían haber recibido de Cristo. De manera similar, estos maestros gnósticos pensaban que estaban iluminados, pero en realidad estaban oscurecidos por sus supuestas iluminaciones. Afirmaban tener experiencias espirituales de Dios, pero rechazaban la comunión con aquellos que realmente habían visto a Dios en la carne, es decir, Juan y los otros apóstoles.</w:t>
       </w:r>
-      <w:r/>
-      <w:r/>
-    </w:p>
-    <w:p>
-      <w:r/>
+      <w:r>
+        <w:rPr>
+          <w:lang w:val="es_ES" w:bidi="es_ES"/>
+        </w:rPr>
+      </w:r>
+      <w:r>
+        <w:rPr>
+          <w:lang w:val="es_ES" w:bidi="es_ES"/>
+        </w:rPr>
+      </w:r>
+    </w:p>
+    <w:p>
+      <w:pPr/>
+      <w:r>
+        <w:rPr>
+          <w:lang w:val="es_ES" w:bidi="es_ES"/>
+        </w:rPr>
+      </w:r>
     </w:p>
     <w:p>
       <w:pPr>
         <w:pStyle w:val="Heading2"/>
       </w:pPr>
       <w:r>
+        <w:rPr>
+          <w:lang w:val="es_ES" w:bidi="es_ES"/>
+        </w:rPr>
         <w:t>1 Juan 1:7</w:t>
       </w:r>
-      <w:r/>
-    </w:p>
-    <w:p>
-      <w:r/>
-      <w:r>
+      <w:r>
+        <w:rPr>
+          <w:lang w:val="es_ES" w:bidi="es_ES"/>
+        </w:rPr>
+      </w:r>
+    </w:p>
+    <w:p>
+      <w:pPr/>
+      <w:r>
+        <w:rPr>
+          <w:lang w:val="es_ES" w:bidi="es_ES"/>
+        </w:rPr>
+      </w:r>
+      <w:r>
+        <w:rPr>
+          <w:lang w:val="es_ES" w:bidi="es_ES"/>
+        </w:rPr>
         <w:t>Los creyentes tienen comunión entre sí y con Dios mientras viven en la luz. No se puede afirmar tener comunión con Dios y luego negarse a tener comunión con el pueblo de Dios. Este fue el caso de los gnósticos. Los apóstoles de Cristo conocieron a Jesucristo como Dios encarnado y continuaban teniendo comunión espiritual con él (</w:t>
       </w:r>
       <w:hyperlink r:id="rId21">
         <w:r>
           <w:rPr>
+            <w:lang w:val="es_ES" w:bidi="es_ES"/>
+          </w:rPr>
+          <w:rPr>
             <w:color w:val="0000EE"/>
             <w:u w:val="single"/>
           </w:rPr>
@@ -570,34 +1059,71 @@
         </w:r>
       </w:hyperlink>
       <w:r>
+        <w:rPr>
+          <w:lang w:val="es_ES" w:bidi="es_ES"/>
+        </w:rPr>
         <w:t>).</w:t>
       </w:r>
-      <w:r/>
-      <w:r/>
-    </w:p>
-    <w:p>
-      <w:r/>
+      <w:r>
+        <w:rPr>
+          <w:lang w:val="es_ES" w:bidi="es_ES"/>
+        </w:rPr>
+      </w:r>
+      <w:r>
+        <w:rPr>
+          <w:lang w:val="es_ES" w:bidi="es_ES"/>
+        </w:rPr>
+      </w:r>
+    </w:p>
+    <w:p>
+      <w:pPr/>
+      <w:r>
+        <w:rPr>
+          <w:lang w:val="es_ES" w:bidi="es_ES"/>
+        </w:rPr>
+      </w:r>
     </w:p>
     <w:p>
       <w:pPr>
         <w:pStyle w:val="Heading2"/>
       </w:pPr>
       <w:r>
+        <w:rPr>
+          <w:lang w:val="es_ES" w:bidi="es_ES"/>
+        </w:rPr>
         <w:t>1 Juan 1:8</w:t>
       </w:r>
-      <w:r/>
-    </w:p>
-    <w:p>
-      <w:r/>
-      <w:r>
+      <w:r>
+        <w:rPr>
+          <w:lang w:val="es_ES" w:bidi="es_ES"/>
+        </w:rPr>
+      </w:r>
+    </w:p>
+    <w:p>
+      <w:pPr/>
+      <w:r>
+        <w:rPr>
+          <w:lang w:val="es_ES" w:bidi="es_ES"/>
+        </w:rPr>
+      </w:r>
+      <w:r>
+        <w:rPr>
+          <w:lang w:val="es_ES" w:bidi="es_ES"/>
+        </w:rPr>
         <w:t>Si dijéremos que no tenemos pecado</w:t>
       </w:r>
       <w:r>
+        <w:rPr>
+          <w:lang w:val="es_ES" w:bidi="es_ES"/>
+        </w:rPr>
         <w:t xml:space="preserve">: esta es la segunda afirmación falsa de los gnósticos (ver </w:t>
       </w:r>
       <w:hyperlink r:id="rId29">
         <w:r>
           <w:rPr>
+            <w:lang w:val="es_ES" w:bidi="es_ES"/>
+          </w:rPr>
+          <w:rPr>
             <w:color w:val="0000EE"/>
             <w:u w:val="single"/>
           </w:rPr>
@@ -605,11 +1131,17 @@
         </w:r>
       </w:hyperlink>
       <w:r>
+        <w:rPr>
+          <w:lang w:val="es_ES" w:bidi="es_ES"/>
+        </w:rPr>
         <w:t xml:space="preserve">). Afirmaban que eran o podían ser libres de pecado ya que Cristo había abolido sus pecados de una vez por todas, y su conocimiento superior los elevaría por encima del ámbito del pecado. Sin embargo, los cristianos todavía pecan cuando viven en su vieja naturaleza (ver </w:t>
       </w:r>
       <w:hyperlink r:id="rId32">
         <w:r>
           <w:rPr>
+            <w:lang w:val="es_ES" w:bidi="es_ES"/>
+          </w:rPr>
+          <w:rPr>
             <w:color w:val="0000EE"/>
             <w:u w:val="single"/>
           </w:rPr>
@@ -617,11 +1149,17 @@
         </w:r>
       </w:hyperlink>
       <w:r>
+        <w:rPr>
+          <w:lang w:val="es_ES" w:bidi="es_ES"/>
+        </w:rPr>
         <w:t>). El verdadero cristiano reconoce este pecado (</w:t>
       </w:r>
       <w:hyperlink r:id="rId33">
         <w:r>
           <w:rPr>
+            <w:lang w:val="es_ES" w:bidi="es_ES"/>
+          </w:rPr>
+          <w:rPr>
             <w:color w:val="0000EE"/>
             <w:u w:val="single"/>
           </w:rPr>
@@ -629,80 +1167,179 @@
         </w:r>
       </w:hyperlink>
       <w:r>
+        <w:rPr>
+          <w:lang w:val="es_ES" w:bidi="es_ES"/>
+        </w:rPr>
         <w:t>) y confía en Cristo para quitarlo.</w:t>
       </w:r>
-      <w:r/>
-      <w:r/>
-    </w:p>
-    <w:p>
-      <w:r/>
+      <w:r>
+        <w:rPr>
+          <w:lang w:val="es_ES" w:bidi="es_ES"/>
+        </w:rPr>
+      </w:r>
+      <w:r>
+        <w:rPr>
+          <w:lang w:val="es_ES" w:bidi="es_ES"/>
+        </w:rPr>
+      </w:r>
+    </w:p>
+    <w:p>
+      <w:pPr/>
+      <w:r>
+        <w:rPr>
+          <w:lang w:val="es_ES" w:bidi="es_ES"/>
+        </w:rPr>
+      </w:r>
     </w:p>
     <w:p>
       <w:pPr>
         <w:pStyle w:val="Heading2"/>
       </w:pPr>
       <w:r>
+        <w:rPr>
+          <w:lang w:val="es_ES" w:bidi="es_ES"/>
+        </w:rPr>
         <w:t>1 Juan 1:9</w:t>
       </w:r>
-      <w:r/>
-    </w:p>
-    <w:p>
-      <w:r/>
-      <w:r>
+      <w:r>
+        <w:rPr>
+          <w:lang w:val="es_ES" w:bidi="es_ES"/>
+        </w:rPr>
+      </w:r>
+    </w:p>
+    <w:p>
+      <w:pPr/>
+      <w:r>
+        <w:rPr>
+          <w:lang w:val="es_ES" w:bidi="es_ES"/>
+        </w:rPr>
+      </w:r>
+      <w:r>
+        <w:rPr>
+          <w:lang w:val="es_ES" w:bidi="es_ES"/>
+        </w:rPr>
         <w:t>Para mantener una comunión continua con Dios, necesitamos confesarle nuestros pecados. El perdón y la purificación están garantizados porque Dios es fiel a sus promesas y actúa sobre la base de su justicia. La muerte de Cristo por nuestros pecados satisface la justicia de Dios y nos absuelve de nuestra culpa.</w:t>
       </w:r>
-      <w:r/>
-      <w:r/>
-    </w:p>
-    <w:p>
-      <w:r/>
+      <w:r>
+        <w:rPr>
+          <w:lang w:val="es_ES" w:bidi="es_ES"/>
+        </w:rPr>
+      </w:r>
+      <w:r>
+        <w:rPr>
+          <w:lang w:val="es_ES" w:bidi="es_ES"/>
+        </w:rPr>
+      </w:r>
+    </w:p>
+    <w:p>
+      <w:pPr/>
+      <w:r>
+        <w:rPr>
+          <w:lang w:val="es_ES" w:bidi="es_ES"/>
+        </w:rPr>
+      </w:r>
     </w:p>
     <w:p>
       <w:pPr>
         <w:pStyle w:val="Heading2"/>
       </w:pPr>
       <w:r>
+        <w:rPr>
+          <w:lang w:val="es_ES" w:bidi="es_ES"/>
+        </w:rPr>
         <w:t>1 Juan 1:10</w:t>
       </w:r>
-      <w:r/>
-    </w:p>
-    <w:p>
-      <w:r/>
-      <w:r>
+      <w:r>
+        <w:rPr>
+          <w:lang w:val="es_ES" w:bidi="es_ES"/>
+        </w:rPr>
+      </w:r>
+    </w:p>
+    <w:p>
+      <w:pPr/>
+      <w:r>
+        <w:rPr>
+          <w:lang w:val="es_ES" w:bidi="es_ES"/>
+        </w:rPr>
+      </w:r>
+      <w:r>
+        <w:rPr>
+          <w:lang w:val="es_ES" w:bidi="es_ES"/>
+        </w:rPr>
         <w:t>Si dijéremos que no hemos pecado, lo hacemos á él mentiroso</w:t>
       </w:r>
       <w:r>
+        <w:rPr>
+          <w:lang w:val="es_ES" w:bidi="es_ES"/>
+        </w:rPr>
         <w:t xml:space="preserve">: la palabra de Dios enfatiza la naturaleza omnipresente y penetrante del pecado (ver </w:t>
       </w:r>
       <w:r>
+        <w:rPr>
+          <w:lang w:val="es_ES" w:bidi="es_ES"/>
+        </w:rPr>
         <w:t>nota de estudio sobre 1:8</w:t>
       </w:r>
       <w:r>
+        <w:rPr>
+          <w:lang w:val="es_ES" w:bidi="es_ES"/>
+        </w:rPr>
         <w:t>).</w:t>
       </w:r>
-      <w:r/>
-      <w:r/>
-    </w:p>
-    <w:p>
-      <w:r/>
+      <w:r>
+        <w:rPr>
+          <w:lang w:val="es_ES" w:bidi="es_ES"/>
+        </w:rPr>
+      </w:r>
+      <w:r>
+        <w:rPr>
+          <w:lang w:val="es_ES" w:bidi="es_ES"/>
+        </w:rPr>
+      </w:r>
+    </w:p>
+    <w:p>
+      <w:pPr/>
+      <w:r>
+        <w:rPr>
+          <w:lang w:val="es_ES" w:bidi="es_ES"/>
+        </w:rPr>
+      </w:r>
     </w:p>
     <w:p>
       <w:pPr>
         <w:pStyle w:val="Heading2"/>
       </w:pPr>
       <w:r>
+        <w:rPr>
+          <w:lang w:val="es_ES" w:bidi="es_ES"/>
+        </w:rPr>
         <w:t>1 Juan 2:1</w:t>
       </w:r>
-      <w:r/>
-    </w:p>
-    <w:p>
-      <w:r/>
-      <w:r>
+      <w:r>
+        <w:rPr>
+          <w:lang w:val="es_ES" w:bidi="es_ES"/>
+        </w:rPr>
+      </w:r>
+    </w:p>
+    <w:p>
+      <w:pPr/>
+      <w:r>
+        <w:rPr>
+          <w:lang w:val="es_ES" w:bidi="es_ES"/>
+        </w:rPr>
+      </w:r>
+      <w:r>
+        <w:rPr>
+          <w:lang w:val="es_ES" w:bidi="es_ES"/>
+        </w:rPr>
         <w:t>Para vivir "en la luz" (</w:t>
       </w:r>
       <w:hyperlink r:id="rId34">
         <w:r>
           <w:rPr>
+            <w:lang w:val="es_ES" w:bidi="es_ES"/>
+          </w:rPr>
+          <w:rPr>
             <w:color w:val="0000EE"/>
             <w:u w:val="single"/>
           </w:rPr>
@@ -710,11 +1347,17 @@
         </w:r>
       </w:hyperlink>
       <w:r>
+        <w:rPr>
+          <w:lang w:val="es_ES" w:bidi="es_ES"/>
+        </w:rPr>
         <w:t>), uno debe confesar sus pecados (</w:t>
       </w:r>
       <w:hyperlink r:id="rId33">
         <w:r>
           <w:rPr>
+            <w:lang w:val="es_ES" w:bidi="es_ES"/>
+          </w:rPr>
+          <w:rPr>
             <w:color w:val="0000EE"/>
             <w:u w:val="single"/>
           </w:rPr>
@@ -722,11 +1365,17 @@
         </w:r>
       </w:hyperlink>
       <w:r>
+        <w:rPr>
+          <w:lang w:val="es_ES" w:bidi="es_ES"/>
+        </w:rPr>
         <w:t xml:space="preserve">) y dejar de pecar. Juan enfatiza el pecado en el capítulo </w:t>
       </w:r>
       <w:hyperlink r:id="rId35">
         <w:r>
           <w:rPr>
+            <w:lang w:val="es_ES" w:bidi="es_ES"/>
+          </w:rPr>
+          <w:rPr>
             <w:color w:val="0000EE"/>
             <w:u w:val="single"/>
           </w:rPr>
@@ -734,32 +1383,54 @@
         </w:r>
       </w:hyperlink>
       <w:r>
+        <w:rPr>
+          <w:lang w:val="es_ES" w:bidi="es_ES"/>
+        </w:rPr>
         <w:t xml:space="preserve"> para que los creyentes desprecien su pecado y lo eviten. • </w:t>
       </w:r>
       <w:r>
+        <w:rPr>
+          <w:lang w:val="es_ES" w:bidi="es_ES"/>
+        </w:rPr>
         <w:t>Si alguno hubiere pecado</w:t>
       </w:r>
       <w:r>
+        <w:rPr>
+          <w:lang w:val="es_ES" w:bidi="es_ES"/>
+        </w:rPr>
         <w:t xml:space="preserve">: los creyentes deben repudiar el pecado, pero no deben temer confesar sus pecados a Dios. • </w:t>
       </w:r>
       <w:r>
+        <w:rPr>
+          <w:lang w:val="es_ES" w:bidi="es_ES"/>
+        </w:rPr>
         <w:t>Abogado</w:t>
       </w:r>
       <w:r>
+        <w:rPr>
+          <w:lang w:val="es_ES" w:bidi="es_ES"/>
+        </w:rPr>
         <w:t xml:space="preserve"> (griego paraklētos</w:t>
       </w:r>
       <w:r>
         <w:rPr>
           <w:i/>
+          <w:lang w:val="es_ES" w:bidi="es_ES"/>
         </w:rPr>
         <w:t>,</w:t>
       </w:r>
       <w:r>
+        <w:rPr>
+          <w:lang w:val="es_ES" w:bidi="es_ES"/>
+        </w:rPr>
         <w:t xml:space="preserve"> "uno que es llamado a nuestro lado" como consolador o protector): Cristo es nuestro abogado defensor, representándonos ante el Padre en el cielo (ver </w:t>
       </w:r>
       <w:hyperlink r:id="rId36">
         <w:r>
           <w:rPr>
+            <w:lang w:val="es_ES" w:bidi="es_ES"/>
+          </w:rPr>
+          <w:rPr>
             <w:color w:val="0000EE"/>
             <w:u w:val="single"/>
           </w:rPr>
@@ -767,11 +1438,17 @@
         </w:r>
       </w:hyperlink>
       <w:r>
+        <w:rPr>
+          <w:lang w:val="es_ES" w:bidi="es_ES"/>
+        </w:rPr>
         <w:t xml:space="preserve"> cp. </w:t>
       </w:r>
       <w:hyperlink r:id="rId37">
         <w:r>
           <w:rPr>
+            <w:lang w:val="es_ES" w:bidi="es_ES"/>
+          </w:rPr>
+          <w:rPr>
             <w:color w:val="0000EE"/>
             <w:u w:val="single"/>
           </w:rPr>
@@ -779,11 +1456,17 @@
         </w:r>
       </w:hyperlink>
       <w:r>
+        <w:rPr>
+          <w:lang w:val="es_ES" w:bidi="es_ES"/>
+        </w:rPr>
         <w:t xml:space="preserve">). Jesucristo el justo: nosotros, en contraste, somos pecadores. Debido a que Cristo cumplió la ley y pagó la pena del pecado por nosotros, puede abogar por nosotros en base a la justicia y la misericordia. Cuando Dios resucitó a Cristo de entre los muertos, aceptó de una vez por todas la súplica de Cristo por nuestra absolución (ver </w:t>
       </w:r>
       <w:hyperlink r:id="rId38">
         <w:r>
           <w:rPr>
+            <w:lang w:val="es_ES" w:bidi="es_ES"/>
+          </w:rPr>
+          <w:rPr>
             <w:color w:val="0000EE"/>
             <w:u w:val="single"/>
           </w:rPr>
@@ -791,34 +1474,71 @@
         </w:r>
       </w:hyperlink>
       <w:r>
+        <w:rPr>
+          <w:lang w:val="es_ES" w:bidi="es_ES"/>
+        </w:rPr>
         <w:t>). "La justicia de Cristo está de nuestro lado; porque la justicia de Dios es, en Jesucristo, nuestra" (Martín Lutero).</w:t>
       </w:r>
-      <w:r/>
-      <w:r/>
-    </w:p>
-    <w:p>
-      <w:r/>
+      <w:r>
+        <w:rPr>
+          <w:lang w:val="es_ES" w:bidi="es_ES"/>
+        </w:rPr>
+      </w:r>
+      <w:r>
+        <w:rPr>
+          <w:lang w:val="es_ES" w:bidi="es_ES"/>
+        </w:rPr>
+      </w:r>
+    </w:p>
+    <w:p>
+      <w:pPr/>
+      <w:r>
+        <w:rPr>
+          <w:lang w:val="es_ES" w:bidi="es_ES"/>
+        </w:rPr>
+      </w:r>
     </w:p>
     <w:p>
       <w:pPr>
         <w:pStyle w:val="Heading2"/>
       </w:pPr>
       <w:r>
+        <w:rPr>
+          <w:lang w:val="es_ES" w:bidi="es_ES"/>
+        </w:rPr>
         <w:t>1 Juan 2:2</w:t>
       </w:r>
-      <w:r/>
-    </w:p>
-    <w:p>
-      <w:r/>
-      <w:r>
+      <w:r>
+        <w:rPr>
+          <w:lang w:val="es_ES" w:bidi="es_ES"/>
+        </w:rPr>
+      </w:r>
+    </w:p>
+    <w:p>
+      <w:pPr/>
+      <w:r>
+        <w:rPr>
+          <w:lang w:val="es_ES" w:bidi="es_ES"/>
+        </w:rPr>
+      </w:r>
+      <w:r>
+        <w:rPr>
+          <w:lang w:val="es_ES" w:bidi="es_ES"/>
+        </w:rPr>
         <w:t>La propiciación</w:t>
       </w:r>
       <w:r>
+        <w:rPr>
+          <w:lang w:val="es_ES" w:bidi="es_ES"/>
+        </w:rPr>
         <w:t xml:space="preserve">: la palabra griega hilasmos significa "apaciguamiento mediante sacrificio" (cp. </w:t>
       </w:r>
       <w:hyperlink r:id="rId39">
         <w:r>
           <w:rPr>
+            <w:lang w:val="es_ES" w:bidi="es_ES"/>
+          </w:rPr>
+          <w:rPr>
             <w:color w:val="0000EE"/>
             <w:u w:val="single"/>
           </w:rPr>
@@ -826,11 +1546,17 @@
         </w:r>
       </w:hyperlink>
       <w:r>
+        <w:rPr>
+          <w:lang w:val="es_ES" w:bidi="es_ES"/>
+        </w:rPr>
         <w:t>). Cristo satisfizo la justicia de Dios al morir en nuestro lugar (</w:t>
       </w:r>
       <w:hyperlink r:id="rId40">
         <w:r>
           <w:rPr>
+            <w:lang w:val="es_ES" w:bidi="es_ES"/>
+          </w:rPr>
+          <w:rPr>
             <w:color w:val="0000EE"/>
             <w:u w:val="single"/>
           </w:rPr>
@@ -838,69 +1564,139 @@
         </w:r>
       </w:hyperlink>
       <w:r>
+        <w:rPr>
+          <w:lang w:val="es_ES" w:bidi="es_ES"/>
+        </w:rPr>
         <w:t>).</w:t>
       </w:r>
-      <w:r/>
-      <w:r/>
-    </w:p>
-    <w:p>
-      <w:r/>
+      <w:r>
+        <w:rPr>
+          <w:lang w:val="es_ES" w:bidi="es_ES"/>
+        </w:rPr>
+      </w:r>
+      <w:r>
+        <w:rPr>
+          <w:lang w:val="es_ES" w:bidi="es_ES"/>
+        </w:rPr>
+      </w:r>
+    </w:p>
+    <w:p>
+      <w:pPr/>
+      <w:r>
+        <w:rPr>
+          <w:lang w:val="es_ES" w:bidi="es_ES"/>
+        </w:rPr>
+      </w:r>
     </w:p>
     <w:p>
       <w:pPr>
         <w:pStyle w:val="Heading2"/>
       </w:pPr>
       <w:r>
+        <w:rPr>
+          <w:lang w:val="es_ES" w:bidi="es_ES"/>
+        </w:rPr>
         <w:t>1 Juan 2:3–6</w:t>
       </w:r>
-      <w:r/>
-    </w:p>
-    <w:p>
-      <w:r/>
-      <w:r>
+      <w:r>
+        <w:rPr>
+          <w:lang w:val="es_ES" w:bidi="es_ES"/>
+        </w:rPr>
+      </w:r>
+    </w:p>
+    <w:p>
+      <w:pPr/>
+      <w:r>
+        <w:rPr>
+          <w:lang w:val="es_ES" w:bidi="es_ES"/>
+        </w:rPr>
+      </w:r>
+      <w:r>
+        <w:rPr>
+          <w:lang w:val="es_ES" w:bidi="es_ES"/>
+        </w:rPr>
         <w:t>La obediencia es una clara indicación de que conocemos a Cristo y le pertenecemos. Si no obedecemos a Cristo, es evidente que no le pertenecemos ni le amamos. • A medida que obedecemos a Cristo y sus mandamientos</w:t>
       </w:r>
       <w:r>
         <w:rPr>
           <w:i/>
+          <w:lang w:val="es_ES" w:bidi="es_ES"/>
         </w:rPr>
         <w:t>,</w:t>
       </w:r>
       <w:r>
+        <w:rPr>
+          <w:lang w:val="es_ES" w:bidi="es_ES"/>
+        </w:rPr>
         <w:t xml:space="preserve"> nuestro amor por Dios y nuestro conocimiento de él crecerán hacia la plenitud y madurez. Viviremos ... como Jesús lo hizo</w:t>
       </w:r>
       <w:r>
         <w:rPr>
           <w:i/>
+          <w:lang w:val="es_ES" w:bidi="es_ES"/>
         </w:rPr>
         <w:t>,</w:t>
       </w:r>
       <w:r>
+        <w:rPr>
+          <w:lang w:val="es_ES" w:bidi="es_ES"/>
+        </w:rPr>
         <w:t xml:space="preserve"> en unión con Dios y mostrando amor por los demás.</w:t>
       </w:r>
-      <w:r/>
-      <w:r/>
-    </w:p>
-    <w:p>
-      <w:r/>
+      <w:r>
+        <w:rPr>
+          <w:lang w:val="es_ES" w:bidi="es_ES"/>
+        </w:rPr>
+      </w:r>
+      <w:r>
+        <w:rPr>
+          <w:lang w:val="es_ES" w:bidi="es_ES"/>
+        </w:rPr>
+      </w:r>
+    </w:p>
+    <w:p>
+      <w:pPr/>
+      <w:r>
+        <w:rPr>
+          <w:lang w:val="es_ES" w:bidi="es_ES"/>
+        </w:rPr>
+      </w:r>
     </w:p>
     <w:p>
       <w:pPr>
         <w:pStyle w:val="Heading2"/>
       </w:pPr>
       <w:r>
+        <w:rPr>
+          <w:lang w:val="es_ES" w:bidi="es_ES"/>
+        </w:rPr>
         <w:t>1 Juan 2:7–11</w:t>
       </w:r>
-      <w:r/>
-    </w:p>
-    <w:p>
-      <w:r/>
-      <w:r>
+      <w:r>
+        <w:rPr>
+          <w:lang w:val="es_ES" w:bidi="es_ES"/>
+        </w:rPr>
+      </w:r>
+    </w:p>
+    <w:p>
+      <w:pPr/>
+      <w:r>
+        <w:rPr>
+          <w:lang w:val="es_ES" w:bidi="es_ES"/>
+        </w:rPr>
+      </w:r>
+      <w:r>
+        <w:rPr>
+          <w:lang w:val="es_ES" w:bidi="es_ES"/>
+        </w:rPr>
         <w:t>Los discípulos tenían el antiguo mandamiento de amarse unos a otros desde el principio, dado por el mismo Jesús (</w:t>
       </w:r>
       <w:hyperlink r:id="rId41">
         <w:r>
           <w:rPr>
+            <w:lang w:val="es_ES" w:bidi="es_ES"/>
+          </w:rPr>
+          <w:rPr>
             <w:color w:val="0000EE"/>
             <w:u w:val="single"/>
           </w:rPr>
@@ -908,11 +1704,17 @@
         </w:r>
       </w:hyperlink>
       <w:r>
+        <w:rPr>
+          <w:lang w:val="es_ES" w:bidi="es_ES"/>
+        </w:rPr>
         <w:t>) y presente en el Antiguo Testamento (</w:t>
       </w:r>
       <w:hyperlink r:id="rId42">
         <w:r>
           <w:rPr>
+            <w:lang w:val="es_ES" w:bidi="es_ES"/>
+          </w:rPr>
+          <w:rPr>
             <w:color w:val="0000EE"/>
             <w:u w:val="single"/>
           </w:rPr>
@@ -920,11 +1722,17 @@
         </w:r>
       </w:hyperlink>
       <w:r>
+        <w:rPr>
+          <w:lang w:val="es_ES" w:bidi="es_ES"/>
+        </w:rPr>
         <w:t>,</w:t>
       </w:r>
       <w:hyperlink r:id="rId43">
         <w:r>
           <w:rPr>
+            <w:lang w:val="es_ES" w:bidi="es_ES"/>
+          </w:rPr>
+          <w:rPr>
             <w:color w:val="0000EE"/>
             <w:u w:val="single"/>
           </w:rPr>
@@ -932,31 +1740,65 @@
         </w:r>
       </w:hyperlink>
       <w:r>
+        <w:rPr>
+          <w:lang w:val="es_ES" w:bidi="es_ES"/>
+        </w:rPr>
         <w:t>).</w:t>
       </w:r>
-      <w:r/>
-      <w:r/>
-    </w:p>
-    <w:p>
-      <w:r/>
+      <w:r>
+        <w:rPr>
+          <w:lang w:val="es_ES" w:bidi="es_ES"/>
+        </w:rPr>
+      </w:r>
+      <w:r>
+        <w:rPr>
+          <w:lang w:val="es_ES" w:bidi="es_ES"/>
+        </w:rPr>
+      </w:r>
+    </w:p>
+    <w:p>
+      <w:pPr/>
+      <w:r>
+        <w:rPr>
+          <w:lang w:val="es_ES" w:bidi="es_ES"/>
+        </w:rPr>
+      </w:r>
     </w:p>
     <w:p>
       <w:pPr>
         <w:pStyle w:val="Heading2"/>
       </w:pPr>
       <w:r>
+        <w:rPr>
+          <w:lang w:val="es_ES" w:bidi="es_ES"/>
+        </w:rPr>
         <w:t>1 Juan 2:8</w:t>
       </w:r>
-      <w:r/>
-    </w:p>
-    <w:p>
-      <w:r/>
-      <w:r>
+      <w:r>
+        <w:rPr>
+          <w:lang w:val="es_ES" w:bidi="es_ES"/>
+        </w:rPr>
+      </w:r>
+    </w:p>
+    <w:p>
+      <w:pPr/>
+      <w:r>
+        <w:rPr>
+          <w:lang w:val="es_ES" w:bidi="es_ES"/>
+        </w:rPr>
+      </w:r>
+      <w:r>
+        <w:rPr>
+          <w:lang w:val="es_ES" w:bidi="es_ES"/>
+        </w:rPr>
         <w:t>Sin embargo, también es novedoso: el mandato de Jesús proporcionó una nueva base para su amor mediante su propia demostración de amor a los discípulos (</w:t>
       </w:r>
       <w:hyperlink r:id="rId44">
         <w:r>
           <w:rPr>
+            <w:lang w:val="es_ES" w:bidi="es_ES"/>
+          </w:rPr>
+          <w:rPr>
             <w:color w:val="0000EE"/>
             <w:u w:val="single"/>
           </w:rPr>
@@ -964,55 +1806,103 @@
         </w:r>
       </w:hyperlink>
       <w:r>
+        <w:rPr>
+          <w:lang w:val="es_ES" w:bidi="es_ES"/>
+        </w:rPr>
         <w:t xml:space="preserve">). • </w:t>
       </w:r>
       <w:r>
+        <w:rPr>
+          <w:lang w:val="es_ES" w:bidi="es_ES"/>
+        </w:rPr>
         <w:t>Las tinieblas son pasadas, y la verdadera luz ya alumbra</w:t>
       </w:r>
       <w:r>
+        <w:rPr>
+          <w:lang w:val="es_ES" w:bidi="es_ES"/>
+        </w:rPr>
         <w:t>: la luz de las Buenas Nuevas expulsa la oscuridad. La oscuridad no puede vencerla, especialmente donde los creyentes están viviendo el amor que está en Cristo.</w:t>
       </w:r>
-      <w:r/>
-      <w:r/>
-    </w:p>
-    <w:p>
-      <w:r/>
+      <w:r>
+        <w:rPr>
+          <w:lang w:val="es_ES" w:bidi="es_ES"/>
+        </w:rPr>
+      </w:r>
+      <w:r>
+        <w:rPr>
+          <w:lang w:val="es_ES" w:bidi="es_ES"/>
+        </w:rPr>
+      </w:r>
+    </w:p>
+    <w:p>
+      <w:pPr/>
+      <w:r>
+        <w:rPr>
+          <w:lang w:val="es_ES" w:bidi="es_ES"/>
+        </w:rPr>
+      </w:r>
     </w:p>
     <w:p>
       <w:pPr>
         <w:pStyle w:val="Heading2"/>
       </w:pPr>
       <w:r>
+        <w:rPr>
+          <w:lang w:val="es_ES" w:bidi="es_ES"/>
+        </w:rPr>
         <w:t>1 Juan 2:9</w:t>
       </w:r>
-      <w:r/>
-    </w:p>
-    <w:p>
-      <w:r/>
-      <w:r>
+      <w:r>
+        <w:rPr>
+          <w:lang w:val="es_ES" w:bidi="es_ES"/>
+        </w:rPr>
+      </w:r>
+    </w:p>
+    <w:p>
+      <w:pPr/>
+      <w:r>
+        <w:rPr>
+          <w:lang w:val="es_ES" w:bidi="es_ES"/>
+        </w:rPr>
+      </w:r>
+      <w:r>
+        <w:rPr>
+          <w:lang w:val="es_ES" w:bidi="es_ES"/>
+        </w:rPr>
         <w:t>Un compañero creyente: literalmente "su hermano"</w:t>
       </w:r>
       <w:r>
         <w:rPr>
           <w:i/>
+          <w:lang w:val="es_ES" w:bidi="es_ES"/>
         </w:rPr>
         <w:t>.</w:t>
       </w:r>
       <w:r>
+        <w:rPr>
+          <w:lang w:val="es_ES" w:bidi="es_ES"/>
+        </w:rPr>
         <w:t xml:space="preserve"> La palabra griega </w:t>
       </w:r>
       <w:r>
         <w:rPr>
           <w:i/>
+          <w:lang w:val="es_ES" w:bidi="es_ES"/>
         </w:rPr>
         <w:t>adelphos</w:t>
       </w:r>
       <w:r>
+        <w:rPr>
+          <w:lang w:val="es_ES" w:bidi="es_ES"/>
+        </w:rPr>
         <w:t xml:space="preserve"> (también en </w:t>
       </w:r>
       <w:hyperlink r:id="rId45">
         <w:r>
           <w:rPr>
+            <w:lang w:val="es_ES" w:bidi="es_ES"/>
+          </w:rPr>
+          <w:rPr>
             <w:color w:val="0000EE"/>
             <w:u w:val="single"/>
           </w:rPr>
@@ -1020,115 +1910,247 @@
         </w:r>
       </w:hyperlink>
       <w:r>
+        <w:rPr>
+          <w:lang w:val="es_ES" w:bidi="es_ES"/>
+        </w:rPr>
         <w:t>) es un término genérico que a menudo se utiliza para referirse tanto a miembros masculinos como femeninos de la misma familia.</w:t>
       </w:r>
-      <w:r/>
-      <w:r/>
-    </w:p>
-    <w:p>
-      <w:r/>
+      <w:r>
+        <w:rPr>
+          <w:lang w:val="es_ES" w:bidi="es_ES"/>
+        </w:rPr>
+      </w:r>
+      <w:r>
+        <w:rPr>
+          <w:lang w:val="es_ES" w:bidi="es_ES"/>
+        </w:rPr>
+      </w:r>
+    </w:p>
+    <w:p>
+      <w:pPr/>
+      <w:r>
+        <w:rPr>
+          <w:lang w:val="es_ES" w:bidi="es_ES"/>
+        </w:rPr>
+      </w:r>
     </w:p>
     <w:p>
       <w:pPr>
         <w:pStyle w:val="Heading2"/>
       </w:pPr>
       <w:r>
+        <w:rPr>
+          <w:lang w:val="es_ES" w:bidi="es_ES"/>
+        </w:rPr>
         <w:t>1 Juan 2:9–11</w:t>
       </w:r>
-      <w:r/>
-    </w:p>
-    <w:p>
-      <w:r/>
-      <w:r>
+      <w:r>
+        <w:rPr>
+          <w:lang w:val="es_ES" w:bidi="es_ES"/>
+        </w:rPr>
+      </w:r>
+    </w:p>
+    <w:p>
+      <w:pPr/>
+      <w:r>
+        <w:rPr>
+          <w:lang w:val="es_ES" w:bidi="es_ES"/>
+        </w:rPr>
+      </w:r>
+      <w:r>
+        <w:rPr>
+          <w:lang w:val="es_ES" w:bidi="es_ES"/>
+        </w:rPr>
         <w:t>Otra señal de conocer verdaderamente a Cristo es el trato hacia otros cristianos. Juan nuevamente señala a aquellos que afirman estar espiritualmente iluminados pero se distancian de otros cristianos con una actitud de superioridad. Juan define tal actitud como odio.</w:t>
       </w:r>
-      <w:r/>
-      <w:r/>
-    </w:p>
-    <w:p>
-      <w:r/>
+      <w:r>
+        <w:rPr>
+          <w:lang w:val="es_ES" w:bidi="es_ES"/>
+        </w:rPr>
+      </w:r>
+      <w:r>
+        <w:rPr>
+          <w:lang w:val="es_ES" w:bidi="es_ES"/>
+        </w:rPr>
+      </w:r>
+    </w:p>
+    <w:p>
+      <w:pPr/>
+      <w:r>
+        <w:rPr>
+          <w:lang w:val="es_ES" w:bidi="es_ES"/>
+        </w:rPr>
+      </w:r>
     </w:p>
     <w:p>
       <w:pPr>
         <w:pStyle w:val="Heading2"/>
       </w:pPr>
       <w:r>
+        <w:rPr>
+          <w:lang w:val="es_ES" w:bidi="es_ES"/>
+        </w:rPr>
         <w:t>1 Juan 2:10</w:t>
       </w:r>
-      <w:r/>
-    </w:p>
-    <w:p>
-      <w:r/>
-      <w:r>
+      <w:r>
+        <w:rPr>
+          <w:lang w:val="es_ES" w:bidi="es_ES"/>
+        </w:rPr>
+      </w:r>
+    </w:p>
+    <w:p>
+      <w:pPr/>
+      <w:r>
+        <w:rPr>
+          <w:lang w:val="es_ES" w:bidi="es_ES"/>
+        </w:rPr>
+      </w:r>
+      <w:r>
+        <w:rPr>
+          <w:lang w:val="es_ES" w:bidi="es_ES"/>
+        </w:rPr>
         <w:t xml:space="preserve">Hacer que otros tropiecen también puede significar atraparlos o tenderles una trampa. La palabra griega </w:t>
       </w:r>
       <w:r>
         <w:rPr>
           <w:i/>
+          <w:lang w:val="es_ES" w:bidi="es_ES"/>
         </w:rPr>
         <w:t>skandalon</w:t>
       </w:r>
       <w:r>
+        <w:rPr>
+          <w:lang w:val="es_ES" w:bidi="es_ES"/>
+        </w:rPr>
         <w:t xml:space="preserve"> significa una trampa o un obstáculo en el camino de alguien. Los gnósticos, que enseñaban falsedades sobre Cristo, estaban obstaculizando a las personas al atraparlas en el error y la oscuridad. • </w:t>
       </w:r>
       <w:r>
+        <w:rPr>
+          <w:lang w:val="es_ES" w:bidi="es_ES"/>
+        </w:rPr>
         <w:t>Está en luz</w:t>
       </w:r>
       <w:r>
+        <w:rPr>
+          <w:lang w:val="es_ES" w:bidi="es_ES"/>
+        </w:rPr>
         <w:t>: una vida piadosa ayudará, no obstaculizará, la fe de otros cristianos.</w:t>
       </w:r>
-      <w:r/>
-      <w:r/>
-    </w:p>
-    <w:p>
-      <w:r/>
+      <w:r>
+        <w:rPr>
+          <w:lang w:val="es_ES" w:bidi="es_ES"/>
+        </w:rPr>
+      </w:r>
+      <w:r>
+        <w:rPr>
+          <w:lang w:val="es_ES" w:bidi="es_ES"/>
+        </w:rPr>
+      </w:r>
+    </w:p>
+    <w:p>
+      <w:pPr/>
+      <w:r>
+        <w:rPr>
+          <w:lang w:val="es_ES" w:bidi="es_ES"/>
+        </w:rPr>
+      </w:r>
     </w:p>
     <w:p>
       <w:pPr>
         <w:pStyle w:val="Heading2"/>
       </w:pPr>
       <w:r>
+        <w:rPr>
+          <w:lang w:val="es_ES" w:bidi="es_ES"/>
+        </w:rPr>
         <w:t>1 Juan 2:12–14</w:t>
       </w:r>
-      <w:r/>
-    </w:p>
-    <w:p>
-      <w:r/>
-      <w:r>
+      <w:r>
+        <w:rPr>
+          <w:lang w:val="es_ES" w:bidi="es_ES"/>
+        </w:rPr>
+      </w:r>
+    </w:p>
+    <w:p>
+      <w:pPr/>
+      <w:r>
+        <w:rPr>
+          <w:lang w:val="es_ES" w:bidi="es_ES"/>
+        </w:rPr>
+      </w:r>
+      <w:r>
+        <w:rPr>
+          <w:lang w:val="es_ES" w:bidi="es_ES"/>
+        </w:rPr>
         <w:t>Juan presenta tres tipos de creyentes en diferentes etapas de madurez espiritual: los hijos de Dios</w:t>
       </w:r>
       <w:r>
         <w:rPr>
           <w:i/>
+          <w:lang w:val="es_ES" w:bidi="es_ES"/>
         </w:rPr>
         <w:t>,</w:t>
       </w:r>
       <w:r>
+        <w:rPr>
+          <w:lang w:val="es_ES" w:bidi="es_ES"/>
+        </w:rPr>
         <w:t xml:space="preserve"> los jóvenes en la fe (literalmente "mancebos") y los maduros en la fe (literalmente "padres").</w:t>
       </w:r>
-      <w:r/>
-      <w:r/>
-    </w:p>
-    <w:p>
-      <w:r/>
+      <w:r>
+        <w:rPr>
+          <w:lang w:val="es_ES" w:bidi="es_ES"/>
+        </w:rPr>
+      </w:r>
+      <w:r>
+        <w:rPr>
+          <w:lang w:val="es_ES" w:bidi="es_ES"/>
+        </w:rPr>
+      </w:r>
+    </w:p>
+    <w:p>
+      <w:pPr/>
+      <w:r>
+        <w:rPr>
+          <w:lang w:val="es_ES" w:bidi="es_ES"/>
+        </w:rPr>
+      </w:r>
     </w:p>
     <w:p>
       <w:pPr>
         <w:pStyle w:val="Heading2"/>
       </w:pPr>
       <w:r>
+        <w:rPr>
+          <w:lang w:val="es_ES" w:bidi="es_ES"/>
+        </w:rPr>
         <w:t>1 Juan 2:15–17</w:t>
       </w:r>
-      <w:r/>
-    </w:p>
-    <w:p>
-      <w:r/>
-      <w:r>
+      <w:r>
+        <w:rPr>
+          <w:lang w:val="es_ES" w:bidi="es_ES"/>
+        </w:rPr>
+      </w:r>
+    </w:p>
+    <w:p>
+      <w:pPr/>
+      <w:r>
+        <w:rPr>
+          <w:lang w:val="es_ES" w:bidi="es_ES"/>
+        </w:rPr>
+      </w:r>
+      <w:r>
+        <w:rPr>
+          <w:lang w:val="es_ES" w:bidi="es_ES"/>
+        </w:rPr>
         <w:t>El mundo es un sistema moralmente corrupto que está bajo la influencia de Satanás y se opone a Dios y al Reino de Cristo en esta tierra (</w:t>
       </w:r>
       <w:hyperlink r:id="rId46">
         <w:r>
           <w:rPr>
+            <w:lang w:val="es_ES" w:bidi="es_ES"/>
+          </w:rPr>
+          <w:rPr>
             <w:color w:val="0000EE"/>
             <w:u w:val="single"/>
           </w:rPr>
@@ -1136,11 +2158,17 @@
         </w:r>
       </w:hyperlink>
       <w:r>
+        <w:rPr>
+          <w:lang w:val="es_ES" w:bidi="es_ES"/>
+        </w:rPr>
         <w:t xml:space="preserve"> </w:t>
       </w:r>
       <w:hyperlink r:id="rId47">
         <w:r>
           <w:rPr>
+            <w:lang w:val="es_ES" w:bidi="es_ES"/>
+          </w:rPr>
+          <w:rPr>
             <w:color w:val="0000EE"/>
             <w:u w:val="single"/>
           </w:rPr>
@@ -1148,11 +2176,17 @@
         </w:r>
       </w:hyperlink>
       <w:r>
+        <w:rPr>
+          <w:lang w:val="es_ES" w:bidi="es_ES"/>
+        </w:rPr>
         <w:t xml:space="preserve"> </w:t>
       </w:r>
       <w:hyperlink r:id="rId48">
         <w:r>
           <w:rPr>
+            <w:lang w:val="es_ES" w:bidi="es_ES"/>
+          </w:rPr>
+          <w:rPr>
             <w:color w:val="0000EE"/>
             <w:u w:val="single"/>
           </w:rPr>
@@ -1160,11 +2194,17 @@
         </w:r>
       </w:hyperlink>
       <w:r>
+        <w:rPr>
+          <w:lang w:val="es_ES" w:bidi="es_ES"/>
+        </w:rPr>
         <w:t xml:space="preserve"> </w:t>
       </w:r>
       <w:hyperlink r:id="rId49">
         <w:r>
           <w:rPr>
+            <w:lang w:val="es_ES" w:bidi="es_ES"/>
+          </w:rPr>
+          <w:rPr>
             <w:color w:val="0000EE"/>
             <w:u w:val="single"/>
           </w:rPr>
@@ -1172,11 +2212,17 @@
         </w:r>
       </w:hyperlink>
       <w:r>
+        <w:rPr>
+          <w:lang w:val="es_ES" w:bidi="es_ES"/>
+        </w:rPr>
         <w:t xml:space="preserve"> </w:t>
       </w:r>
       <w:hyperlink r:id="rId50">
         <w:r>
           <w:rPr>
+            <w:lang w:val="es_ES" w:bidi="es_ES"/>
+          </w:rPr>
+          <w:rPr>
             <w:color w:val="0000EE"/>
             <w:u w:val="single"/>
           </w:rPr>
@@ -1184,11 +2230,17 @@
         </w:r>
       </w:hyperlink>
       <w:r>
+        <w:rPr>
+          <w:lang w:val="es_ES" w:bidi="es_ES"/>
+        </w:rPr>
         <w:t xml:space="preserve"> </w:t>
       </w:r>
       <w:hyperlink r:id="rId51">
         <w:r>
           <w:rPr>
+            <w:lang w:val="es_ES" w:bidi="es_ES"/>
+          </w:rPr>
+          <w:rPr>
             <w:color w:val="0000EE"/>
             <w:u w:val="single"/>
           </w:rPr>
@@ -1196,11 +2248,17 @@
         </w:r>
       </w:hyperlink>
       <w:r>
+        <w:rPr>
+          <w:lang w:val="es_ES" w:bidi="es_ES"/>
+        </w:rPr>
         <w:t xml:space="preserve"> </w:t>
       </w:r>
       <w:hyperlink r:id="rId52">
         <w:r>
           <w:rPr>
+            <w:lang w:val="es_ES" w:bidi="es_ES"/>
+          </w:rPr>
+          <w:rPr>
             <w:color w:val="0000EE"/>
             <w:u w:val="single"/>
           </w:rPr>
@@ -1208,11 +2266,17 @@
         </w:r>
       </w:hyperlink>
       <w:r>
+        <w:rPr>
+          <w:lang w:val="es_ES" w:bidi="es_ES"/>
+        </w:rPr>
         <w:t xml:space="preserve"> </w:t>
       </w:r>
       <w:hyperlink r:id="rId53">
         <w:r>
           <w:rPr>
+            <w:lang w:val="es_ES" w:bidi="es_ES"/>
+          </w:rPr>
+          <w:rPr>
             <w:color w:val="0000EE"/>
             <w:u w:val="single"/>
           </w:rPr>
@@ -1220,31 +2284,65 @@
         </w:r>
       </w:hyperlink>
       <w:r>
+        <w:rPr>
+          <w:lang w:val="es_ES" w:bidi="es_ES"/>
+        </w:rPr>
         <w:t>). El mundo apela a los deseos carnales de las personas, desviándolas así de Dios. Aquellos que pertenecen a este mundo necesitan que Dios los redima de él.</w:t>
       </w:r>
-      <w:r/>
-      <w:r/>
-    </w:p>
-    <w:p>
-      <w:r/>
+      <w:r>
+        <w:rPr>
+          <w:lang w:val="es_ES" w:bidi="es_ES"/>
+        </w:rPr>
+      </w:r>
+      <w:r>
+        <w:rPr>
+          <w:lang w:val="es_ES" w:bidi="es_ES"/>
+        </w:rPr>
+      </w:r>
+    </w:p>
+    <w:p>
+      <w:pPr/>
+      <w:r>
+        <w:rPr>
+          <w:lang w:val="es_ES" w:bidi="es_ES"/>
+        </w:rPr>
+      </w:r>
     </w:p>
     <w:p>
       <w:pPr>
         <w:pStyle w:val="Heading2"/>
       </w:pPr>
       <w:r>
+        <w:rPr>
+          <w:lang w:val="es_ES" w:bidi="es_ES"/>
+        </w:rPr>
         <w:t>1 Juan 2:18</w:t>
       </w:r>
-      <w:r/>
-    </w:p>
-    <w:p>
-      <w:r/>
-      <w:r>
+      <w:r>
+        <w:rPr>
+          <w:lang w:val="es_ES" w:bidi="es_ES"/>
+        </w:rPr>
+      </w:r>
+    </w:p>
+    <w:p>
+      <w:pPr/>
+      <w:r>
+        <w:rPr>
+          <w:lang w:val="es_ES" w:bidi="es_ES"/>
+        </w:rPr>
+      </w:r>
+      <w:r>
+        <w:rPr>
+          <w:lang w:val="es_ES" w:bidi="es_ES"/>
+        </w:rPr>
         <w:t xml:space="preserve">Anticristo literalmente significa “en lugar de Cristo”; reclama para sí lo que pertenece a Cristo y se presenta como un sustituto de Cristo (cf. </w:t>
       </w:r>
       <w:hyperlink r:id="rId54">
         <w:r>
           <w:rPr>
+            <w:lang w:val="es_ES" w:bidi="es_ES"/>
+          </w:rPr>
+          <w:rPr>
             <w:color w:val="0000EE"/>
             <w:u w:val="single"/>
           </w:rPr>
@@ -1252,11 +2350,17 @@
         </w:r>
       </w:hyperlink>
       <w:r>
+        <w:rPr>
+          <w:lang w:val="es_ES" w:bidi="es_ES"/>
+        </w:rPr>
         <w:t xml:space="preserve"> y </w:t>
       </w:r>
       <w:hyperlink r:id="rId55">
         <w:r>
           <w:rPr>
+            <w:lang w:val="es_ES" w:bidi="es_ES"/>
+          </w:rPr>
+          <w:rPr>
             <w:color w:val="0000EE"/>
             <w:u w:val="single"/>
           </w:rPr>
@@ -1264,17 +2368,29 @@
         </w:r>
       </w:hyperlink>
       <w:r>
+        <w:rPr>
+          <w:lang w:val="es_ES" w:bidi="es_ES"/>
+        </w:rPr>
         <w:t>). • H</w:t>
       </w:r>
       <w:r>
+        <w:rPr>
+          <w:lang w:val="es_ES" w:bidi="es_ES"/>
+        </w:rPr>
         <w:t>an comenzado á ser muchos anticristos</w:t>
       </w:r>
       <w:r>
+        <w:rPr>
+          <w:lang w:val="es_ES" w:bidi="es_ES"/>
+        </w:rPr>
         <w:t>: son los falsos maestros que niegan que Jesús es el Cristo, el Hijo de Dios (</w:t>
       </w:r>
       <w:hyperlink r:id="rId56">
         <w:r>
           <w:rPr>
+            <w:lang w:val="es_ES" w:bidi="es_ES"/>
+          </w:rPr>
+          <w:rPr>
             <w:color w:val="0000EE"/>
             <w:u w:val="single"/>
           </w:rPr>
@@ -1282,11 +2398,17 @@
         </w:r>
       </w:hyperlink>
       <w:r>
+        <w:rPr>
+          <w:lang w:val="es_ES" w:bidi="es_ES"/>
+        </w:rPr>
         <w:t>), Dios hecho carne (</w:t>
       </w:r>
       <w:hyperlink r:id="rId57">
         <w:r>
           <w:rPr>
+            <w:lang w:val="es_ES" w:bidi="es_ES"/>
+          </w:rPr>
+          <w:rPr>
             <w:color w:val="0000EE"/>
             <w:u w:val="single"/>
           </w:rPr>
@@ -1294,11 +2416,17 @@
         </w:r>
       </w:hyperlink>
       <w:r>
+        <w:rPr>
+          <w:lang w:val="es_ES" w:bidi="es_ES"/>
+        </w:rPr>
         <w:t xml:space="preserve"> </w:t>
       </w:r>
       <w:hyperlink r:id="rId58">
         <w:r>
           <w:rPr>
+            <w:lang w:val="es_ES" w:bidi="es_ES"/>
+          </w:rPr>
+          <w:rPr>
             <w:color w:val="0000EE"/>
             <w:u w:val="single"/>
           </w:rPr>
@@ -1306,34 +2434,71 @@
         </w:r>
       </w:hyperlink>
       <w:r>
+        <w:rPr>
+          <w:lang w:val="es_ES" w:bidi="es_ES"/>
+        </w:rPr>
         <w:t>).</w:t>
       </w:r>
-      <w:r/>
-      <w:r/>
-    </w:p>
-    <w:p>
-      <w:r/>
+      <w:r>
+        <w:rPr>
+          <w:lang w:val="es_ES" w:bidi="es_ES"/>
+        </w:rPr>
+      </w:r>
+      <w:r>
+        <w:rPr>
+          <w:lang w:val="es_ES" w:bidi="es_ES"/>
+        </w:rPr>
+      </w:r>
+    </w:p>
+    <w:p>
+      <w:pPr/>
+      <w:r>
+        <w:rPr>
+          <w:lang w:val="es_ES" w:bidi="es_ES"/>
+        </w:rPr>
+      </w:r>
     </w:p>
     <w:p>
       <w:pPr>
         <w:pStyle w:val="Heading2"/>
       </w:pPr>
       <w:r>
+        <w:rPr>
+          <w:lang w:val="es_ES" w:bidi="es_ES"/>
+        </w:rPr>
         <w:t>1 Juan 2:19</w:t>
       </w:r>
-      <w:r/>
-    </w:p>
-    <w:p>
-      <w:r/>
-      <w:r>
+      <w:r>
+        <w:rPr>
+          <w:lang w:val="es_ES" w:bidi="es_ES"/>
+        </w:rPr>
+      </w:r>
+    </w:p>
+    <w:p>
+      <w:pPr/>
+      <w:r>
+        <w:rPr>
+          <w:lang w:val="es_ES" w:bidi="es_ES"/>
+        </w:rPr>
+      </w:r>
+      <w:r>
+        <w:rPr>
+          <w:lang w:val="es_ES" w:bidi="es_ES"/>
+        </w:rPr>
         <w:t>Hubieran cierto permanecido con nosotros</w:t>
       </w:r>
       <w:r>
+        <w:rPr>
+          <w:lang w:val="es_ES" w:bidi="es_ES"/>
+        </w:rPr>
         <w:t xml:space="preserve">: esta es la primera declaración directa de Juan sobre los falsos maestros. En un momento, fueron parte de la comunidad de la iglesia, en comunión con Juan y los otros apóstoles. Luego abandonaron esa comunión y formaron una comunidad separada y exclusiva basada en sus falsas enseñanzas sobre Jesús (ver </w:t>
       </w:r>
       <w:hyperlink r:id="rId59">
         <w:r>
           <w:rPr>
+            <w:lang w:val="es_ES" w:bidi="es_ES"/>
+          </w:rPr>
+          <w:rPr>
             <w:color w:val="0000EE"/>
             <w:u w:val="single"/>
           </w:rPr>
@@ -1341,11 +2506,17 @@
         </w:r>
       </w:hyperlink>
       <w:r>
+        <w:rPr>
+          <w:lang w:val="es_ES" w:bidi="es_ES"/>
+        </w:rPr>
         <w:t xml:space="preserve"> </w:t>
       </w:r>
       <w:hyperlink r:id="rId58">
         <w:r>
           <w:rPr>
+            <w:lang w:val="es_ES" w:bidi="es_ES"/>
+          </w:rPr>
+          <w:rPr>
             <w:color w:val="0000EE"/>
             <w:u w:val="single"/>
           </w:rPr>
@@ -1353,11 +2524,17 @@
         </w:r>
       </w:hyperlink>
       <w:r>
+        <w:rPr>
+          <w:lang w:val="es_ES" w:bidi="es_ES"/>
+        </w:rPr>
         <w:t xml:space="preserve"> </w:t>
       </w:r>
       <w:hyperlink r:id="rId60">
         <w:r>
           <w:rPr>
+            <w:lang w:val="es_ES" w:bidi="es_ES"/>
+          </w:rPr>
+          <w:rPr>
             <w:color w:val="0000EE"/>
             <w:u w:val="single"/>
           </w:rPr>
@@ -1365,37 +2542,77 @@
         </w:r>
       </w:hyperlink>
       <w:r>
+        <w:rPr>
+          <w:lang w:val="es_ES" w:bidi="es_ES"/>
+        </w:rPr>
         <w:t xml:space="preserve">). • </w:t>
       </w:r>
       <w:r>
+        <w:rPr>
+          <w:lang w:val="es_ES" w:bidi="es_ES"/>
+        </w:rPr>
         <w:t>Salieron de nosotros, mas no eran de nosotros</w:t>
       </w:r>
       <w:r>
+        <w:rPr>
+          <w:lang w:val="es_ES" w:bidi="es_ES"/>
+        </w:rPr>
         <w:t>: los verdaderos creyentes habrían permanecido en comunión con los apóstoles y se habrían mantenido fieles a sus enseñanzas.</w:t>
       </w:r>
-      <w:r/>
-      <w:r/>
-    </w:p>
-    <w:p>
-      <w:r/>
+      <w:r>
+        <w:rPr>
+          <w:lang w:val="es_ES" w:bidi="es_ES"/>
+        </w:rPr>
+      </w:r>
+      <w:r>
+        <w:rPr>
+          <w:lang w:val="es_ES" w:bidi="es_ES"/>
+        </w:rPr>
+      </w:r>
+    </w:p>
+    <w:p>
+      <w:pPr/>
+      <w:r>
+        <w:rPr>
+          <w:lang w:val="es_ES" w:bidi="es_ES"/>
+        </w:rPr>
+      </w:r>
     </w:p>
     <w:p>
       <w:pPr>
         <w:pStyle w:val="Heading2"/>
       </w:pPr>
       <w:r>
+        <w:rPr>
+          <w:lang w:val="es_ES" w:bidi="es_ES"/>
+        </w:rPr>
         <w:t>1 Juan 2:20–23</w:t>
       </w:r>
-      <w:r/>
-    </w:p>
-    <w:p>
-      <w:r/>
-      <w:r>
+      <w:r>
+        <w:rPr>
+          <w:lang w:val="es_ES" w:bidi="es_ES"/>
+        </w:rPr>
+      </w:r>
+    </w:p>
+    <w:p>
+      <w:pPr/>
+      <w:r>
+        <w:rPr>
+          <w:lang w:val="es_ES" w:bidi="es_ES"/>
+        </w:rPr>
+      </w:r>
+      <w:r>
+        <w:rPr>
+          <w:lang w:val="es_ES" w:bidi="es_ES"/>
+        </w:rPr>
         <w:t xml:space="preserve">Porque el Santo te ha dado su Espíritu: el Espíritu Santo otorga a los creyentes la capacidad de comprender y reconocer la verdad espiritual (ver </w:t>
       </w:r>
       <w:hyperlink r:id="rId61">
         <w:r>
           <w:rPr>
+            <w:lang w:val="es_ES" w:bidi="es_ES"/>
+          </w:rPr>
+          <w:rPr>
             <w:color w:val="0000EE"/>
             <w:u w:val="single"/>
           </w:rPr>
@@ -1405,6 +2622,9 @@
       <w:hyperlink r:id="rId62">
         <w:r>
           <w:rPr>
+            <w:lang w:val="es_ES" w:bidi="es_ES"/>
+          </w:rPr>
+          <w:rPr>
             <w:color w:val="0000EE"/>
             <w:u w:val="single"/>
           </w:rPr>
@@ -1412,11 +2632,17 @@
         </w:r>
       </w:hyperlink>
       <w:r>
+        <w:rPr>
+          <w:lang w:val="es_ES" w:bidi="es_ES"/>
+        </w:rPr>
         <w:t xml:space="preserve"> </w:t>
       </w:r>
       <w:hyperlink r:id="rId63">
         <w:r>
           <w:rPr>
+            <w:lang w:val="es_ES" w:bidi="es_ES"/>
+          </w:rPr>
+          <w:rPr>
             <w:color w:val="0000EE"/>
             <w:u w:val="single"/>
           </w:rPr>
@@ -1424,31 +2650,65 @@
         </w:r>
       </w:hyperlink>
       <w:r>
+        <w:rPr>
+          <w:lang w:val="es_ES" w:bidi="es_ES"/>
+        </w:rPr>
         <w:t>). Aquellos que poseen el Espíritu conocen la verdad sobre el Padre y el Hijo y pueden detectar lo que no concuerda con la enseñanza verdadera de los apóstoles.</w:t>
       </w:r>
-      <w:r/>
-      <w:r/>
-    </w:p>
-    <w:p>
-      <w:r/>
+      <w:r>
+        <w:rPr>
+          <w:lang w:val="es_ES" w:bidi="es_ES"/>
+        </w:rPr>
+      </w:r>
+      <w:r>
+        <w:rPr>
+          <w:lang w:val="es_ES" w:bidi="es_ES"/>
+        </w:rPr>
+      </w:r>
+    </w:p>
+    <w:p>
+      <w:pPr/>
+      <w:r>
+        <w:rPr>
+          <w:lang w:val="es_ES" w:bidi="es_ES"/>
+        </w:rPr>
+      </w:r>
     </w:p>
     <w:p>
       <w:pPr>
         <w:pStyle w:val="Heading2"/>
       </w:pPr>
       <w:r>
+        <w:rPr>
+          <w:lang w:val="es_ES" w:bidi="es_ES"/>
+        </w:rPr>
         <w:t>1 Juan 2:22</w:t>
       </w:r>
-      <w:r/>
-    </w:p>
-    <w:p>
-      <w:r/>
-      <w:r>
+      <w:r>
+        <w:rPr>
+          <w:lang w:val="es_ES" w:bidi="es_ES"/>
+        </w:rPr>
+      </w:r>
+    </w:p>
+    <w:p>
+      <w:pPr/>
+      <w:r>
+        <w:rPr>
+          <w:lang w:val="es_ES" w:bidi="es_ES"/>
+        </w:rPr>
+      </w:r>
+      <w:r>
+        <w:rPr>
+          <w:lang w:val="es_ES" w:bidi="es_ES"/>
+        </w:rPr>
         <w:t>Juan señala como mentiroso a cualquier falso maestro que niegue que Jesús es el Cristo, el Hijo de Dios y el único revelador del Padre (</w:t>
       </w:r>
       <w:hyperlink r:id="rId57">
         <w:r>
           <w:rPr>
+            <w:lang w:val="es_ES" w:bidi="es_ES"/>
+          </w:rPr>
+          <w:rPr>
             <w:color w:val="0000EE"/>
             <w:u w:val="single"/>
           </w:rPr>
@@ -1456,31 +2716,65 @@
         </w:r>
       </w:hyperlink>
       <w:r>
+        <w:rPr>
+          <w:lang w:val="es_ES" w:bidi="es_ES"/>
+        </w:rPr>
         <w:t>).</w:t>
       </w:r>
-      <w:r/>
-      <w:r/>
-    </w:p>
-    <w:p>
-      <w:r/>
+      <w:r>
+        <w:rPr>
+          <w:lang w:val="es_ES" w:bidi="es_ES"/>
+        </w:rPr>
+      </w:r>
+      <w:r>
+        <w:rPr>
+          <w:lang w:val="es_ES" w:bidi="es_ES"/>
+        </w:rPr>
+      </w:r>
+    </w:p>
+    <w:p>
+      <w:pPr/>
+      <w:r>
+        <w:rPr>
+          <w:lang w:val="es_ES" w:bidi="es_ES"/>
+        </w:rPr>
+      </w:r>
     </w:p>
     <w:p>
       <w:pPr>
         <w:pStyle w:val="Heading2"/>
       </w:pPr>
       <w:r>
+        <w:rPr>
+          <w:lang w:val="es_ES" w:bidi="es_ES"/>
+        </w:rPr>
         <w:t>1 Juan 2:24–25</w:t>
       </w:r>
-      <w:r/>
-    </w:p>
-    <w:p>
-      <w:r/>
-      <w:r>
+      <w:r>
+        <w:rPr>
+          <w:lang w:val="es_ES" w:bidi="es_ES"/>
+        </w:rPr>
+      </w:r>
+    </w:p>
+    <w:p>
+      <w:pPr/>
+      <w:r>
+        <w:rPr>
+          <w:lang w:val="es_ES" w:bidi="es_ES"/>
+        </w:rPr>
+      </w:r>
+      <w:r>
+        <w:rPr>
+          <w:lang w:val="es_ES" w:bidi="es_ES"/>
+        </w:rPr>
         <w:t>Juan instruye a sus lectores a resistir las mentiras de esos anticristos y a mantenerse fieles a la verdad que él y los otros apóstoles les han proclamado. Si hacen esto, permanecerán en comunión con el Hijo y con el Padre y tendrán la seguridad de la vida eterna (</w:t>
       </w:r>
       <w:hyperlink r:id="rId64">
         <w:r>
           <w:rPr>
+            <w:lang w:val="es_ES" w:bidi="es_ES"/>
+          </w:rPr>
+          <w:rPr>
             <w:color w:val="0000EE"/>
             <w:u w:val="single"/>
           </w:rPr>
@@ -1488,11 +2782,17 @@
         </w:r>
       </w:hyperlink>
       <w:r>
+        <w:rPr>
+          <w:lang w:val="es_ES" w:bidi="es_ES"/>
+        </w:rPr>
         <w:t>,</w:t>
       </w:r>
       <w:hyperlink r:id="rId65">
         <w:r>
           <w:rPr>
+            <w:lang w:val="es_ES" w:bidi="es_ES"/>
+          </w:rPr>
+          <w:rPr>
             <w:color w:val="0000EE"/>
             <w:u w:val="single"/>
           </w:rPr>
@@ -1500,11 +2800,17 @@
         </w:r>
       </w:hyperlink>
       <w:r>
+        <w:rPr>
+          <w:lang w:val="es_ES" w:bidi="es_ES"/>
+        </w:rPr>
         <w:t xml:space="preserve"> </w:t>
       </w:r>
       <w:hyperlink r:id="rId66">
         <w:r>
           <w:rPr>
+            <w:lang w:val="es_ES" w:bidi="es_ES"/>
+          </w:rPr>
+          <w:rPr>
             <w:color w:val="0000EE"/>
             <w:u w:val="single"/>
           </w:rPr>
@@ -1512,11 +2818,17 @@
         </w:r>
       </w:hyperlink>
       <w:r>
+        <w:rPr>
+          <w:lang w:val="es_ES" w:bidi="es_ES"/>
+        </w:rPr>
         <w:t>,</w:t>
       </w:r>
       <w:hyperlink r:id="rId67">
         <w:r>
           <w:rPr>
+            <w:lang w:val="es_ES" w:bidi="es_ES"/>
+          </w:rPr>
+          <w:rPr>
             <w:color w:val="0000EE"/>
             <w:u w:val="single"/>
           </w:rPr>
@@ -1524,11 +2836,17 @@
         </w:r>
       </w:hyperlink>
       <w:r>
+        <w:rPr>
+          <w:lang w:val="es_ES" w:bidi="es_ES"/>
+        </w:rPr>
         <w:t>,</w:t>
       </w:r>
       <w:hyperlink r:id="rId68">
         <w:r>
           <w:rPr>
+            <w:lang w:val="es_ES" w:bidi="es_ES"/>
+          </w:rPr>
+          <w:rPr>
             <w:color w:val="0000EE"/>
             <w:u w:val="single"/>
           </w:rPr>
@@ -1538,6 +2856,9 @@
       <w:hyperlink r:id="rId69">
         <w:r>
           <w:rPr>
+            <w:lang w:val="es_ES" w:bidi="es_ES"/>
+          </w:rPr>
+          <w:rPr>
             <w:color w:val="0000EE"/>
             <w:u w:val="single"/>
           </w:rPr>
@@ -1545,51 +2866,113 @@
         </w:r>
       </w:hyperlink>
       <w:r>
+        <w:rPr>
+          <w:lang w:val="es_ES" w:bidi="es_ES"/>
+        </w:rPr>
         <w:t>).</w:t>
       </w:r>
-      <w:r/>
-      <w:r/>
-    </w:p>
-    <w:p>
-      <w:r/>
+      <w:r>
+        <w:rPr>
+          <w:lang w:val="es_ES" w:bidi="es_ES"/>
+        </w:rPr>
+      </w:r>
+      <w:r>
+        <w:rPr>
+          <w:lang w:val="es_ES" w:bidi="es_ES"/>
+        </w:rPr>
+      </w:r>
+    </w:p>
+    <w:p>
+      <w:pPr/>
+      <w:r>
+        <w:rPr>
+          <w:lang w:val="es_ES" w:bidi="es_ES"/>
+        </w:rPr>
+      </w:r>
     </w:p>
     <w:p>
       <w:pPr>
         <w:pStyle w:val="Heading2"/>
       </w:pPr>
       <w:r>
+        <w:rPr>
+          <w:lang w:val="es_ES" w:bidi="es_ES"/>
+        </w:rPr>
         <w:t>1 Juan 2:28–29</w:t>
       </w:r>
-      <w:r/>
-    </w:p>
-    <w:p>
-      <w:r/>
-      <w:r>
+      <w:r>
+        <w:rPr>
+          <w:lang w:val="es_ES" w:bidi="es_ES"/>
+        </w:rPr>
+      </w:r>
+    </w:p>
+    <w:p>
+      <w:pPr/>
+      <w:r>
+        <w:rPr>
+          <w:lang w:val="es_ES" w:bidi="es_ES"/>
+        </w:rPr>
+      </w:r>
+      <w:r>
+        <w:rPr>
+          <w:lang w:val="es_ES" w:bidi="es_ES"/>
+        </w:rPr>
         <w:t>Permanecer en comunión con Cristo implica, en parte, no dejarse engañar por enseñanzas falsas. Si los lectores de Juan prestan atención a los falsos maestros, no estarán en comunión con Cristo y tendrán razones para retroceder avergonzados cuando él regrese, debido al juicio que caerá sobre ellos.</w:t>
       </w:r>
-      <w:r/>
-      <w:r/>
-    </w:p>
-    <w:p>
-      <w:r/>
+      <w:r>
+        <w:rPr>
+          <w:lang w:val="es_ES" w:bidi="es_ES"/>
+        </w:rPr>
+      </w:r>
+      <w:r>
+        <w:rPr>
+          <w:lang w:val="es_ES" w:bidi="es_ES"/>
+        </w:rPr>
+      </w:r>
+    </w:p>
+    <w:p>
+      <w:pPr/>
+      <w:r>
+        <w:rPr>
+          <w:lang w:val="es_ES" w:bidi="es_ES"/>
+        </w:rPr>
+      </w:r>
     </w:p>
     <w:p>
       <w:pPr>
         <w:pStyle w:val="Heading2"/>
       </w:pPr>
       <w:r>
+        <w:rPr>
+          <w:lang w:val="es_ES" w:bidi="es_ES"/>
+        </w:rPr>
         <w:t>1 Juan 3:1–3</w:t>
       </w:r>
-      <w:r/>
-    </w:p>
-    <w:p>
-      <w:r/>
-      <w:r>
+      <w:r>
+        <w:rPr>
+          <w:lang w:val="es_ES" w:bidi="es_ES"/>
+        </w:rPr>
+      </w:r>
+    </w:p>
+    <w:p>
+      <w:pPr/>
+      <w:r>
+        <w:rPr>
+          <w:lang w:val="es_ES" w:bidi="es_ES"/>
+        </w:rPr>
+      </w:r>
+      <w:r>
+        <w:rPr>
+          <w:lang w:val="es_ES" w:bidi="es_ES"/>
+        </w:rPr>
         <w:t xml:space="preserve">Cuando Cristo regrese, seremos como él, porque lo veremos tal como es. Los hijos de Dios llevan la imagen de Cristo y compartirán su gloria (ver </w:t>
       </w:r>
       <w:hyperlink r:id="rId70">
         <w:r>
           <w:rPr>
+            <w:lang w:val="es_ES" w:bidi="es_ES"/>
+          </w:rPr>
+          <w:rPr>
             <w:color w:val="0000EE"/>
             <w:u w:val="single"/>
           </w:rPr>
@@ -1597,20 +2980,30 @@
         </w:r>
       </w:hyperlink>
       <w:r>
+        <w:rPr>
+          <w:lang w:val="es_ES" w:bidi="es_ES"/>
+        </w:rPr>
         <w:t>). • Aquellos que tienen esta esperanza se mantienen puros</w:t>
       </w:r>
       <w:r>
         <w:rPr>
           <w:i/>
+          <w:lang w:val="es_ES" w:bidi="es_ES"/>
         </w:rPr>
         <w:t>,</w:t>
       </w:r>
       <w:r>
+        <w:rPr>
+          <w:lang w:val="es_ES" w:bidi="es_ES"/>
+        </w:rPr>
         <w:t xml:space="preserve"> buscando ser más como Cristo en anticipación de su gloriosa aparición. En parte, es por esta razón que los hijos de Dios no se avergonzarán cuando Cristo venga (</w:t>
       </w:r>
       <w:hyperlink r:id="rId71">
         <w:r>
           <w:rPr>
+            <w:lang w:val="es_ES" w:bidi="es_ES"/>
+          </w:rPr>
+          <w:rPr>
             <w:color w:val="0000EE"/>
             <w:u w:val="single"/>
           </w:rPr>
@@ -1618,31 +3011,65 @@
         </w:r>
       </w:hyperlink>
       <w:r>
+        <w:rPr>
+          <w:lang w:val="es_ES" w:bidi="es_ES"/>
+        </w:rPr>
         <w:t>).</w:t>
       </w:r>
-      <w:r/>
-      <w:r/>
-    </w:p>
-    <w:p>
-      <w:r/>
+      <w:r>
+        <w:rPr>
+          <w:lang w:val="es_ES" w:bidi="es_ES"/>
+        </w:rPr>
+      </w:r>
+      <w:r>
+        <w:rPr>
+          <w:lang w:val="es_ES" w:bidi="es_ES"/>
+        </w:rPr>
+      </w:r>
+    </w:p>
+    <w:p>
+      <w:pPr/>
+      <w:r>
+        <w:rPr>
+          <w:lang w:val="es_ES" w:bidi="es_ES"/>
+        </w:rPr>
+      </w:r>
     </w:p>
     <w:p>
       <w:pPr>
         <w:pStyle w:val="Heading2"/>
       </w:pPr>
       <w:r>
+        <w:rPr>
+          <w:lang w:val="es_ES" w:bidi="es_ES"/>
+        </w:rPr>
         <w:t>1 Juan 3:4–10</w:t>
       </w:r>
-      <w:r/>
-    </w:p>
-    <w:p>
-      <w:r/>
-      <w:r>
+      <w:r>
+        <w:rPr>
+          <w:lang w:val="es_ES" w:bidi="es_ES"/>
+        </w:rPr>
+      </w:r>
+    </w:p>
+    <w:p>
+      <w:pPr/>
+      <w:r>
+        <w:rPr>
+          <w:lang w:val="es_ES" w:bidi="es_ES"/>
+        </w:rPr>
+      </w:r>
+      <w:r>
+        <w:rPr>
+          <w:lang w:val="es_ES" w:bidi="es_ES"/>
+        </w:rPr>
         <w:t>Esta sección analiza lo que significa vivir una vida pura (</w:t>
       </w:r>
       <w:hyperlink r:id="rId72">
         <w:r>
           <w:rPr>
+            <w:lang w:val="es_ES" w:bidi="es_ES"/>
+          </w:rPr>
+          <w:rPr>
             <w:color w:val="0000EE"/>
             <w:u w:val="single"/>
           </w:rPr>
@@ -1650,20 +3077,30 @@
         </w:r>
       </w:hyperlink>
       <w:r>
+        <w:rPr>
+          <w:lang w:val="es_ES" w:bidi="es_ES"/>
+        </w:rPr>
         <w:t>). Nacer en la familia de Dios requiere purificación; una vida de pecado, una falta continua de pureza, es evidencia de que alguien no es realmente hijo de Dios. El pecado es incompatible con la nueva naturaleza derivada del nuevo nacimiento. Juan desea que los creyentes actúen correctamente y así demuestren que están unidos a Cristo y su justicia. Aquellos que son hijos de Dios no practican el pecado</w:t>
       </w:r>
       <w:r>
         <w:rPr>
           <w:i/>
+          <w:lang w:val="es_ES" w:bidi="es_ES"/>
         </w:rPr>
         <w:t>,</w:t>
       </w:r>
       <w:r>
+        <w:rPr>
+          <w:lang w:val="es_ES" w:bidi="es_ES"/>
+        </w:rPr>
         <w:t xml:space="preserve"> pero esto difiere del tipo de “ausencia de pecado” que los falsos maestros afirmaban (ver </w:t>
       </w:r>
       <w:hyperlink r:id="rId73">
         <w:r>
           <w:rPr>
+            <w:lang w:val="es_ES" w:bidi="es_ES"/>
+          </w:rPr>
+          <w:rPr>
             <w:color w:val="0000EE"/>
             <w:u w:val="single"/>
           </w:rPr>
@@ -1671,49 +3108,96 @@
         </w:r>
       </w:hyperlink>
       <w:r>
+        <w:rPr>
+          <w:lang w:val="es_ES" w:bidi="es_ES"/>
+        </w:rPr>
         <w:t xml:space="preserve"> y </w:t>
       </w:r>
       <w:r>
+        <w:rPr>
+          <w:lang w:val="es_ES" w:bidi="es_ES"/>
+        </w:rPr>
         <w:t>notas de estudio correspondientes</w:t>
       </w:r>
       <w:r>
+        <w:rPr>
+          <w:lang w:val="es_ES" w:bidi="es_ES"/>
+        </w:rPr>
         <w:t>).</w:t>
       </w:r>
-      <w:r/>
-      <w:r/>
-    </w:p>
-    <w:p>
-      <w:r/>
+      <w:r>
+        <w:rPr>
+          <w:lang w:val="es_ES" w:bidi="es_ES"/>
+        </w:rPr>
+      </w:r>
+      <w:r>
+        <w:rPr>
+          <w:lang w:val="es_ES" w:bidi="es_ES"/>
+        </w:rPr>
+      </w:r>
+    </w:p>
+    <w:p>
+      <w:pPr/>
+      <w:r>
+        <w:rPr>
+          <w:lang w:val="es_ES" w:bidi="es_ES"/>
+        </w:rPr>
+      </w:r>
     </w:p>
     <w:p>
       <w:pPr>
         <w:pStyle w:val="Heading2"/>
       </w:pPr>
       <w:r>
+        <w:rPr>
+          <w:lang w:val="es_ES" w:bidi="es_ES"/>
+        </w:rPr>
         <w:t>1 Juan 3:6</w:t>
       </w:r>
-      <w:r/>
-    </w:p>
-    <w:p>
-      <w:r/>
-      <w:r>
+      <w:r>
+        <w:rPr>
+          <w:lang w:val="es_ES" w:bidi="es_ES"/>
+        </w:rPr>
+      </w:r>
+    </w:p>
+    <w:p>
+      <w:pPr/>
+      <w:r>
+        <w:rPr>
+          <w:lang w:val="es_ES" w:bidi="es_ES"/>
+        </w:rPr>
+      </w:r>
+      <w:r>
+        <w:rPr>
+          <w:lang w:val="es_ES" w:bidi="es_ES"/>
+        </w:rPr>
         <w:t xml:space="preserve">Permanece en él </w:t>
       </w:r>
       <w:r>
+        <w:rPr>
+          <w:lang w:val="es_ES" w:bidi="es_ES"/>
+        </w:rPr>
         <w:t xml:space="preserve">(griego </w:t>
       </w:r>
       <w:r>
         <w:rPr>
           <w:i/>
+          <w:lang w:val="es_ES" w:bidi="es_ES"/>
         </w:rPr>
         <w:t>menō</w:t>
       </w:r>
       <w:r>
+        <w:rPr>
+          <w:lang w:val="es_ES" w:bidi="es_ES"/>
+        </w:rPr>
         <w:t>): esto indica "permanecer" y "quedarse" (</w:t>
       </w:r>
       <w:hyperlink r:id="rId74">
         <w:r>
           <w:rPr>
+            <w:lang w:val="es_ES" w:bidi="es_ES"/>
+          </w:rPr>
+          <w:rPr>
             <w:color w:val="0000EE"/>
             <w:u w:val="single"/>
           </w:rPr>
@@ -1721,40 +3205,83 @@
         </w:r>
       </w:hyperlink>
       <w:r>
+        <w:rPr>
+          <w:lang w:val="es_ES" w:bidi="es_ES"/>
+        </w:rPr>
         <w:t xml:space="preserve">) en contraste con apartarse hacia la falsedad. En la medida en que vivamos en continua y dependiente comunión con Cristo y en fidelidad a las enseñanzas de los apóstoles, no pecaremos. • </w:t>
       </w:r>
       <w:r>
+        <w:rPr>
+          <w:lang w:val="es_ES" w:bidi="es_ES"/>
+        </w:rPr>
         <w:t>Cualquiera que peca</w:t>
       </w:r>
       <w:r>
+        <w:rPr>
+          <w:lang w:val="es_ES" w:bidi="es_ES"/>
+        </w:rPr>
         <w:t>: este verbo denota el pecado como una acción continua y repetida. Juan no estaba diciendo que cualquiera que peque una vez no conoce a Dios (es decir, no tiene relación con Dios). Pero si persistimos en el pecado, demostramos una falta de relación con Dios.</w:t>
       </w:r>
-      <w:r/>
-      <w:r/>
-    </w:p>
-    <w:p>
-      <w:r/>
+      <w:r>
+        <w:rPr>
+          <w:lang w:val="es_ES" w:bidi="es_ES"/>
+        </w:rPr>
+      </w:r>
+      <w:r>
+        <w:rPr>
+          <w:lang w:val="es_ES" w:bidi="es_ES"/>
+        </w:rPr>
+      </w:r>
+    </w:p>
+    <w:p>
+      <w:pPr/>
+      <w:r>
+        <w:rPr>
+          <w:lang w:val="es_ES" w:bidi="es_ES"/>
+        </w:rPr>
+      </w:r>
     </w:p>
     <w:p>
       <w:pPr>
         <w:pStyle w:val="Heading2"/>
       </w:pPr>
       <w:r>
+        <w:rPr>
+          <w:lang w:val="es_ES" w:bidi="es_ES"/>
+        </w:rPr>
         <w:t>1 Juan 3:8</w:t>
       </w:r>
-      <w:r/>
-    </w:p>
-    <w:p>
-      <w:r/>
-      <w:r>
+      <w:r>
+        <w:rPr>
+          <w:lang w:val="es_ES" w:bidi="es_ES"/>
+        </w:rPr>
+      </w:r>
+    </w:p>
+    <w:p>
+      <w:pPr/>
+      <w:r>
+        <w:rPr>
+          <w:lang w:val="es_ES" w:bidi="es_ES"/>
+        </w:rPr>
+      </w:r>
+      <w:r>
+        <w:rPr>
+          <w:lang w:val="es_ES" w:bidi="es_ES"/>
+        </w:rPr>
         <w:t>Deshacer</w:t>
       </w:r>
       <w:r>
+        <w:rPr>
+          <w:lang w:val="es_ES" w:bidi="es_ES"/>
+        </w:rPr>
         <w:t xml:space="preserve">: esto no significa "aniquilar" sino "descomponer" (ver </w:t>
       </w:r>
       <w:hyperlink r:id="rId75">
         <w:r>
           <w:rPr>
+            <w:lang w:val="es_ES" w:bidi="es_ES"/>
+          </w:rPr>
+          <w:rPr>
             <w:color w:val="0000EE"/>
             <w:u w:val="single"/>
           </w:rPr>
@@ -1762,31 +3289,65 @@
         </w:r>
       </w:hyperlink>
       <w:r>
+        <w:rPr>
+          <w:lang w:val="es_ES" w:bidi="es_ES"/>
+        </w:rPr>
         <w:t>), "destruir" o "hacer ineficaz". Cristo no eliminó a Satanás; vino a deshacer las obras del diablo liberando a las personas del pecado y sus terribles consecuencias.</w:t>
       </w:r>
-      <w:r/>
-      <w:r/>
-    </w:p>
-    <w:p>
-      <w:r/>
+      <w:r>
+        <w:rPr>
+          <w:lang w:val="es_ES" w:bidi="es_ES"/>
+        </w:rPr>
+      </w:r>
+      <w:r>
+        <w:rPr>
+          <w:lang w:val="es_ES" w:bidi="es_ES"/>
+        </w:rPr>
+      </w:r>
+    </w:p>
+    <w:p>
+      <w:pPr/>
+      <w:r>
+        <w:rPr>
+          <w:lang w:val="es_ES" w:bidi="es_ES"/>
+        </w:rPr>
+      </w:r>
     </w:p>
     <w:p>
       <w:pPr>
         <w:pStyle w:val="Heading2"/>
       </w:pPr>
       <w:r>
+        <w:rPr>
+          <w:lang w:val="es_ES" w:bidi="es_ES"/>
+        </w:rPr>
         <w:t>1 Juan 3:9–10</w:t>
       </w:r>
-      <w:r/>
-    </w:p>
-    <w:p>
-      <w:r/>
-      <w:r>
+      <w:r>
+        <w:rPr>
+          <w:lang w:val="es_ES" w:bidi="es_ES"/>
+        </w:rPr>
+      </w:r>
+    </w:p>
+    <w:p>
+      <w:pPr/>
+      <w:r>
+        <w:rPr>
+          <w:lang w:val="es_ES" w:bidi="es_ES"/>
+        </w:rPr>
+      </w:r>
+      <w:r>
+        <w:rPr>
+          <w:lang w:val="es_ES" w:bidi="es_ES"/>
+        </w:rPr>
         <w:t>Vivir rectamente implica mantener una relación adecuada con Dios. (Esto contrasta con los falsos maestros, quienes afirmaban que la vida en el espíritu no podía ser contaminada por ningún comportamiento en un cuerpo físico). Esto no significa que llevemos vidas perfectas (</w:t>
       </w:r>
       <w:hyperlink r:id="rId76">
         <w:r>
           <w:rPr>
+            <w:lang w:val="es_ES" w:bidi="es_ES"/>
+          </w:rPr>
+          <w:rPr>
             <w:color w:val="0000EE"/>
             <w:u w:val="single"/>
           </w:rPr>
@@ -1794,11 +3355,17 @@
         </w:r>
       </w:hyperlink>
       <w:r>
+        <w:rPr>
+          <w:lang w:val="es_ES" w:bidi="es_ES"/>
+        </w:rPr>
         <w:t>), sino que nos mantenemos en una buena relación con Dios (</w:t>
       </w:r>
       <w:hyperlink r:id="rId33">
         <w:r>
           <w:rPr>
+            <w:lang w:val="es_ES" w:bidi="es_ES"/>
+          </w:rPr>
+          <w:rPr>
             <w:color w:val="0000EE"/>
             <w:u w:val="single"/>
           </w:rPr>
@@ -1806,31 +3373,65 @@
         </w:r>
       </w:hyperlink>
       <w:r>
+        <w:rPr>
+          <w:lang w:val="es_ES" w:bidi="es_ES"/>
+        </w:rPr>
         <w:t>).</w:t>
       </w:r>
-      <w:r/>
-      <w:r/>
-    </w:p>
-    <w:p>
-      <w:r/>
+      <w:r>
+        <w:rPr>
+          <w:lang w:val="es_ES" w:bidi="es_ES"/>
+        </w:rPr>
+      </w:r>
+      <w:r>
+        <w:rPr>
+          <w:lang w:val="es_ES" w:bidi="es_ES"/>
+        </w:rPr>
+      </w:r>
+    </w:p>
+    <w:p>
+      <w:pPr/>
+      <w:r>
+        <w:rPr>
+          <w:lang w:val="es_ES" w:bidi="es_ES"/>
+        </w:rPr>
+      </w:r>
     </w:p>
     <w:p>
       <w:pPr>
         <w:pStyle w:val="Heading2"/>
       </w:pPr>
       <w:r>
+        <w:rPr>
+          <w:lang w:val="es_ES" w:bidi="es_ES"/>
+        </w:rPr>
         <w:t>1 Juan 3:11–22</w:t>
       </w:r>
-      <w:r/>
-    </w:p>
-    <w:p>
-      <w:r/>
-      <w:r>
+      <w:r>
+        <w:rPr>
+          <w:lang w:val="es_ES" w:bidi="es_ES"/>
+        </w:rPr>
+      </w:r>
+    </w:p>
+    <w:p>
+      <w:pPr/>
+      <w:r>
+        <w:rPr>
+          <w:lang w:val="es_ES" w:bidi="es_ES"/>
+        </w:rPr>
+      </w:r>
+      <w:r>
+        <w:rPr>
+          <w:lang w:val="es_ES" w:bidi="es_ES"/>
+        </w:rPr>
         <w:t xml:space="preserve">Juan ahora se enfoca en la necesidad de que los creyentes se amen mutuamente (ver </w:t>
       </w:r>
       <w:hyperlink r:id="rId77">
         <w:r>
           <w:rPr>
+            <w:lang w:val="es_ES" w:bidi="es_ES"/>
+          </w:rPr>
+          <w:rPr>
             <w:color w:val="0000EE"/>
             <w:u w:val="single"/>
           </w:rPr>
@@ -1838,34 +3439,71 @@
         </w:r>
       </w:hyperlink>
       <w:r>
+        <w:rPr>
+          <w:lang w:val="es_ES" w:bidi="es_ES"/>
+        </w:rPr>
         <w:t>).</w:t>
       </w:r>
-      <w:r/>
-      <w:r/>
-    </w:p>
-    <w:p>
-      <w:r/>
+      <w:r>
+        <w:rPr>
+          <w:lang w:val="es_ES" w:bidi="es_ES"/>
+        </w:rPr>
+      </w:r>
+      <w:r>
+        <w:rPr>
+          <w:lang w:val="es_ES" w:bidi="es_ES"/>
+        </w:rPr>
+      </w:r>
+    </w:p>
+    <w:p>
+      <w:pPr/>
+      <w:r>
+        <w:rPr>
+          <w:lang w:val="es_ES" w:bidi="es_ES"/>
+        </w:rPr>
+      </w:r>
     </w:p>
     <w:p>
       <w:pPr>
         <w:pStyle w:val="Heading2"/>
       </w:pPr>
       <w:r>
+        <w:rPr>
+          <w:lang w:val="es_ES" w:bidi="es_ES"/>
+        </w:rPr>
         <w:t>1 Juan 3:12–13</w:t>
       </w:r>
-      <w:r/>
-    </w:p>
-    <w:p>
-      <w:r/>
-      <w:r>
+      <w:r>
+        <w:rPr>
+          <w:lang w:val="es_ES" w:bidi="es_ES"/>
+        </w:rPr>
+      </w:r>
+    </w:p>
+    <w:p>
+      <w:pPr/>
+      <w:r>
+        <w:rPr>
+          <w:lang w:val="es_ES" w:bidi="es_ES"/>
+        </w:rPr>
+      </w:r>
+      <w:r>
+        <w:rPr>
+          <w:lang w:val="es_ES" w:bidi="es_ES"/>
+        </w:rPr>
         <w:t>No como Caín, que era del maligno</w:t>
       </w:r>
       <w:r>
+        <w:rPr>
+          <w:lang w:val="es_ES" w:bidi="es_ES"/>
+        </w:rPr>
         <w:t>: estaba celoso de que Abel recibiera la aprobación de Dios; este celo lo llevó al asesinato (</w:t>
       </w:r>
       <w:hyperlink r:id="rId78">
         <w:r>
           <w:rPr>
+            <w:lang w:val="es_ES" w:bidi="es_ES"/>
+          </w:rPr>
+          <w:rPr>
             <w:color w:val="0000EE"/>
             <w:u w:val="single"/>
           </w:rPr>
@@ -1873,11 +3511,17 @@
         </w:r>
       </w:hyperlink>
       <w:r>
+        <w:rPr>
+          <w:lang w:val="es_ES" w:bidi="es_ES"/>
+        </w:rPr>
         <w:t xml:space="preserve">). El odio es juzgado, al igual que el acto externo que resulta de él (ver </w:t>
       </w:r>
       <w:hyperlink r:id="rId79">
         <w:r>
           <w:rPr>
+            <w:lang w:val="es_ES" w:bidi="es_ES"/>
+          </w:rPr>
+          <w:rPr>
             <w:color w:val="0000EE"/>
             <w:u w:val="single"/>
           </w:rPr>
@@ -1885,31 +3529,65 @@
         </w:r>
       </w:hyperlink>
       <w:r>
+        <w:rPr>
+          <w:lang w:val="es_ES" w:bidi="es_ES"/>
+        </w:rPr>
         <w:t>).</w:t>
       </w:r>
-      <w:r/>
-      <w:r/>
-    </w:p>
-    <w:p>
-      <w:r/>
+      <w:r>
+        <w:rPr>
+          <w:lang w:val="es_ES" w:bidi="es_ES"/>
+        </w:rPr>
+      </w:r>
+      <w:r>
+        <w:rPr>
+          <w:lang w:val="es_ES" w:bidi="es_ES"/>
+        </w:rPr>
+      </w:r>
+    </w:p>
+    <w:p>
+      <w:pPr/>
+      <w:r>
+        <w:rPr>
+          <w:lang w:val="es_ES" w:bidi="es_ES"/>
+        </w:rPr>
+      </w:r>
     </w:p>
     <w:p>
       <w:pPr>
         <w:pStyle w:val="Heading2"/>
       </w:pPr>
       <w:r>
+        <w:rPr>
+          <w:lang w:val="es_ES" w:bidi="es_ES"/>
+        </w:rPr>
         <w:t>1 Juan 3:14</w:t>
       </w:r>
-      <w:r/>
-    </w:p>
-    <w:p>
-      <w:r/>
-      <w:r>
+      <w:r>
+        <w:rPr>
+          <w:lang w:val="es_ES" w:bidi="es_ES"/>
+        </w:rPr>
+      </w:r>
+    </w:p>
+    <w:p>
+      <w:pPr/>
+      <w:r>
+        <w:rPr>
+          <w:lang w:val="es_ES" w:bidi="es_ES"/>
+        </w:rPr>
+      </w:r>
+      <w:r>
+        <w:rPr>
+          <w:lang w:val="es_ES" w:bidi="es_ES"/>
+        </w:rPr>
         <w:t xml:space="preserve">Amar a nuestros hermanos y hermanas creyentes es una evidencia tangible de que hemos experimentado el renacimiento en Cristo y tendremos vida eterna en lugar de muerte (es decir, condenación; ver </w:t>
       </w:r>
       <w:hyperlink r:id="rId80">
         <w:r>
           <w:rPr>
+            <w:lang w:val="es_ES" w:bidi="es_ES"/>
+          </w:rPr>
+          <w:rPr>
             <w:color w:val="0000EE"/>
             <w:u w:val="single"/>
           </w:rPr>
@@ -1917,11 +3595,17 @@
         </w:r>
       </w:hyperlink>
       <w:r>
+        <w:rPr>
+          <w:lang w:val="es_ES" w:bidi="es_ES"/>
+        </w:rPr>
         <w:t xml:space="preserve"> </w:t>
       </w:r>
       <w:hyperlink r:id="rId81">
         <w:r>
           <w:rPr>
+            <w:lang w:val="es_ES" w:bidi="es_ES"/>
+          </w:rPr>
+          <w:rPr>
             <w:color w:val="0000EE"/>
             <w:u w:val="single"/>
           </w:rPr>
@@ -1929,11 +3613,17 @@
         </w:r>
       </w:hyperlink>
       <w:r>
+        <w:rPr>
+          <w:lang w:val="es_ES" w:bidi="es_ES"/>
+        </w:rPr>
         <w:t xml:space="preserve"> </w:t>
       </w:r>
       <w:hyperlink r:id="rId82">
         <w:r>
           <w:rPr>
+            <w:lang w:val="es_ES" w:bidi="es_ES"/>
+          </w:rPr>
+          <w:rPr>
             <w:color w:val="0000EE"/>
             <w:u w:val="single"/>
           </w:rPr>
@@ -1941,51 +3631,113 @@
         </w:r>
       </w:hyperlink>
       <w:r>
+        <w:rPr>
+          <w:lang w:val="es_ES" w:bidi="es_ES"/>
+        </w:rPr>
         <w:t>).</w:t>
       </w:r>
-      <w:r/>
-      <w:r/>
-    </w:p>
-    <w:p>
-      <w:r/>
+      <w:r>
+        <w:rPr>
+          <w:lang w:val="es_ES" w:bidi="es_ES"/>
+        </w:rPr>
+      </w:r>
+      <w:r>
+        <w:rPr>
+          <w:lang w:val="es_ES" w:bidi="es_ES"/>
+        </w:rPr>
+      </w:r>
+    </w:p>
+    <w:p>
+      <w:pPr/>
+      <w:r>
+        <w:rPr>
+          <w:lang w:val="es_ES" w:bidi="es_ES"/>
+        </w:rPr>
+      </w:r>
     </w:p>
     <w:p>
       <w:pPr>
         <w:pStyle w:val="Heading2"/>
       </w:pPr>
       <w:r>
+        <w:rPr>
+          <w:lang w:val="es_ES" w:bidi="es_ES"/>
+        </w:rPr>
         <w:t>1 Juan 3:16–18</w:t>
       </w:r>
-      <w:r/>
-    </w:p>
-    <w:p>
-      <w:r/>
-      <w:r>
+      <w:r>
+        <w:rPr>
+          <w:lang w:val="es_ES" w:bidi="es_ES"/>
+        </w:rPr>
+      </w:r>
+    </w:p>
+    <w:p>
+      <w:pPr/>
+      <w:r>
+        <w:rPr>
+          <w:lang w:val="es_ES" w:bidi="es_ES"/>
+        </w:rPr>
+      </w:r>
+      <w:r>
+        <w:rPr>
+          <w:lang w:val="es_ES" w:bidi="es_ES"/>
+        </w:rPr>
         <w:t>El ejemplo de Cristo demuestra que el amor verdadero implica sacrificio personal. Logramos esto al preocuparnos sinceramente por las necesidades de los demás y al ofrecer desinteresadamente nuestro tiempo, esfuerzo, oraciones, posesiones e incluso nuestras vidas para satisfacer esas necesidades.</w:t>
       </w:r>
-      <w:r/>
-      <w:r/>
-    </w:p>
-    <w:p>
-      <w:r/>
+      <w:r>
+        <w:rPr>
+          <w:lang w:val="es_ES" w:bidi="es_ES"/>
+        </w:rPr>
+      </w:r>
+      <w:r>
+        <w:rPr>
+          <w:lang w:val="es_ES" w:bidi="es_ES"/>
+        </w:rPr>
+      </w:r>
+    </w:p>
+    <w:p>
+      <w:pPr/>
+      <w:r>
+        <w:rPr>
+          <w:lang w:val="es_ES" w:bidi="es_ES"/>
+        </w:rPr>
+      </w:r>
     </w:p>
     <w:p>
       <w:pPr>
         <w:pStyle w:val="Heading2"/>
       </w:pPr>
       <w:r>
+        <w:rPr>
+          <w:lang w:val="es_ES" w:bidi="es_ES"/>
+        </w:rPr>
         <w:t>1 Juan 3:19–22</w:t>
       </w:r>
-      <w:r/>
-    </w:p>
-    <w:p>
-      <w:r/>
-      <w:r>
+      <w:r>
+        <w:rPr>
+          <w:lang w:val="es_ES" w:bidi="es_ES"/>
+        </w:rPr>
+      </w:r>
+    </w:p>
+    <w:p>
+      <w:pPr/>
+      <w:r>
+        <w:rPr>
+          <w:lang w:val="es_ES" w:bidi="es_ES"/>
+        </w:rPr>
+      </w:r>
+      <w:r>
+        <w:rPr>
+          <w:lang w:val="es_ES" w:bidi="es_ES"/>
+        </w:rPr>
         <w:t>Aquellos que realmente aman (</w:t>
       </w:r>
       <w:hyperlink r:id="rId83">
         <w:r>
           <w:rPr>
+            <w:lang w:val="es_ES" w:bidi="es_ES"/>
+          </w:rPr>
+          <w:rPr>
             <w:color w:val="0000EE"/>
             <w:u w:val="single"/>
           </w:rPr>
@@ -1993,11 +3745,17 @@
         </w:r>
       </w:hyperlink>
       <w:r>
+        <w:rPr>
+          <w:lang w:val="es_ES" w:bidi="es_ES"/>
+        </w:rPr>
         <w:t xml:space="preserve">) tienen la confianza de que Dios los acepta, porque el amor verdadero es la evidencia principal de la fe genuina y de la nueva vida en Cristo (ver </w:t>
       </w:r>
       <w:hyperlink r:id="rId84">
         <w:r>
           <w:rPr>
+            <w:lang w:val="es_ES" w:bidi="es_ES"/>
+          </w:rPr>
+          <w:rPr>
             <w:color w:val="0000EE"/>
             <w:u w:val="single"/>
           </w:rPr>
@@ -2005,31 +3763,65 @@
         </w:r>
       </w:hyperlink>
       <w:r>
+        <w:rPr>
+          <w:lang w:val="es_ES" w:bidi="es_ES"/>
+        </w:rPr>
         <w:t>).</w:t>
       </w:r>
-      <w:r/>
-      <w:r/>
-    </w:p>
-    <w:p>
-      <w:r/>
+      <w:r>
+        <w:rPr>
+          <w:lang w:val="es_ES" w:bidi="es_ES"/>
+        </w:rPr>
+      </w:r>
+      <w:r>
+        <w:rPr>
+          <w:lang w:val="es_ES" w:bidi="es_ES"/>
+        </w:rPr>
+      </w:r>
+    </w:p>
+    <w:p>
+      <w:pPr/>
+      <w:r>
+        <w:rPr>
+          <w:lang w:val="es_ES" w:bidi="es_ES"/>
+        </w:rPr>
+      </w:r>
     </w:p>
     <w:p>
       <w:pPr>
         <w:pStyle w:val="Heading2"/>
       </w:pPr>
       <w:r>
+        <w:rPr>
+          <w:lang w:val="es_ES" w:bidi="es_ES"/>
+        </w:rPr>
         <w:t>1 Juan 3:23–24</w:t>
       </w:r>
-      <w:r/>
-    </w:p>
-    <w:p>
-      <w:r/>
-      <w:r>
+      <w:r>
+        <w:rPr>
+          <w:lang w:val="es_ES" w:bidi="es_ES"/>
+        </w:rPr>
+      </w:r>
+    </w:p>
+    <w:p>
+      <w:pPr/>
+      <w:r>
+        <w:rPr>
+          <w:lang w:val="es_ES" w:bidi="es_ES"/>
+        </w:rPr>
+      </w:r>
+      <w:r>
+        <w:rPr>
+          <w:lang w:val="es_ES" w:bidi="es_ES"/>
+        </w:rPr>
         <w:t>Juan ofrece aquí un nuevo criterio para discernir quién tiene el Espíritu. El Espíritu no es posesión de una élite iluminada cuyas vidas no cambian. En cambio, el Espíritu llega a todos los creyentes y fomenta el discipulado obediente (</w:t>
       </w:r>
       <w:hyperlink r:id="rId85">
         <w:r>
           <w:rPr>
+            <w:lang w:val="es_ES" w:bidi="es_ES"/>
+          </w:rPr>
+          <w:rPr>
             <w:color w:val="0000EE"/>
             <w:u w:val="single"/>
           </w:rPr>
@@ -2037,31 +3829,65 @@
         </w:r>
       </w:hyperlink>
       <w:r>
+        <w:rPr>
+          <w:lang w:val="es_ES" w:bidi="es_ES"/>
+        </w:rPr>
         <w:t>).</w:t>
       </w:r>
-      <w:r/>
-      <w:r/>
-    </w:p>
-    <w:p>
-      <w:r/>
+      <w:r>
+        <w:rPr>
+          <w:lang w:val="es_ES" w:bidi="es_ES"/>
+        </w:rPr>
+      </w:r>
+      <w:r>
+        <w:rPr>
+          <w:lang w:val="es_ES" w:bidi="es_ES"/>
+        </w:rPr>
+      </w:r>
+    </w:p>
+    <w:p>
+      <w:pPr/>
+      <w:r>
+        <w:rPr>
+          <w:lang w:val="es_ES" w:bidi="es_ES"/>
+        </w:rPr>
+      </w:r>
     </w:p>
     <w:p>
       <w:pPr>
         <w:pStyle w:val="Heading2"/>
       </w:pPr>
       <w:r>
+        <w:rPr>
+          <w:lang w:val="es_ES" w:bidi="es_ES"/>
+        </w:rPr>
         <w:t>1 Juan 4:1</w:t>
       </w:r>
-      <w:r/>
-    </w:p>
-    <w:p>
-      <w:r/>
-      <w:r>
+      <w:r>
+        <w:rPr>
+          <w:lang w:val="es_ES" w:bidi="es_ES"/>
+        </w:rPr>
+      </w:r>
+    </w:p>
+    <w:p>
+      <w:pPr/>
+      <w:r>
+        <w:rPr>
+          <w:lang w:val="es_ES" w:bidi="es_ES"/>
+        </w:rPr>
+      </w:r>
+      <w:r>
+        <w:rPr>
+          <w:lang w:val="es_ES" w:bidi="es_ES"/>
+        </w:rPr>
         <w:t>Todos los que afirman hablar por el Espíritu: los maestros que dejaron las iglesias de Juan afirmaban ser profetas, pero el verdadero profeta es un instrumento para los mensajes del Espíritu Santo (</w:t>
       </w:r>
       <w:hyperlink r:id="rId86">
         <w:r>
           <w:rPr>
+            <w:lang w:val="es_ES" w:bidi="es_ES"/>
+          </w:rPr>
+          <w:rPr>
             <w:color w:val="0000EE"/>
             <w:u w:val="single"/>
           </w:rPr>
@@ -2069,11 +3895,17 @@
         </w:r>
       </w:hyperlink>
       <w:r>
+        <w:rPr>
+          <w:lang w:val="es_ES" w:bidi="es_ES"/>
+        </w:rPr>
         <w:t xml:space="preserve"> </w:t>
       </w:r>
       <w:hyperlink r:id="rId87">
         <w:r>
           <w:rPr>
+            <w:lang w:val="es_ES" w:bidi="es_ES"/>
+          </w:rPr>
+          <w:rPr>
             <w:color w:val="0000EE"/>
             <w:u w:val="single"/>
           </w:rPr>
@@ -2081,11 +3913,17 @@
         </w:r>
       </w:hyperlink>
       <w:r>
+        <w:rPr>
+          <w:lang w:val="es_ES" w:bidi="es_ES"/>
+        </w:rPr>
         <w:t xml:space="preserve"> </w:t>
       </w:r>
       <w:hyperlink r:id="rId88">
         <w:r>
           <w:rPr>
+            <w:lang w:val="es_ES" w:bidi="es_ES"/>
+          </w:rPr>
+          <w:rPr>
             <w:color w:val="0000EE"/>
             <w:u w:val="single"/>
           </w:rPr>
@@ -2093,11 +3931,17 @@
         </w:r>
       </w:hyperlink>
       <w:r>
+        <w:rPr>
+          <w:lang w:val="es_ES" w:bidi="es_ES"/>
+        </w:rPr>
         <w:t>). Todo orador debe ser evaluado en función de lo que el Espíritu Santo ha dicho a través de los apóstoles (</w:t>
       </w:r>
       <w:hyperlink r:id="rId17">
         <w:r>
           <w:rPr>
+            <w:lang w:val="es_ES" w:bidi="es_ES"/>
+          </w:rPr>
+          <w:rPr>
             <w:color w:val="0000EE"/>
             <w:u w:val="single"/>
           </w:rPr>
@@ -2105,11 +3949,17 @@
         </w:r>
       </w:hyperlink>
       <w:r>
+        <w:rPr>
+          <w:lang w:val="es_ES" w:bidi="es_ES"/>
+        </w:rPr>
         <w:t>,</w:t>
       </w:r>
       <w:hyperlink r:id="rId89">
         <w:r>
           <w:rPr>
+            <w:lang w:val="es_ES" w:bidi="es_ES"/>
+          </w:rPr>
+          <w:rPr>
             <w:color w:val="0000EE"/>
             <w:u w:val="single"/>
           </w:rPr>
@@ -2117,31 +3967,65 @@
         </w:r>
       </w:hyperlink>
       <w:r>
+        <w:rPr>
+          <w:lang w:val="es_ES" w:bidi="es_ES"/>
+        </w:rPr>
         <w:t>).</w:t>
       </w:r>
-      <w:r/>
-      <w:r/>
-    </w:p>
-    <w:p>
-      <w:r/>
+      <w:r>
+        <w:rPr>
+          <w:lang w:val="es_ES" w:bidi="es_ES"/>
+        </w:rPr>
+      </w:r>
+      <w:r>
+        <w:rPr>
+          <w:lang w:val="es_ES" w:bidi="es_ES"/>
+        </w:rPr>
+      </w:r>
+    </w:p>
+    <w:p>
+      <w:pPr/>
+      <w:r>
+        <w:rPr>
+          <w:lang w:val="es_ES" w:bidi="es_ES"/>
+        </w:rPr>
+      </w:r>
     </w:p>
     <w:p>
       <w:pPr>
         <w:pStyle w:val="Heading2"/>
       </w:pPr>
       <w:r>
+        <w:rPr>
+          <w:lang w:val="es_ES" w:bidi="es_ES"/>
+        </w:rPr>
         <w:t>1 Juan 4:1–6</w:t>
       </w:r>
-      <w:r/>
-    </w:p>
-    <w:p>
-      <w:r/>
-      <w:r>
+      <w:r>
+        <w:rPr>
+          <w:lang w:val="es_ES" w:bidi="es_ES"/>
+        </w:rPr>
+      </w:r>
+    </w:p>
+    <w:p>
+      <w:pPr/>
+      <w:r>
+        <w:rPr>
+          <w:lang w:val="es_ES" w:bidi="es_ES"/>
+        </w:rPr>
+      </w:r>
+      <w:r>
+        <w:rPr>
+          <w:lang w:val="es_ES" w:bidi="es_ES"/>
+        </w:rPr>
         <w:t>Aquellos que pertenecen a Dios (</w:t>
       </w:r>
       <w:hyperlink r:id="rId48">
         <w:r>
           <w:rPr>
+            <w:lang w:val="es_ES" w:bidi="es_ES"/>
+          </w:rPr>
+          <w:rPr>
             <w:color w:val="0000EE"/>
             <w:u w:val="single"/>
           </w:rPr>
@@ -2149,11 +4033,17 @@
         </w:r>
       </w:hyperlink>
       <w:r>
+        <w:rPr>
+          <w:lang w:val="es_ES" w:bidi="es_ES"/>
+        </w:rPr>
         <w:t>) pueden distinguir la verdad espiritual del error, porque la presencia del Espíritu (</w:t>
       </w:r>
       <w:hyperlink r:id="rId90">
         <w:r>
           <w:rPr>
+            <w:lang w:val="es_ES" w:bidi="es_ES"/>
+          </w:rPr>
+          <w:rPr>
             <w:color w:val="0000EE"/>
             <w:u w:val="single"/>
           </w:rPr>
@@ -2161,11 +4051,17 @@
         </w:r>
       </w:hyperlink>
       <w:r>
+        <w:rPr>
+          <w:lang w:val="es_ES" w:bidi="es_ES"/>
+        </w:rPr>
         <w:t xml:space="preserve">) les enseña (ver </w:t>
       </w:r>
       <w:hyperlink r:id="rId91">
         <w:r>
           <w:rPr>
+            <w:lang w:val="es_ES" w:bidi="es_ES"/>
+          </w:rPr>
+          <w:rPr>
             <w:color w:val="0000EE"/>
             <w:u w:val="single"/>
           </w:rPr>
@@ -2173,11 +4069,17 @@
         </w:r>
       </w:hyperlink>
       <w:r>
+        <w:rPr>
+          <w:lang w:val="es_ES" w:bidi="es_ES"/>
+        </w:rPr>
         <w:t>,</w:t>
       </w:r>
       <w:hyperlink r:id="rId92">
         <w:r>
           <w:rPr>
+            <w:lang w:val="es_ES" w:bidi="es_ES"/>
+          </w:rPr>
+          <w:rPr>
             <w:color w:val="0000EE"/>
             <w:u w:val="single"/>
           </w:rPr>
@@ -2185,11 +4087,17 @@
         </w:r>
       </w:hyperlink>
       <w:r>
+        <w:rPr>
+          <w:lang w:val="es_ES" w:bidi="es_ES"/>
+        </w:rPr>
         <w:t xml:space="preserve"> </w:t>
       </w:r>
       <w:hyperlink r:id="rId93">
         <w:r>
           <w:rPr>
+            <w:lang w:val="es_ES" w:bidi="es_ES"/>
+          </w:rPr>
+          <w:rPr>
             <w:color w:val="0000EE"/>
             <w:u w:val="single"/>
           </w:rPr>
@@ -2197,11 +4105,17 @@
         </w:r>
       </w:hyperlink>
       <w:r>
+        <w:rPr>
+          <w:lang w:val="es_ES" w:bidi="es_ES"/>
+        </w:rPr>
         <w:t xml:space="preserve"> </w:t>
       </w:r>
       <w:hyperlink r:id="rId94">
         <w:r>
           <w:rPr>
+            <w:lang w:val="es_ES" w:bidi="es_ES"/>
+          </w:rPr>
+          <w:rPr>
             <w:color w:val="0000EE"/>
             <w:u w:val="single"/>
           </w:rPr>
@@ -2209,31 +4123,65 @@
         </w:r>
       </w:hyperlink>
       <w:r>
+        <w:rPr>
+          <w:lang w:val="es_ES" w:bidi="es_ES"/>
+        </w:rPr>
         <w:t>). Sin embargo, Juan proporciona pruebas concretas para que los creyentes las apliquen y no se confundan. Estas pruebas son un punto de partida para los verdaderos maestros, no un conjunto exhaustivo; fueron diseñadas para abordar las falsas enseñanzas que se estaban promoviendo en las iglesias de los lectores de Juan.</w:t>
       </w:r>
-      <w:r/>
-      <w:r/>
-    </w:p>
-    <w:p>
-      <w:r/>
+      <w:r>
+        <w:rPr>
+          <w:lang w:val="es_ES" w:bidi="es_ES"/>
+        </w:rPr>
+      </w:r>
+      <w:r>
+        <w:rPr>
+          <w:lang w:val="es_ES" w:bidi="es_ES"/>
+        </w:rPr>
+      </w:r>
+    </w:p>
+    <w:p>
+      <w:pPr/>
+      <w:r>
+        <w:rPr>
+          <w:lang w:val="es_ES" w:bidi="es_ES"/>
+        </w:rPr>
+      </w:r>
     </w:p>
     <w:p>
       <w:pPr>
         <w:pStyle w:val="Heading2"/>
       </w:pPr>
       <w:r>
+        <w:rPr>
+          <w:lang w:val="es_ES" w:bidi="es_ES"/>
+        </w:rPr>
         <w:t>1 Juan 4:2</w:t>
       </w:r>
-      <w:r/>
-    </w:p>
-    <w:p>
-      <w:r/>
-      <w:r>
+      <w:r>
+        <w:rPr>
+          <w:lang w:val="es_ES" w:bidi="es_ES"/>
+        </w:rPr>
+      </w:r>
+    </w:p>
+    <w:p>
+      <w:pPr/>
+      <w:r>
+        <w:rPr>
+          <w:lang w:val="es_ES" w:bidi="es_ES"/>
+        </w:rPr>
+      </w:r>
+      <w:r>
+        <w:rPr>
+          <w:lang w:val="es_ES" w:bidi="es_ES"/>
+        </w:rPr>
         <w:t>Si una persona afirma ser un profeta: Juan describe una prueba doctrinal para profetas y maestros. Aquellos que tienen el Espíritu de Dios confiesan que Jesucristo vino en un cuerpo real. En otras palabras, deben afirmar la realidad de que Jesús es tanto completamente hombre como completamente Dios. Los profetas y maestros que niegan estas enseñanzas básicas son anticristos (</w:t>
       </w:r>
       <w:hyperlink r:id="rId95">
         <w:r>
           <w:rPr>
+            <w:lang w:val="es_ES" w:bidi="es_ES"/>
+          </w:rPr>
+          <w:rPr>
             <w:color w:val="0000EE"/>
             <w:u w:val="single"/>
           </w:rPr>
@@ -2241,11 +4189,17 @@
         </w:r>
       </w:hyperlink>
       <w:r>
+        <w:rPr>
+          <w:lang w:val="es_ES" w:bidi="es_ES"/>
+        </w:rPr>
         <w:t xml:space="preserve">). Ciertos falsos maestros en la época de Juan (los Docetistas) enseñaban que Jesucristo solo parecía tener un cuerpo humano, pero realmente no lo tenía. De este modo, negaban que Dios se hizo carne. Ver </w:t>
       </w:r>
       <w:hyperlink r:id="rId96">
         <w:r>
           <w:rPr>
+            <w:lang w:val="es_ES" w:bidi="es_ES"/>
+          </w:rPr>
+          <w:rPr>
             <w:color w:val="0000EE"/>
             <w:u w:val="single"/>
           </w:rPr>
@@ -2253,11 +4207,17 @@
         </w:r>
       </w:hyperlink>
       <w:r>
+        <w:rPr>
+          <w:lang w:val="es_ES" w:bidi="es_ES"/>
+        </w:rPr>
         <w:t xml:space="preserve"> </w:t>
       </w:r>
       <w:hyperlink r:id="rId16">
         <w:r>
           <w:rPr>
+            <w:lang w:val="es_ES" w:bidi="es_ES"/>
+          </w:rPr>
+          <w:rPr>
             <w:color w:val="0000EE"/>
             <w:u w:val="single"/>
           </w:rPr>
@@ -2265,31 +4225,65 @@
         </w:r>
       </w:hyperlink>
       <w:r>
+        <w:rPr>
+          <w:lang w:val="es_ES" w:bidi="es_ES"/>
+        </w:rPr>
         <w:t>.</w:t>
       </w:r>
-      <w:r/>
-      <w:r/>
-    </w:p>
-    <w:p>
-      <w:r/>
+      <w:r>
+        <w:rPr>
+          <w:lang w:val="es_ES" w:bidi="es_ES"/>
+        </w:rPr>
+      </w:r>
+      <w:r>
+        <w:rPr>
+          <w:lang w:val="es_ES" w:bidi="es_ES"/>
+        </w:rPr>
+      </w:r>
+    </w:p>
+    <w:p>
+      <w:pPr/>
+      <w:r>
+        <w:rPr>
+          <w:lang w:val="es_ES" w:bidi="es_ES"/>
+        </w:rPr>
+      </w:r>
     </w:p>
     <w:p>
       <w:pPr>
         <w:pStyle w:val="Heading2"/>
       </w:pPr>
       <w:r>
+        <w:rPr>
+          <w:lang w:val="es_ES" w:bidi="es_ES"/>
+        </w:rPr>
         <w:t>1 Juan 4:5</w:t>
       </w:r>
-      <w:r/>
-    </w:p>
-    <w:p>
-      <w:r/>
-      <w:r>
+      <w:r>
+        <w:rPr>
+          <w:lang w:val="es_ES" w:bidi="es_ES"/>
+        </w:rPr>
+      </w:r>
+    </w:p>
+    <w:p>
+      <w:pPr/>
+      <w:r>
+        <w:rPr>
+          <w:lang w:val="es_ES" w:bidi="es_ES"/>
+        </w:rPr>
+      </w:r>
+      <w:r>
+        <w:rPr>
+          <w:lang w:val="es_ES" w:bidi="es_ES"/>
+        </w:rPr>
         <w:t>La perspectiva del mundo es de una maldad sistemática, en oposición a Dios (</w:t>
       </w:r>
       <w:hyperlink r:id="rId97">
         <w:r>
           <w:rPr>
+            <w:lang w:val="es_ES" w:bidi="es_ES"/>
+          </w:rPr>
+          <w:rPr>
             <w:color w:val="0000EE"/>
             <w:u w:val="single"/>
           </w:rPr>
@@ -2297,31 +4291,65 @@
         </w:r>
       </w:hyperlink>
       <w:r>
+        <w:rPr>
+          <w:lang w:val="es_ES" w:bidi="es_ES"/>
+        </w:rPr>
         <w:t>).</w:t>
       </w:r>
-      <w:r/>
-      <w:r/>
-    </w:p>
-    <w:p>
-      <w:r/>
+      <w:r>
+        <w:rPr>
+          <w:lang w:val="es_ES" w:bidi="es_ES"/>
+        </w:rPr>
+      </w:r>
+      <w:r>
+        <w:rPr>
+          <w:lang w:val="es_ES" w:bidi="es_ES"/>
+        </w:rPr>
+      </w:r>
+    </w:p>
+    <w:p>
+      <w:pPr/>
+      <w:r>
+        <w:rPr>
+          <w:lang w:val="es_ES" w:bidi="es_ES"/>
+        </w:rPr>
+      </w:r>
     </w:p>
     <w:p>
       <w:pPr>
         <w:pStyle w:val="Heading2"/>
       </w:pPr>
       <w:r>
+        <w:rPr>
+          <w:lang w:val="es_ES" w:bidi="es_ES"/>
+        </w:rPr>
         <w:t>1 Juan 4:6</w:t>
       </w:r>
-      <w:r/>
-    </w:p>
-    <w:p>
-      <w:r/>
-      <w:r>
+      <w:r>
+        <w:rPr>
+          <w:lang w:val="es_ES" w:bidi="es_ES"/>
+        </w:rPr>
+      </w:r>
+    </w:p>
+    <w:p>
+      <w:pPr/>
+      <w:r>
+        <w:rPr>
+          <w:lang w:val="es_ES" w:bidi="es_ES"/>
+        </w:rPr>
+      </w:r>
+      <w:r>
+        <w:rPr>
+          <w:lang w:val="es_ES" w:bidi="es_ES"/>
+        </w:rPr>
         <w:t>Juan pone a prueba la realidad del cristianismo de una persona según si escucha y está de acuerdo con las enseñanzas de los apóstoles. • El Espíritu de verdad es el Espíritu Santo (</w:t>
       </w:r>
       <w:hyperlink r:id="rId98">
         <w:r>
           <w:rPr>
+            <w:lang w:val="es_ES" w:bidi="es_ES"/>
+          </w:rPr>
+          <w:rPr>
             <w:color w:val="0000EE"/>
             <w:u w:val="single"/>
           </w:rPr>
@@ -2329,11 +4357,17 @@
         </w:r>
       </w:hyperlink>
       <w:r>
+        <w:rPr>
+          <w:lang w:val="es_ES" w:bidi="es_ES"/>
+        </w:rPr>
         <w:t>,</w:t>
       </w:r>
       <w:hyperlink r:id="rId99">
         <w:r>
           <w:rPr>
+            <w:lang w:val="es_ES" w:bidi="es_ES"/>
+          </w:rPr>
+          <w:rPr>
             <w:color w:val="0000EE"/>
             <w:u w:val="single"/>
           </w:rPr>
@@ -2341,11 +4375,17 @@
         </w:r>
       </w:hyperlink>
       <w:r>
+        <w:rPr>
+          <w:lang w:val="es_ES" w:bidi="es_ES"/>
+        </w:rPr>
         <w:t xml:space="preserve"> </w:t>
       </w:r>
       <w:hyperlink r:id="rId100">
         <w:r>
           <w:rPr>
+            <w:lang w:val="es_ES" w:bidi="es_ES"/>
+          </w:rPr>
+          <w:rPr>
             <w:color w:val="0000EE"/>
             <w:u w:val="single"/>
           </w:rPr>
@@ -2353,11 +4393,17 @@
         </w:r>
       </w:hyperlink>
       <w:r>
+        <w:rPr>
+          <w:lang w:val="es_ES" w:bidi="es_ES"/>
+        </w:rPr>
         <w:t xml:space="preserve"> </w:t>
       </w:r>
       <w:hyperlink r:id="rId101">
         <w:r>
           <w:rPr>
+            <w:lang w:val="es_ES" w:bidi="es_ES"/>
+          </w:rPr>
+          <w:rPr>
             <w:color w:val="0000EE"/>
             <w:u w:val="single"/>
           </w:rPr>
@@ -2365,11 +4411,17 @@
         </w:r>
       </w:hyperlink>
       <w:r>
+        <w:rPr>
+          <w:lang w:val="es_ES" w:bidi="es_ES"/>
+        </w:rPr>
         <w:t>), quien enseña la verdad sobre Cristo (</w:t>
       </w:r>
       <w:hyperlink r:id="rId91">
         <w:r>
           <w:rPr>
+            <w:lang w:val="es_ES" w:bidi="es_ES"/>
+          </w:rPr>
+          <w:rPr>
             <w:color w:val="0000EE"/>
             <w:u w:val="single"/>
           </w:rPr>
@@ -2377,11 +4429,17 @@
         </w:r>
       </w:hyperlink>
       <w:r>
+        <w:rPr>
+          <w:lang w:val="es_ES" w:bidi="es_ES"/>
+        </w:rPr>
         <w:t>,</w:t>
       </w:r>
       <w:hyperlink r:id="rId92">
         <w:r>
           <w:rPr>
+            <w:lang w:val="es_ES" w:bidi="es_ES"/>
+          </w:rPr>
+          <w:rPr>
             <w:color w:val="0000EE"/>
             <w:u w:val="single"/>
           </w:rPr>
@@ -2389,75 +4447,151 @@
         </w:r>
       </w:hyperlink>
       <w:r>
+        <w:rPr>
+          <w:lang w:val="es_ES" w:bidi="es_ES"/>
+        </w:rPr>
         <w:t>). • Los falsos profetas tienen el espíritu de engaño</w:t>
       </w:r>
       <w:r>
         <w:rPr>
           <w:i/>
+          <w:lang w:val="es_ES" w:bidi="es_ES"/>
         </w:rPr>
         <w:t>,</w:t>
       </w:r>
       <w:r>
+        <w:rPr>
+          <w:lang w:val="es_ES" w:bidi="es_ES"/>
+        </w:rPr>
         <w:t xml:space="preserve"> el espíritu del anticristo, que aleja a las personas de Cristo (ver </w:t>
       </w:r>
       <w:r>
+        <w:rPr>
+          <w:lang w:val="es_ES" w:bidi="es_ES"/>
+        </w:rPr>
         <w:t>nota de estudio sobre 2:22</w:t>
       </w:r>
       <w:r>
+        <w:rPr>
+          <w:lang w:val="es_ES" w:bidi="es_ES"/>
+        </w:rPr>
         <w:t>). Por lo tanto, la unión con el cuerpo histórico de Cristo y el consenso de enseñanza que comenzó con los apóstoles es un signo de fidelidad a la obra de Cristo en el mundo.</w:t>
       </w:r>
-      <w:r/>
-      <w:r/>
-    </w:p>
-    <w:p>
-      <w:r/>
+      <w:r>
+        <w:rPr>
+          <w:lang w:val="es_ES" w:bidi="es_ES"/>
+        </w:rPr>
+      </w:r>
+      <w:r>
+        <w:rPr>
+          <w:lang w:val="es_ES" w:bidi="es_ES"/>
+        </w:rPr>
+      </w:r>
+    </w:p>
+    <w:p>
+      <w:pPr/>
+      <w:r>
+        <w:rPr>
+          <w:lang w:val="es_ES" w:bidi="es_ES"/>
+        </w:rPr>
+      </w:r>
     </w:p>
     <w:p>
       <w:pPr>
         <w:pStyle w:val="Heading2"/>
       </w:pPr>
       <w:r>
+        <w:rPr>
+          <w:lang w:val="es_ES" w:bidi="es_ES"/>
+        </w:rPr>
         <w:t>1 Juan 4:7–21</w:t>
       </w:r>
-      <w:r/>
-    </w:p>
-    <w:p>
-      <w:r/>
-      <w:r>
+      <w:r>
+        <w:rPr>
+          <w:lang w:val="es_ES" w:bidi="es_ES"/>
+        </w:rPr>
+      </w:r>
+    </w:p>
+    <w:p>
+      <w:pPr/>
+      <w:r>
+        <w:rPr>
+          <w:lang w:val="es_ES" w:bidi="es_ES"/>
+        </w:rPr>
+      </w:r>
+      <w:r>
+        <w:rPr>
+          <w:lang w:val="es_ES" w:bidi="es_ES"/>
+        </w:rPr>
         <w:t>Juan explica el origen del amor cristiano y cómo se manifiesta.</w:t>
       </w:r>
-      <w:r/>
-      <w:r/>
-    </w:p>
-    <w:p>
-      <w:r/>
+      <w:r>
+        <w:rPr>
+          <w:lang w:val="es_ES" w:bidi="es_ES"/>
+        </w:rPr>
+      </w:r>
+      <w:r>
+        <w:rPr>
+          <w:lang w:val="es_ES" w:bidi="es_ES"/>
+        </w:rPr>
+      </w:r>
+    </w:p>
+    <w:p>
+      <w:pPr/>
+      <w:r>
+        <w:rPr>
+          <w:lang w:val="es_ES" w:bidi="es_ES"/>
+        </w:rPr>
+      </w:r>
     </w:p>
     <w:p>
       <w:pPr>
         <w:pStyle w:val="Heading2"/>
       </w:pPr>
       <w:r>
+        <w:rPr>
+          <w:lang w:val="es_ES" w:bidi="es_ES"/>
+        </w:rPr>
         <w:t>1 Juan 4:8</w:t>
       </w:r>
-      <w:r/>
-    </w:p>
-    <w:p>
-      <w:r/>
-      <w:r>
+      <w:r>
+        <w:rPr>
+          <w:lang w:val="es_ES" w:bidi="es_ES"/>
+        </w:rPr>
+      </w:r>
+    </w:p>
+    <w:p>
+      <w:pPr/>
+      <w:r>
+        <w:rPr>
+          <w:lang w:val="es_ES" w:bidi="es_ES"/>
+        </w:rPr>
+      </w:r>
+      <w:r>
+        <w:rPr>
+          <w:lang w:val="es_ES" w:bidi="es_ES"/>
+        </w:rPr>
         <w:t>Dios es amor</w:t>
       </w:r>
       <w:r>
         <w:rPr>
           <w:i/>
+          <w:lang w:val="es_ES" w:bidi="es_ES"/>
         </w:rPr>
         <w:t>,</w:t>
       </w:r>
       <w:r>
+        <w:rPr>
+          <w:lang w:val="es_ES" w:bidi="es_ES"/>
+        </w:rPr>
         <w:t xml:space="preserve"> la fuente y encarnación de todo amor. Este concepto, junto con el de que “Dios es luz” (</w:t>
       </w:r>
       <w:hyperlink r:id="rId102">
         <w:r>
           <w:rPr>
+            <w:lang w:val="es_ES" w:bidi="es_ES"/>
+          </w:rPr>
+          <w:rPr>
             <w:color w:val="0000EE"/>
             <w:u w:val="single"/>
           </w:rPr>
@@ -2465,71 +4599,161 @@
         </w:r>
       </w:hyperlink>
       <w:r>
+        <w:rPr>
+          <w:lang w:val="es_ES" w:bidi="es_ES"/>
+        </w:rPr>
         <w:t>), forma la base sobre la cual Juan escribe esta carta.</w:t>
       </w:r>
-      <w:r/>
-      <w:r/>
-    </w:p>
-    <w:p>
-      <w:r/>
+      <w:r>
+        <w:rPr>
+          <w:lang w:val="es_ES" w:bidi="es_ES"/>
+        </w:rPr>
+      </w:r>
+      <w:r>
+        <w:rPr>
+          <w:lang w:val="es_ES" w:bidi="es_ES"/>
+        </w:rPr>
+      </w:r>
+    </w:p>
+    <w:p>
+      <w:pPr/>
+      <w:r>
+        <w:rPr>
+          <w:lang w:val="es_ES" w:bidi="es_ES"/>
+        </w:rPr>
+      </w:r>
     </w:p>
     <w:p>
       <w:pPr>
         <w:pStyle w:val="Heading2"/>
       </w:pPr>
       <w:r>
+        <w:rPr>
+          <w:lang w:val="es_ES" w:bidi="es_ES"/>
+        </w:rPr>
         <w:t>1 Juan 4:9–10</w:t>
       </w:r>
-      <w:r/>
-    </w:p>
-    <w:p>
-      <w:r/>
-      <w:r>
+      <w:r>
+        <w:rPr>
+          <w:lang w:val="es_ES" w:bidi="es_ES"/>
+        </w:rPr>
+      </w:r>
+    </w:p>
+    <w:p>
+      <w:pPr/>
+      <w:r>
+        <w:rPr>
+          <w:lang w:val="es_ES" w:bidi="es_ES"/>
+        </w:rPr>
+      </w:r>
+      <w:r>
+        <w:rPr>
+          <w:lang w:val="es_ES" w:bidi="es_ES"/>
+        </w:rPr>
         <w:t>Jesucristo, enviado por Dios Padre, se encarnó y demostró el amor de Dios a través de su vida en la tierra y su muerte sacrificial en la cruz como sacrificio expiatorio.</w:t>
       </w:r>
-      <w:r/>
-      <w:r/>
-    </w:p>
-    <w:p>
-      <w:r/>
+      <w:r>
+        <w:rPr>
+          <w:lang w:val="es_ES" w:bidi="es_ES"/>
+        </w:rPr>
+      </w:r>
+      <w:r>
+        <w:rPr>
+          <w:lang w:val="es_ES" w:bidi="es_ES"/>
+        </w:rPr>
+      </w:r>
+    </w:p>
+    <w:p>
+      <w:pPr/>
+      <w:r>
+        <w:rPr>
+          <w:lang w:val="es_ES" w:bidi="es_ES"/>
+        </w:rPr>
+      </w:r>
     </w:p>
     <w:p>
       <w:pPr>
         <w:pStyle w:val="Heading2"/>
       </w:pPr>
       <w:r>
+        <w:rPr>
+          <w:lang w:val="es_ES" w:bidi="es_ES"/>
+        </w:rPr>
         <w:t>1 Juan 4:11–12</w:t>
       </w:r>
-      <w:r/>
-    </w:p>
-    <w:p>
-      <w:r/>
-      <w:r>
+      <w:r>
+        <w:rPr>
+          <w:lang w:val="es_ES" w:bidi="es_ES"/>
+        </w:rPr>
+      </w:r>
+    </w:p>
+    <w:p>
+      <w:pPr/>
+      <w:r>
+        <w:rPr>
+          <w:lang w:val="es_ES" w:bidi="es_ES"/>
+        </w:rPr>
+      </w:r>
+      <w:r>
+        <w:rPr>
+          <w:lang w:val="es_ES" w:bidi="es_ES"/>
+        </w:rPr>
         <w:t>Aquellos que han recibido el amor de Dios no pueden evitar amar espontáneamente a quienes también lo han recibido. A medida que este amor fluye a través de nosotros hacia los demás, se hace evidente que amamos a Dios.</w:t>
       </w:r>
-      <w:r/>
-      <w:r/>
-    </w:p>
-    <w:p>
-      <w:r/>
+      <w:r>
+        <w:rPr>
+          <w:lang w:val="es_ES" w:bidi="es_ES"/>
+        </w:rPr>
+      </w:r>
+      <w:r>
+        <w:rPr>
+          <w:lang w:val="es_ES" w:bidi="es_ES"/>
+        </w:rPr>
+      </w:r>
+    </w:p>
+    <w:p>
+      <w:pPr/>
+      <w:r>
+        <w:rPr>
+          <w:lang w:val="es_ES" w:bidi="es_ES"/>
+        </w:rPr>
+      </w:r>
     </w:p>
     <w:p>
       <w:pPr>
         <w:pStyle w:val="Heading2"/>
       </w:pPr>
       <w:r>
+        <w:rPr>
+          <w:lang w:val="es_ES" w:bidi="es_ES"/>
+        </w:rPr>
         <w:t>1 Juan 4:15</w:t>
       </w:r>
-      <w:r/>
-    </w:p>
-    <w:p>
-      <w:r/>
-      <w:r>
+      <w:r>
+        <w:rPr>
+          <w:lang w:val="es_ES" w:bidi="es_ES"/>
+        </w:rPr>
+      </w:r>
+    </w:p>
+    <w:p>
+      <w:pPr/>
+      <w:r>
+        <w:rPr>
+          <w:lang w:val="es_ES" w:bidi="es_ES"/>
+        </w:rPr>
+      </w:r>
+      <w:r>
+        <w:rPr>
+          <w:lang w:val="es_ES" w:bidi="es_ES"/>
+        </w:rPr>
         <w:t>Aquellos que creen en Cristo tienen a Dios viviendo en ellos, y ellos viven en Dios. El Padre y el Hijo experimentan esta comunión (</w:t>
       </w:r>
       <w:hyperlink r:id="rId103">
         <w:r>
           <w:rPr>
+            <w:lang w:val="es_ES" w:bidi="es_ES"/>
+          </w:rPr>
+          <w:rPr>
             <w:color w:val="0000EE"/>
             <w:u w:val="single"/>
           </w:rPr>
@@ -2537,11 +4761,17 @@
         </w:r>
       </w:hyperlink>
       <w:r>
+        <w:rPr>
+          <w:lang w:val="es_ES" w:bidi="es_ES"/>
+        </w:rPr>
         <w:t xml:space="preserve"> </w:t>
       </w:r>
       <w:hyperlink r:id="rId104">
         <w:r>
           <w:rPr>
+            <w:lang w:val="es_ES" w:bidi="es_ES"/>
+          </w:rPr>
+          <w:rPr>
             <w:color w:val="0000EE"/>
             <w:u w:val="single"/>
           </w:rPr>
@@ -2549,11 +4779,17 @@
         </w:r>
       </w:hyperlink>
       <w:r>
+        <w:rPr>
+          <w:lang w:val="es_ES" w:bidi="es_ES"/>
+        </w:rPr>
         <w:t xml:space="preserve"> </w:t>
       </w:r>
       <w:hyperlink r:id="rId105">
         <w:r>
           <w:rPr>
+            <w:lang w:val="es_ES" w:bidi="es_ES"/>
+          </w:rPr>
+          <w:rPr>
             <w:color w:val="0000EE"/>
             <w:u w:val="single"/>
           </w:rPr>
@@ -2561,11 +4797,17 @@
         </w:r>
       </w:hyperlink>
       <w:r>
+        <w:rPr>
+          <w:lang w:val="es_ES" w:bidi="es_ES"/>
+        </w:rPr>
         <w:t xml:space="preserve">). Vivir esta experiencia con Dios es un privilegio especial para los creyentes (ver </w:t>
       </w:r>
       <w:hyperlink r:id="rId106">
         <w:r>
           <w:rPr>
+            <w:lang w:val="es_ES" w:bidi="es_ES"/>
+          </w:rPr>
+          <w:rPr>
             <w:color w:val="0000EE"/>
             <w:u w:val="single"/>
           </w:rPr>
@@ -2573,11 +4815,17 @@
         </w:r>
       </w:hyperlink>
       <w:r>
+        <w:rPr>
+          <w:lang w:val="es_ES" w:bidi="es_ES"/>
+        </w:rPr>
         <w:t xml:space="preserve"> </w:t>
       </w:r>
       <w:hyperlink r:id="rId107">
         <w:r>
           <w:rPr>
+            <w:lang w:val="es_ES" w:bidi="es_ES"/>
+          </w:rPr>
+          <w:rPr>
             <w:color w:val="0000EE"/>
             <w:u w:val="single"/>
           </w:rPr>
@@ -2585,11 +4833,17 @@
         </w:r>
       </w:hyperlink>
       <w:r>
+        <w:rPr>
+          <w:lang w:val="es_ES" w:bidi="es_ES"/>
+        </w:rPr>
         <w:t xml:space="preserve"> </w:t>
       </w:r>
       <w:hyperlink r:id="rId108">
         <w:r>
           <w:rPr>
+            <w:lang w:val="es_ES" w:bidi="es_ES"/>
+          </w:rPr>
+          <w:rPr>
             <w:color w:val="0000EE"/>
             <w:u w:val="single"/>
           </w:rPr>
@@ -2597,60 +4851,131 @@
         </w:r>
       </w:hyperlink>
       <w:r>
+        <w:rPr>
+          <w:lang w:val="es_ES" w:bidi="es_ES"/>
+        </w:rPr>
         <w:t>).</w:t>
       </w:r>
-      <w:r/>
-      <w:r/>
-    </w:p>
-    <w:p>
-      <w:r/>
+      <w:r>
+        <w:rPr>
+          <w:lang w:val="es_ES" w:bidi="es_ES"/>
+        </w:rPr>
+      </w:r>
+      <w:r>
+        <w:rPr>
+          <w:lang w:val="es_ES" w:bidi="es_ES"/>
+        </w:rPr>
+      </w:r>
+    </w:p>
+    <w:p>
+      <w:pPr/>
+      <w:r>
+        <w:rPr>
+          <w:lang w:val="es_ES" w:bidi="es_ES"/>
+        </w:rPr>
+      </w:r>
     </w:p>
     <w:p>
       <w:pPr>
         <w:pStyle w:val="Heading2"/>
       </w:pPr>
       <w:r>
+        <w:rPr>
+          <w:lang w:val="es_ES" w:bidi="es_ES"/>
+        </w:rPr>
         <w:t>1 Juan 4:17</w:t>
       </w:r>
-      <w:r/>
-    </w:p>
-    <w:p>
-      <w:r/>
-      <w:r>
+      <w:r>
+        <w:rPr>
+          <w:lang w:val="es_ES" w:bidi="es_ES"/>
+        </w:rPr>
+      </w:r>
+    </w:p>
+    <w:p>
+      <w:pPr/>
+      <w:r>
+        <w:rPr>
+          <w:lang w:val="es_ES" w:bidi="es_ES"/>
+        </w:rPr>
+      </w:r>
+      <w:r>
+        <w:rPr>
+          <w:lang w:val="es_ES" w:bidi="es_ES"/>
+        </w:rPr>
         <w:t>En esto es perfecto el amor con nosotros</w:t>
       </w:r>
       <w:r>
+        <w:rPr>
+          <w:lang w:val="es_ES" w:bidi="es_ES"/>
+        </w:rPr>
         <w:t>: la palabra griega traducida como "se vuelve más perfecto" no significa sin fallas, sino maduro y completo. Maduramos a medida que nuestra relación con Dios crece, y el amor de Dios hace que nuestro amor sea completo. • Experimentar y expresar el amor de Dios y hacer lo que se requiere no nos "hace" aceptables para Dios, pero sí nos da la seguridad de que "hemos sido" aceptados, y nuestros miedos al juicio final se desvanecen.</w:t>
       </w:r>
-      <w:r/>
-      <w:r/>
-    </w:p>
-    <w:p>
-      <w:r/>
+      <w:r>
+        <w:rPr>
+          <w:lang w:val="es_ES" w:bidi="es_ES"/>
+        </w:rPr>
+      </w:r>
+      <w:r>
+        <w:rPr>
+          <w:lang w:val="es_ES" w:bidi="es_ES"/>
+        </w:rPr>
+      </w:r>
+    </w:p>
+    <w:p>
+      <w:pPr/>
+      <w:r>
+        <w:rPr>
+          <w:lang w:val="es_ES" w:bidi="es_ES"/>
+        </w:rPr>
+      </w:r>
     </w:p>
     <w:p>
       <w:pPr>
         <w:pStyle w:val="Heading2"/>
       </w:pPr>
       <w:r>
+        <w:rPr>
+          <w:lang w:val="es_ES" w:bidi="es_ES"/>
+        </w:rPr>
         <w:t>1 Juan 4:18</w:t>
       </w:r>
-      <w:r/>
-    </w:p>
-    <w:p>
-      <w:r/>
-      <w:r>
+      <w:r>
+        <w:rPr>
+          <w:lang w:val="es_ES" w:bidi="es_ES"/>
+        </w:rPr>
+      </w:r>
+    </w:p>
+    <w:p>
+      <w:pPr/>
+      <w:r>
+        <w:rPr>
+          <w:lang w:val="es_ES" w:bidi="es_ES"/>
+        </w:rPr>
+      </w:r>
+      <w:r>
+        <w:rPr>
+          <w:lang w:val="es_ES" w:bidi="es_ES"/>
+        </w:rPr>
         <w:t xml:space="preserve">El </w:t>
       </w:r>
       <w:r>
+        <w:rPr>
+          <w:lang w:val="es_ES" w:bidi="es_ES"/>
+        </w:rPr>
         <w:t>perfecto amor echa fuera el temor</w:t>
       </w:r>
       <w:r>
+        <w:rPr>
+          <w:lang w:val="es_ES" w:bidi="es_ES"/>
+        </w:rPr>
         <w:t>: a medida que vivimos con Cristo y nos volvemos más maduros y completos en el amor de Dios, tenemos confianza para enfrentar el día del juicio, que será aterrador para aquellos que no conocen a Dios (</w:t>
       </w:r>
       <w:hyperlink r:id="rId109">
         <w:r>
           <w:rPr>
+            <w:lang w:val="es_ES" w:bidi="es_ES"/>
+          </w:rPr>
+          <w:rPr>
             <w:color w:val="0000EE"/>
             <w:u w:val="single"/>
           </w:rPr>
@@ -2658,11 +4983,17 @@
         </w:r>
       </w:hyperlink>
       <w:r>
+        <w:rPr>
+          <w:lang w:val="es_ES" w:bidi="es_ES"/>
+        </w:rPr>
         <w:t xml:space="preserve"> </w:t>
       </w:r>
       <w:hyperlink r:id="rId110">
         <w:r>
           <w:rPr>
+            <w:lang w:val="es_ES" w:bidi="es_ES"/>
+          </w:rPr>
+          <w:rPr>
             <w:color w:val="0000EE"/>
             <w:u w:val="single"/>
           </w:rPr>
@@ -2670,20 +5001,30 @@
         </w:r>
       </w:hyperlink>
       <w:r>
+        <w:rPr>
+          <w:lang w:val="es_ES" w:bidi="es_ES"/>
+        </w:rPr>
         <w:t>). • Basado en la conciencia de culpa, el miedo anticipa un castigo merecido</w:t>
       </w:r>
       <w:r>
         <w:rPr>
           <w:i/>
+          <w:lang w:val="es_ES" w:bidi="es_ES"/>
         </w:rPr>
         <w:t>,</w:t>
       </w:r>
       <w:r>
+        <w:rPr>
+          <w:lang w:val="es_ES" w:bidi="es_ES"/>
+        </w:rPr>
         <w:t xml:space="preserve"> produciendo un temor que es, en sí mismo, un anticipo de ese castigo. Cristo murió para liberarnos de este temor (</w:t>
       </w:r>
       <w:hyperlink r:id="rId111">
         <w:r>
           <w:rPr>
+            <w:lang w:val="es_ES" w:bidi="es_ES"/>
+          </w:rPr>
+          <w:rPr>
             <w:color w:val="0000EE"/>
             <w:u w:val="single"/>
           </w:rPr>
@@ -2691,40 +5032,78 @@
         </w:r>
       </w:hyperlink>
       <w:r>
+        <w:rPr>
+          <w:lang w:val="es_ES" w:bidi="es_ES"/>
+        </w:rPr>
         <w:t>).</w:t>
       </w:r>
-      <w:r/>
-      <w:r/>
-    </w:p>
-    <w:p>
-      <w:r/>
+      <w:r>
+        <w:rPr>
+          <w:lang w:val="es_ES" w:bidi="es_ES"/>
+        </w:rPr>
+      </w:r>
+      <w:r>
+        <w:rPr>
+          <w:lang w:val="es_ES" w:bidi="es_ES"/>
+        </w:rPr>
+      </w:r>
+    </w:p>
+    <w:p>
+      <w:pPr/>
+      <w:r>
+        <w:rPr>
+          <w:lang w:val="es_ES" w:bidi="es_ES"/>
+        </w:rPr>
+      </w:r>
     </w:p>
     <w:p>
       <w:pPr>
         <w:pStyle w:val="Heading2"/>
       </w:pPr>
       <w:r>
+        <w:rPr>
+          <w:lang w:val="es_ES" w:bidi="es_ES"/>
+        </w:rPr>
         <w:t>1 Juan 4:19</w:t>
       </w:r>
-      <w:r/>
-    </w:p>
-    <w:p>
-      <w:r/>
-      <w:r>
+      <w:r>
+        <w:rPr>
+          <w:lang w:val="es_ES" w:bidi="es_ES"/>
+        </w:rPr>
+      </w:r>
+    </w:p>
+    <w:p>
+      <w:pPr/>
+      <w:r>
+        <w:rPr>
+          <w:lang w:val="es_ES" w:bidi="es_ES"/>
+        </w:rPr>
+      </w:r>
+      <w:r>
+        <w:rPr>
+          <w:lang w:val="es_ES" w:bidi="es_ES"/>
+        </w:rPr>
         <w:t>Dios nos amó primero</w:t>
       </w:r>
       <w:r>
         <w:rPr>
           <w:i/>
+          <w:lang w:val="es_ES" w:bidi="es_ES"/>
         </w:rPr>
         <w:t>,</w:t>
       </w:r>
       <w:r>
+        <w:rPr>
+          <w:lang w:val="es_ES" w:bidi="es_ES"/>
+        </w:rPr>
         <w:t xml:space="preserve"> mientras éramos pecadores, no solo después de que dejamos el pecado (</w:t>
       </w:r>
       <w:hyperlink r:id="rId112">
         <w:r>
           <w:rPr>
+            <w:lang w:val="es_ES" w:bidi="es_ES"/>
+          </w:rPr>
+          <w:rPr>
             <w:color w:val="0000EE"/>
             <w:u w:val="single"/>
           </w:rPr>
@@ -2732,31 +5111,65 @@
         </w:r>
       </w:hyperlink>
       <w:r>
+        <w:rPr>
+          <w:lang w:val="es_ES" w:bidi="es_ES"/>
+        </w:rPr>
         <w:t>). Dios inició el proceso, al amarnos, nos permitió responderle con amor y extender ese amor a los demás.</w:t>
       </w:r>
-      <w:r/>
-      <w:r/>
-    </w:p>
-    <w:p>
-      <w:r/>
+      <w:r>
+        <w:rPr>
+          <w:lang w:val="es_ES" w:bidi="es_ES"/>
+        </w:rPr>
+      </w:r>
+      <w:r>
+        <w:rPr>
+          <w:lang w:val="es_ES" w:bidi="es_ES"/>
+        </w:rPr>
+      </w:r>
+    </w:p>
+    <w:p>
+      <w:pPr/>
+      <w:r>
+        <w:rPr>
+          <w:lang w:val="es_ES" w:bidi="es_ES"/>
+        </w:rPr>
+      </w:r>
     </w:p>
     <w:p>
       <w:pPr>
         <w:pStyle w:val="Heading2"/>
       </w:pPr>
       <w:r>
+        <w:rPr>
+          <w:lang w:val="es_ES" w:bidi="es_ES"/>
+        </w:rPr>
         <w:t>1 Juan 5:1–5</w:t>
       </w:r>
-      <w:r/>
-    </w:p>
-    <w:p>
-      <w:r/>
-      <w:r>
+      <w:r>
+        <w:rPr>
+          <w:lang w:val="es_ES" w:bidi="es_ES"/>
+        </w:rPr>
+      </w:r>
+    </w:p>
+    <w:p>
+      <w:pPr/>
+      <w:r>
+        <w:rPr>
+          <w:lang w:val="es_ES" w:bidi="es_ES"/>
+        </w:rPr>
+      </w:r>
+      <w:r>
+        <w:rPr>
+          <w:lang w:val="es_ES" w:bidi="es_ES"/>
+        </w:rPr>
         <w:t xml:space="preserve">Aquellos que creen que Jesús es el Cristo y el Hijo de Dios han nacido espiritualmente como hijos de Dios (ver </w:t>
       </w:r>
       <w:hyperlink r:id="rId113">
         <w:r>
           <w:rPr>
+            <w:lang w:val="es_ES" w:bidi="es_ES"/>
+          </w:rPr>
+          <w:rPr>
             <w:color w:val="0000EE"/>
             <w:u w:val="single"/>
           </w:rPr>
@@ -2764,66 +5177,138 @@
         </w:r>
       </w:hyperlink>
       <w:r>
+        <w:rPr>
+          <w:lang w:val="es_ES" w:bidi="es_ES"/>
+        </w:rPr>
         <w:t>). Estas personas son capacitadas por el Espíritu de Dios para amar a Dios y a los demás, y gracias a su fe, pueden obedecer a Dios y superar las malas tentaciones del mundo. A través de la fe</w:t>
       </w:r>
       <w:r>
         <w:rPr>
           <w:i/>
+          <w:lang w:val="es_ES" w:bidi="es_ES"/>
         </w:rPr>
         <w:t>,</w:t>
       </w:r>
       <w:r>
+        <w:rPr>
+          <w:lang w:val="es_ES" w:bidi="es_ES"/>
+        </w:rPr>
         <w:t xml:space="preserve"> pueden amar a Dios y vivir en obediencia a él.</w:t>
       </w:r>
-      <w:r/>
-      <w:r/>
-    </w:p>
-    <w:p>
-      <w:r/>
+      <w:r>
+        <w:rPr>
+          <w:lang w:val="es_ES" w:bidi="es_ES"/>
+        </w:rPr>
+      </w:r>
+      <w:r>
+        <w:rPr>
+          <w:lang w:val="es_ES" w:bidi="es_ES"/>
+        </w:rPr>
+      </w:r>
+    </w:p>
+    <w:p>
+      <w:pPr/>
+      <w:r>
+        <w:rPr>
+          <w:lang w:val="es_ES" w:bidi="es_ES"/>
+        </w:rPr>
+      </w:r>
     </w:p>
     <w:p>
       <w:pPr>
         <w:pStyle w:val="Heading2"/>
       </w:pPr>
       <w:r>
+        <w:rPr>
+          <w:lang w:val="es_ES" w:bidi="es_ES"/>
+        </w:rPr>
         <w:t>1 Juan 5:6</w:t>
       </w:r>
-      <w:r/>
-    </w:p>
-    <w:p>
-      <w:r/>
-      <w:r>
+      <w:r>
+        <w:rPr>
+          <w:lang w:val="es_ES" w:bidi="es_ES"/>
+        </w:rPr>
+      </w:r>
+    </w:p>
+    <w:p>
+      <w:pPr/>
+      <w:r>
+        <w:rPr>
+          <w:lang w:val="es_ES" w:bidi="es_ES"/>
+        </w:rPr>
+      </w:r>
+      <w:r>
+        <w:rPr>
+          <w:lang w:val="es_ES" w:bidi="es_ES"/>
+        </w:rPr>
         <w:t>Este es Jesucristo, que vino por agua y sangre:</w:t>
       </w:r>
       <w:r>
+        <w:rPr>
+          <w:lang w:val="es_ES" w:bidi="es_ES"/>
+        </w:rPr>
         <w:t xml:space="preserve"> el contemporáneo de Juan, el hereje Cerinto, enseñaba que “el Cristo” descendió como un espíritu sobre el hombre Jesús cuando fue bautizado, pero lo dejó antes de morir. La verdad es que el bautismo y la muerte de Jesús confirmaron su identidad como el Cristo, el Hijo de Dios. Jesús de Nazaret fue y es verdaderamente el Cristo, el Hijo de Dios, desde el principio y para siempre.</w:t>
       </w:r>
-      <w:r/>
-      <w:r/>
-    </w:p>
-    <w:p>
-      <w:r/>
+      <w:r>
+        <w:rPr>
+          <w:lang w:val="es_ES" w:bidi="es_ES"/>
+        </w:rPr>
+      </w:r>
+      <w:r>
+        <w:rPr>
+          <w:lang w:val="es_ES" w:bidi="es_ES"/>
+        </w:rPr>
+      </w:r>
+    </w:p>
+    <w:p>
+      <w:pPr/>
+      <w:r>
+        <w:rPr>
+          <w:lang w:val="es_ES" w:bidi="es_ES"/>
+        </w:rPr>
+      </w:r>
     </w:p>
     <w:p>
       <w:pPr>
         <w:pStyle w:val="Heading2"/>
       </w:pPr>
       <w:r>
+        <w:rPr>
+          <w:lang w:val="es_ES" w:bidi="es_ES"/>
+        </w:rPr>
         <w:t>1 Juan 5:7–8</w:t>
       </w:r>
-      <w:r/>
-    </w:p>
-    <w:p>
-      <w:r/>
-      <w:r>
+      <w:r>
+        <w:rPr>
+          <w:lang w:val="es_ES" w:bidi="es_ES"/>
+        </w:rPr>
+      </w:r>
+    </w:p>
+    <w:p>
+      <w:pPr/>
+      <w:r>
+        <w:rPr>
+          <w:lang w:val="es_ES" w:bidi="es_ES"/>
+        </w:rPr>
+      </w:r>
+      <w:r>
+        <w:rPr>
+          <w:lang w:val="es_ES" w:bidi="es_ES"/>
+        </w:rPr>
         <w:t>Tres son los que dan testimonio</w:t>
       </w:r>
       <w:r>
+        <w:rPr>
+          <w:lang w:val="es_ES" w:bidi="es_ES"/>
+        </w:rPr>
         <w:t xml:space="preserve">: el Espíritu descendió sobre Cristo en su bautismo (ver </w:t>
       </w:r>
       <w:hyperlink r:id="rId114">
         <w:r>
           <w:rPr>
+            <w:lang w:val="es_ES" w:bidi="es_ES"/>
+          </w:rPr>
+          <w:rPr>
             <w:color w:val="0000EE"/>
             <w:u w:val="single"/>
           </w:rPr>
@@ -2831,11 +5316,17 @@
         </w:r>
       </w:hyperlink>
       <w:r>
+        <w:rPr>
+          <w:lang w:val="es_ES" w:bidi="es_ES"/>
+        </w:rPr>
         <w:t xml:space="preserve">). El agua es aquella en la que Cristo fue bautizado (ver </w:t>
       </w:r>
       <w:hyperlink r:id="rId115">
         <w:r>
           <w:rPr>
+            <w:lang w:val="es_ES" w:bidi="es_ES"/>
+          </w:rPr>
+          <w:rPr>
             <w:color w:val="0000EE"/>
             <w:u w:val="single"/>
           </w:rPr>
@@ -2843,11 +5334,17 @@
         </w:r>
       </w:hyperlink>
       <w:r>
+        <w:rPr>
+          <w:lang w:val="es_ES" w:bidi="es_ES"/>
+        </w:rPr>
         <w:t xml:space="preserve"> </w:t>
       </w:r>
       <w:hyperlink r:id="rId116">
         <w:r>
           <w:rPr>
+            <w:lang w:val="es_ES" w:bidi="es_ES"/>
+          </w:rPr>
+          <w:rPr>
             <w:color w:val="0000EE"/>
             <w:u w:val="single"/>
           </w:rPr>
@@ -2855,11 +5352,17 @@
         </w:r>
       </w:hyperlink>
       <w:r>
+        <w:rPr>
+          <w:lang w:val="es_ES" w:bidi="es_ES"/>
+        </w:rPr>
         <w:t xml:space="preserve">). La sangre es la que Cristo derramó en su crucifixión (ver </w:t>
       </w:r>
       <w:hyperlink r:id="rId117">
         <w:r>
           <w:rPr>
+            <w:lang w:val="es_ES" w:bidi="es_ES"/>
+          </w:rPr>
+          <w:rPr>
             <w:color w:val="0000EE"/>
             <w:u w:val="single"/>
           </w:rPr>
@@ -2867,11 +5370,17 @@
         </w:r>
       </w:hyperlink>
       <w:r>
+        <w:rPr>
+          <w:lang w:val="es_ES" w:bidi="es_ES"/>
+        </w:rPr>
         <w:t>). Los tres proclaman a Jesús como el Hijo de Dios (</w:t>
       </w:r>
       <w:hyperlink r:id="rId118">
         <w:r>
           <w:rPr>
+            <w:lang w:val="es_ES" w:bidi="es_ES"/>
+          </w:rPr>
+          <w:rPr>
             <w:color w:val="0000EE"/>
             <w:u w:val="single"/>
           </w:rPr>
@@ -2879,70 +5388,123 @@
         </w:r>
       </w:hyperlink>
       <w:r>
+        <w:rPr>
+          <w:lang w:val="es_ES" w:bidi="es_ES"/>
+        </w:rPr>
         <w:t>). • Después de la frase "tres testigos"</w:t>
       </w:r>
       <w:r>
         <w:rPr>
           <w:i/>
+          <w:lang w:val="es_ES" w:bidi="es_ES"/>
         </w:rPr>
         <w:t>,</w:t>
       </w:r>
       <w:r>
+        <w:rPr>
+          <w:lang w:val="es_ES" w:bidi="es_ES"/>
+        </w:rPr>
         <w:t xml:space="preserve"> algunos manuscritos muy tardíos añaden "en el cielo", </w:t>
       </w:r>
       <w:r>
         <w:rPr>
           <w:i/>
+          <w:lang w:val="es_ES" w:bidi="es_ES"/>
         </w:rPr>
         <w:t>"</w:t>
       </w:r>
       <w:r>
+        <w:rPr>
+          <w:lang w:val="es_ES" w:bidi="es_ES"/>
+        </w:rPr>
         <w:t>el Padre, el Verbo, y el Espíritu Santo: y estos tres son uno. Y tres son los que dan testimonio en la tierra"</w:t>
       </w:r>
       <w:r>
         <w:rPr>
           <w:i/>
+          <w:lang w:val="es_ES" w:bidi="es_ES"/>
         </w:rPr>
         <w:t>.</w:t>
       </w:r>
       <w:r>
+        <w:rPr>
+          <w:lang w:val="es_ES" w:bidi="es_ES"/>
+        </w:rPr>
         <w:t xml:space="preserve"> La versión más larga fue escrita en latín varios siglos después de Juan para explicar los tres elementos (agua, sangre y Espíritu) como símbolos de la Trinidad. Esta explicación se introdujo en algunas ediciones latinas de 1 Juan, incluidas copias posteriores de la Vulgata Latina. Eventualmente, Erasmo la tradujo al griego y la incluyó en lo que se convirtió en el </w:t>
       </w:r>
       <w:r>
         <w:rPr>
           <w:i/>
+          <w:lang w:val="es_ES" w:bidi="es_ES"/>
         </w:rPr>
         <w:t>Textus Receptus,</w:t>
       </w:r>
       <w:r>
+        <w:rPr>
+          <w:lang w:val="es_ES" w:bidi="es_ES"/>
+        </w:rPr>
         <w:t xml:space="preserve"> el “texto recibido”, por lo que fue incluida en la Versión del Rey Santiago. La versión más larga no se encuentra en ningún manuscrito griego anterior a los años 1700 y nunca fue citada por ninguno de los primeros padres de la iglesia. Por estas razones, pocas traducciones modernas al inglés reconocen la versión más larga como parte del texto auténtico.</w:t>
       </w:r>
-      <w:r/>
-      <w:r/>
-    </w:p>
-    <w:p>
-      <w:r/>
+      <w:r>
+        <w:rPr>
+          <w:lang w:val="es_ES" w:bidi="es_ES"/>
+        </w:rPr>
+      </w:r>
+      <w:r>
+        <w:rPr>
+          <w:lang w:val="es_ES" w:bidi="es_ES"/>
+        </w:rPr>
+      </w:r>
+    </w:p>
+    <w:p>
+      <w:pPr/>
+      <w:r>
+        <w:rPr>
+          <w:lang w:val="es_ES" w:bidi="es_ES"/>
+        </w:rPr>
+      </w:r>
     </w:p>
     <w:p>
       <w:pPr>
         <w:pStyle w:val="Heading2"/>
       </w:pPr>
       <w:r>
+        <w:rPr>
+          <w:lang w:val="es_ES" w:bidi="es_ES"/>
+        </w:rPr>
         <w:t>1 Juan 5:11–12</w:t>
       </w:r>
-      <w:r/>
-    </w:p>
-    <w:p>
-      <w:r/>
-      <w:r>
+      <w:r>
+        <w:rPr>
+          <w:lang w:val="es_ES" w:bidi="es_ES"/>
+        </w:rPr>
+      </w:r>
+    </w:p>
+    <w:p>
+      <w:pPr/>
+      <w:r>
+        <w:rPr>
+          <w:lang w:val="es_ES" w:bidi="es_ES"/>
+        </w:rPr>
+      </w:r>
+      <w:r>
+        <w:rPr>
+          <w:lang w:val="es_ES" w:bidi="es_ES"/>
+        </w:rPr>
         <w:t>El que tiene al Hijo, tiene la vida: a</w:t>
       </w:r>
       <w:r>
+        <w:rPr>
+          <w:lang w:val="es_ES" w:bidi="es_ES"/>
+        </w:rPr>
         <w:t>quellos que tienen al Hijo de Dios viviendo en ellos poseen la vida eterna de Dios ahora, disfrutan de la presencia del Espíritu de Dios (</w:t>
       </w:r>
       <w:hyperlink r:id="rId91">
         <w:r>
           <w:rPr>
+            <w:lang w:val="es_ES" w:bidi="es_ES"/>
+          </w:rPr>
+          <w:rPr>
             <w:color w:val="0000EE"/>
             <w:u w:val="single"/>
           </w:rPr>
@@ -2950,11 +5512,17 @@
         </w:r>
       </w:hyperlink>
       <w:r>
+        <w:rPr>
+          <w:lang w:val="es_ES" w:bidi="es_ES"/>
+        </w:rPr>
         <w:t>,</w:t>
       </w:r>
       <w:hyperlink r:id="rId119">
         <w:r>
           <w:rPr>
+            <w:lang w:val="es_ES" w:bidi="es_ES"/>
+          </w:rPr>
+          <w:rPr>
             <w:color w:val="0000EE"/>
             <w:u w:val="single"/>
           </w:rPr>
@@ -2962,11 +5530,17 @@
         </w:r>
       </w:hyperlink>
       <w:r>
+        <w:rPr>
+          <w:lang w:val="es_ES" w:bidi="es_ES"/>
+        </w:rPr>
         <w:t>,</w:t>
       </w:r>
       <w:hyperlink r:id="rId92">
         <w:r>
           <w:rPr>
+            <w:lang w:val="es_ES" w:bidi="es_ES"/>
+          </w:rPr>
+          <w:rPr>
             <w:color w:val="0000EE"/>
             <w:u w:val="single"/>
           </w:rPr>
@@ -2974,11 +5548,17 @@
         </w:r>
       </w:hyperlink>
       <w:r>
+        <w:rPr>
+          <w:lang w:val="es_ES" w:bidi="es_ES"/>
+        </w:rPr>
         <w:t xml:space="preserve">), y tienen la garantía de la eternidad con Dios (ver </w:t>
       </w:r>
       <w:hyperlink r:id="rId120">
         <w:r>
           <w:rPr>
+            <w:lang w:val="es_ES" w:bidi="es_ES"/>
+          </w:rPr>
+          <w:rPr>
             <w:color w:val="0000EE"/>
             <w:u w:val="single"/>
           </w:rPr>
@@ -2986,31 +5566,65 @@
         </w:r>
       </w:hyperlink>
       <w:r>
+        <w:rPr>
+          <w:lang w:val="es_ES" w:bidi="es_ES"/>
+        </w:rPr>
         <w:t>).</w:t>
       </w:r>
-      <w:r/>
-      <w:r/>
-    </w:p>
-    <w:p>
-      <w:r/>
+      <w:r>
+        <w:rPr>
+          <w:lang w:val="es_ES" w:bidi="es_ES"/>
+        </w:rPr>
+      </w:r>
+      <w:r>
+        <w:rPr>
+          <w:lang w:val="es_ES" w:bidi="es_ES"/>
+        </w:rPr>
+      </w:r>
+    </w:p>
+    <w:p>
+      <w:pPr/>
+      <w:r>
+        <w:rPr>
+          <w:lang w:val="es_ES" w:bidi="es_ES"/>
+        </w:rPr>
+      </w:r>
     </w:p>
     <w:p>
       <w:pPr>
         <w:pStyle w:val="Heading2"/>
       </w:pPr>
       <w:r>
+        <w:rPr>
+          <w:lang w:val="es_ES" w:bidi="es_ES"/>
+        </w:rPr>
         <w:t>1 Juan 5:16</w:t>
       </w:r>
-      <w:r/>
-    </w:p>
-    <w:p>
-      <w:r/>
-      <w:r>
+      <w:r>
+        <w:rPr>
+          <w:lang w:val="es_ES" w:bidi="es_ES"/>
+        </w:rPr>
+      </w:r>
+    </w:p>
+    <w:p>
+      <w:pPr/>
+      <w:r>
+        <w:rPr>
+          <w:lang w:val="es_ES" w:bidi="es_ES"/>
+        </w:rPr>
+      </w:r>
+      <w:r>
+        <w:rPr>
+          <w:lang w:val="es_ES" w:bidi="es_ES"/>
+        </w:rPr>
         <w:t xml:space="preserve">Los pecados que conducen a la muerte son aquellos que implican apostasía (ver </w:t>
       </w:r>
       <w:hyperlink r:id="rId121">
         <w:r>
           <w:rPr>
+            <w:lang w:val="es_ES" w:bidi="es_ES"/>
+          </w:rPr>
+          <w:rPr>
             <w:color w:val="0000EE"/>
             <w:u w:val="single"/>
           </w:rPr>
@@ -3018,11 +5632,17 @@
         </w:r>
       </w:hyperlink>
       <w:r>
+        <w:rPr>
+          <w:lang w:val="es_ES" w:bidi="es_ES"/>
+        </w:rPr>
         <w:t xml:space="preserve"> </w:t>
       </w:r>
       <w:hyperlink r:id="rId122">
         <w:r>
           <w:rPr>
+            <w:lang w:val="es_ES" w:bidi="es_ES"/>
+          </w:rPr>
+          <w:rPr>
             <w:color w:val="0000EE"/>
             <w:u w:val="single"/>
           </w:rPr>
@@ -3030,34 +5650,71 @@
         </w:r>
       </w:hyperlink>
       <w:r>
+        <w:rPr>
+          <w:lang w:val="es_ES" w:bidi="es_ES"/>
+        </w:rPr>
         <w:t>). En el contexto de esta carta, la apostasía significa abandonar la fe apostólica y unirse a un movimiento herético y anticristiano, como los denunciados en las cartas de Juan.</w:t>
       </w:r>
-      <w:r/>
-      <w:r/>
-    </w:p>
-    <w:p>
-      <w:r/>
+      <w:r>
+        <w:rPr>
+          <w:lang w:val="es_ES" w:bidi="es_ES"/>
+        </w:rPr>
+      </w:r>
+      <w:r>
+        <w:rPr>
+          <w:lang w:val="es_ES" w:bidi="es_ES"/>
+        </w:rPr>
+      </w:r>
+    </w:p>
+    <w:p>
+      <w:pPr/>
+      <w:r>
+        <w:rPr>
+          <w:lang w:val="es_ES" w:bidi="es_ES"/>
+        </w:rPr>
+      </w:r>
     </w:p>
     <w:p>
       <w:pPr>
         <w:pStyle w:val="Heading2"/>
       </w:pPr>
       <w:r>
+        <w:rPr>
+          <w:lang w:val="es_ES" w:bidi="es_ES"/>
+        </w:rPr>
         <w:t>1 Juan 5:17</w:t>
       </w:r>
-      <w:r/>
-    </w:p>
-    <w:p>
-      <w:r/>
-      <w:r>
+      <w:r>
+        <w:rPr>
+          <w:lang w:val="es_ES" w:bidi="es_ES"/>
+        </w:rPr>
+      </w:r>
+    </w:p>
+    <w:p>
+      <w:pPr/>
+      <w:r>
+        <w:rPr>
+          <w:lang w:val="es_ES" w:bidi="es_ES"/>
+        </w:rPr>
+      </w:r>
+      <w:r>
+        <w:rPr>
+          <w:lang w:val="es_ES" w:bidi="es_ES"/>
+        </w:rPr>
         <w:t>Hay pecado no de muerte</w:t>
       </w:r>
       <w:r>
+        <w:rPr>
+          <w:lang w:val="es_ES" w:bidi="es_ES"/>
+        </w:rPr>
         <w:t xml:space="preserve">: aquellos pecados que no implican apostasía definitiva pueden culminar en arrepentimiento y restauración (ver </w:t>
       </w:r>
       <w:hyperlink r:id="rId81">
         <w:r>
           <w:rPr>
+            <w:lang w:val="es_ES" w:bidi="es_ES"/>
+          </w:rPr>
+          <w:rPr>
             <w:color w:val="0000EE"/>
             <w:u w:val="single"/>
           </w:rPr>
@@ -3065,37 +5722,77 @@
         </w:r>
       </w:hyperlink>
       <w:r>
+        <w:rPr>
+          <w:lang w:val="es_ES" w:bidi="es_ES"/>
+        </w:rPr>
         <w:t>).</w:t>
       </w:r>
-      <w:r/>
-      <w:r/>
-    </w:p>
-    <w:p>
-      <w:r/>
+      <w:r>
+        <w:rPr>
+          <w:lang w:val="es_ES" w:bidi="es_ES"/>
+        </w:rPr>
+      </w:r>
+      <w:r>
+        <w:rPr>
+          <w:lang w:val="es_ES" w:bidi="es_ES"/>
+        </w:rPr>
+      </w:r>
+    </w:p>
+    <w:p>
+      <w:pPr/>
+      <w:r>
+        <w:rPr>
+          <w:lang w:val="es_ES" w:bidi="es_ES"/>
+        </w:rPr>
+      </w:r>
     </w:p>
     <w:p>
       <w:pPr>
         <w:pStyle w:val="Heading2"/>
       </w:pPr>
       <w:r>
+        <w:rPr>
+          <w:lang w:val="es_ES" w:bidi="es_ES"/>
+        </w:rPr>
         <w:t>1 Juan 5:20</w:t>
       </w:r>
-      <w:r/>
-    </w:p>
-    <w:p>
-      <w:r/>
-      <w:r>
+      <w:r>
+        <w:rPr>
+          <w:lang w:val="es_ES" w:bidi="es_ES"/>
+        </w:rPr>
+      </w:r>
+    </w:p>
+    <w:p>
+      <w:pPr/>
+      <w:r>
+        <w:rPr>
+          <w:lang w:val="es_ES" w:bidi="es_ES"/>
+        </w:rPr>
+      </w:r>
+      <w:r>
+        <w:rPr>
+          <w:lang w:val="es_ES" w:bidi="es_ES"/>
+        </w:rPr>
         <w:t>La RV 1909 interpreta la frase "</w:t>
       </w:r>
       <w:r>
+        <w:rPr>
+          <w:lang w:val="es_ES" w:bidi="es_ES"/>
+        </w:rPr>
         <w:t>al que es verdadero:</w:t>
       </w:r>
       <w:r>
+        <w:rPr>
+          <w:lang w:val="es_ES" w:bidi="es_ES"/>
+        </w:rPr>
         <w:t xml:space="preserve">" como una referencia a Dios, ya que la frase siguiente se refiere a su Hijo, Jesucristo. Juan también afirma que Jesucristo es el único verdadero Dios (ver </w:t>
       </w:r>
       <w:hyperlink r:id="rId123">
         <w:r>
           <w:rPr>
+            <w:lang w:val="es_ES" w:bidi="es_ES"/>
+          </w:rPr>
+          <w:rPr>
             <w:color w:val="0000EE"/>
             <w:u w:val="single"/>
           </w:rPr>
@@ -3103,11 +5800,17 @@
         </w:r>
       </w:hyperlink>
       <w:r>
+        <w:rPr>
+          <w:lang w:val="es_ES" w:bidi="es_ES"/>
+        </w:rPr>
         <w:t>,</w:t>
       </w:r>
       <w:hyperlink r:id="rId124">
         <w:r>
           <w:rPr>
+            <w:lang w:val="es_ES" w:bidi="es_ES"/>
+          </w:rPr>
+          <w:rPr>
             <w:color w:val="0000EE"/>
             <w:u w:val="single"/>
           </w:rPr>
@@ -3115,11 +5818,17 @@
         </w:r>
       </w:hyperlink>
       <w:r>
+        <w:rPr>
+          <w:lang w:val="es_ES" w:bidi="es_ES"/>
+        </w:rPr>
         <w:t xml:space="preserve"> </w:t>
       </w:r>
       <w:hyperlink r:id="rId125">
         <w:r>
           <w:rPr>
+            <w:lang w:val="es_ES" w:bidi="es_ES"/>
+          </w:rPr>
+          <w:rPr>
             <w:color w:val="0000EE"/>
             <w:u w:val="single"/>
           </w:rPr>
@@ -3127,11 +5836,17 @@
         </w:r>
       </w:hyperlink>
       <w:r>
+        <w:rPr>
+          <w:lang w:val="es_ES" w:bidi="es_ES"/>
+        </w:rPr>
         <w:t xml:space="preserve"> </w:t>
       </w:r>
       <w:hyperlink r:id="rId126">
         <w:r>
           <w:rPr>
+            <w:lang w:val="es_ES" w:bidi="es_ES"/>
+          </w:rPr>
+          <w:rPr>
             <w:color w:val="0000EE"/>
             <w:u w:val="single"/>
           </w:rPr>
@@ -3139,11 +5854,17 @@
         </w:r>
       </w:hyperlink>
       <w:r>
+        <w:rPr>
+          <w:lang w:val="es_ES" w:bidi="es_ES"/>
+        </w:rPr>
         <w:t xml:space="preserve"> </w:t>
       </w:r>
       <w:hyperlink r:id="rId127">
         <w:r>
           <w:rPr>
+            <w:lang w:val="es_ES" w:bidi="es_ES"/>
+          </w:rPr>
+          <w:rPr>
             <w:color w:val="0000EE"/>
             <w:u w:val="single"/>
           </w:rPr>
@@ -3151,11 +5872,17 @@
         </w:r>
       </w:hyperlink>
       <w:r>
+        <w:rPr>
+          <w:lang w:val="es_ES" w:bidi="es_ES"/>
+        </w:rPr>
         <w:t xml:space="preserve"> </w:t>
       </w:r>
       <w:hyperlink r:id="rId128">
         <w:r>
           <w:rPr>
+            <w:lang w:val="es_ES" w:bidi="es_ES"/>
+          </w:rPr>
+          <w:rPr>
             <w:color w:val="0000EE"/>
             <w:u w:val="single"/>
           </w:rPr>
@@ -3163,11 +5890,17 @@
         </w:r>
       </w:hyperlink>
       <w:r>
+        <w:rPr>
+          <w:lang w:val="es_ES" w:bidi="es_ES"/>
+        </w:rPr>
         <w:t>). • Tener comunión con Jesucristo es tener vida eterna, porque él es la vida eterna (</w:t>
       </w:r>
       <w:hyperlink r:id="rId129">
         <w:r>
           <w:rPr>
+            <w:lang w:val="es_ES" w:bidi="es_ES"/>
+          </w:rPr>
+          <w:rPr>
             <w:color w:val="0000EE"/>
             <w:u w:val="single"/>
           </w:rPr>
@@ -3175,11 +5908,17 @@
         </w:r>
       </w:hyperlink>
       <w:r>
+        <w:rPr>
+          <w:lang w:val="es_ES" w:bidi="es_ES"/>
+        </w:rPr>
         <w:t xml:space="preserve">; ver </w:t>
       </w:r>
       <w:hyperlink r:id="rId130">
         <w:r>
           <w:rPr>
+            <w:lang w:val="es_ES" w:bidi="es_ES"/>
+          </w:rPr>
+          <w:rPr>
             <w:color w:val="0000EE"/>
             <w:u w:val="single"/>
           </w:rPr>
@@ -3187,11 +5926,17 @@
         </w:r>
       </w:hyperlink>
       <w:r>
+        <w:rPr>
+          <w:lang w:val="es_ES" w:bidi="es_ES"/>
+        </w:rPr>
         <w:t xml:space="preserve"> </w:t>
       </w:r>
       <w:hyperlink r:id="rId131">
         <w:r>
           <w:rPr>
+            <w:lang w:val="es_ES" w:bidi="es_ES"/>
+          </w:rPr>
+          <w:rPr>
             <w:color w:val="0000EE"/>
             <w:u w:val="single"/>
           </w:rPr>
@@ -3199,11 +5944,17 @@
         </w:r>
       </w:hyperlink>
       <w:r>
+        <w:rPr>
+          <w:lang w:val="es_ES" w:bidi="es_ES"/>
+        </w:rPr>
         <w:t xml:space="preserve"> </w:t>
       </w:r>
       <w:hyperlink r:id="rId132">
         <w:r>
           <w:rPr>
+            <w:lang w:val="es_ES" w:bidi="es_ES"/>
+          </w:rPr>
+          <w:rPr>
             <w:color w:val="0000EE"/>
             <w:u w:val="single"/>
           </w:rPr>
@@ -3211,11 +5962,17 @@
         </w:r>
       </w:hyperlink>
       <w:r>
+        <w:rPr>
+          <w:lang w:val="es_ES" w:bidi="es_ES"/>
+        </w:rPr>
         <w:t xml:space="preserve"> </w:t>
       </w:r>
       <w:hyperlink r:id="rId113">
         <w:r>
           <w:rPr>
+            <w:lang w:val="es_ES" w:bidi="es_ES"/>
+          </w:rPr>
+          <w:rPr>
             <w:color w:val="0000EE"/>
             <w:u w:val="single"/>
           </w:rPr>
@@ -3223,30 +5980,69 @@
         </w:r>
       </w:hyperlink>
       <w:r>
+        <w:rPr>
+          <w:lang w:val="es_ES" w:bidi="es_ES"/>
+        </w:rPr>
         <w:t>).</w:t>
       </w:r>
-      <w:r/>
-      <w:r/>
-    </w:p>
-    <w:p>
-      <w:r/>
+      <w:r>
+        <w:rPr>
+          <w:lang w:val="es_ES" w:bidi="es_ES"/>
+        </w:rPr>
+      </w:r>
+      <w:r>
+        <w:rPr>
+          <w:lang w:val="es_ES" w:bidi="es_ES"/>
+        </w:rPr>
+      </w:r>
+    </w:p>
+    <w:p>
+      <w:pPr/>
+      <w:r>
+        <w:rPr>
+          <w:lang w:val="es_ES" w:bidi="es_ES"/>
+        </w:rPr>
+      </w:r>
     </w:p>
     <w:p>
       <w:pPr>
         <w:pStyle w:val="Heading2"/>
       </w:pPr>
       <w:r>
+        <w:rPr>
+          <w:lang w:val="es_ES" w:bidi="es_ES"/>
+        </w:rPr>
         <w:t>1 Juan 5:21</w:t>
       </w:r>
-      <w:r/>
-    </w:p>
-    <w:p>
-      <w:r/>
-      <w:r>
+      <w:r>
+        <w:rPr>
+          <w:lang w:val="es_ES" w:bidi="es_ES"/>
+        </w:rPr>
+      </w:r>
+    </w:p>
+    <w:p>
+      <w:pPr/>
+      <w:r>
+        <w:rPr>
+          <w:lang w:val="es_ES" w:bidi="es_ES"/>
+        </w:rPr>
+      </w:r>
+      <w:r>
+        <w:rPr>
+          <w:lang w:val="es_ES" w:bidi="es_ES"/>
+        </w:rPr>
         <w:t>Para concluir, Juan exhorta a su rebaño a mantenerse alejados de cualquier cosa que pueda ocupar el lugar de Dios en sus corazones ("guardaos de los ídolos"). En el contexto de 1 Juan, el ídolo principal sería cualquier enseñanza falsa que aleje a las personas de Jesucristo, quien es tanto plenamente Hombre como plenamente Dios.</w:t>
       </w:r>
-      <w:r/>
-      <w:r/>
+      <w:r>
+        <w:rPr>
+          <w:lang w:val="es_ES" w:bidi="es_ES"/>
+        </w:rPr>
+      </w:r>
+      <w:r>
+        <w:rPr>
+          <w:lang w:val="es_ES" w:bidi="es_ES"/>
+        </w:rPr>
+      </w:r>
     </w:p>
     <w:sectPr>
       <w:footnotePr>
@@ -5148,7 +7944,7 @@
     <w:rPrDefault>
       <w:rPr>
         <w:rFonts w:ascii="Times New Roman" w:eastAsia="Times New Roman" w:hAnsi="Times New Roman" w:cs="Times New Roman"/>
-        <w:lang w:val="en-US" w:eastAsia="en-US" w:bidi="ar-SA"/>
+        <w:lang w:val="es_ES" w:eastAsia="en-US" w:bidi="ar-SA"/>
       </w:rPr>
     </w:rPrDefault>
     <w:pPrDefault/>

--- a/spa/docx/62.content.docx
+++ b/spa/docx/62.content.docx
@@ -163,13 +163,6 @@
         <w:rPr>
           <w:lang w:val="es_ES" w:bidi="es_ES"/>
         </w:rPr>
-      </w:r>
-      <w:r>
-        <w:rPr>
-          <w:i/>
-          <w:lang w:val="es_ES" w:bidi="es_ES"/>
-        </w:rPr>
-        <w:t>1 Juan 1:1, 1 Juan 1:1–4, 1 Juan 1:2, 1 Juan 1:3, 1 Juan 1:4, 1 Juan 1:5, 1 Juan 1:5–2:6, 1 Juan 1:6, 1 Juan 1:7, 1 Juan 1:8, 1 Juan 1:9, 1 Juan 1:10, 1 Juan 2:1, 1 Juan 2:2, 1 Juan 2:3–6, 1 Juan 2:7–11, 1 Juan 2:8, 1 Juan 2:9, 1 Juan 2:9–11, 1 Juan 2:10, 1 Juan 2:12–14, 1 Juan 2:15–17, 1 Juan 2:18, 1 Juan 2:19, 1 Juan 2:20–23, 1 Juan 2:22, 1 Juan 2:24–25, 1 Juan 2:28–29, 1 Juan 3:1–3, 1 Juan 3:4–10, 1 Juan 3:6, 1 Juan 3:8, 1 Juan 3:9–10, 1 Juan 3:11–22, 1 Juan 3:12–13, 1 Juan 3:14, 1 Juan 3:16–18, 1 Juan 3:19–22, 1 Juan 3:23–24, 1 Juan 4:1, 1 Juan 4:1–6, 1 Juan 4:2, 1 Juan 4:5, 1 Juan 4:6, 1 Juan 4:7–21, 1 Juan 4:8, 1 Juan 4:9–10, 1 Juan 4:11–12, 1 Juan 4:15, 1 Juan 4:17, 1 Juan 4:18, 1 Juan 4:19, 1 Juan 5:1–5, 1 Juan 5:6, 1 Juan 5:7–8, 1 Juan 5:11–12, 1 Juan 5:16, 1 Juan 5:17, 1 Juan 5:20, 1 Juan 5:21</w:t>
       </w:r>
       <w:r>
         <w:rPr>

--- a/spa/docx/62.content.docx
+++ b/spa/docx/62.content.docx
@@ -150,19 +150,6 @@
           <w:lang w:val="es_ES" w:bidi="es_ES"/>
         </w:rPr>
         <w:t>1JN</w:t>
-      </w:r>
-      <w:r>
-        <w:rPr>
-          <w:lang w:val="es_ES" w:bidi="es_ES"/>
-        </w:rPr>
-      </w:r>
-    </w:p>
-    <w:p>
-      <w:pPr/>
-      <w:r>
-        <w:rPr>
-          <w:lang w:val="es_ES" w:bidi="es_ES"/>
-        </w:rPr>
       </w:r>
       <w:r>
         <w:rPr>

--- a/spa/docx/62.content.docx
+++ b/spa/docx/62.content.docx
@@ -19,7 +19,7 @@
         <w:rPr>
           <w:lang w:val="es_ES" w:bidi="es_ES"/>
         </w:rPr>
-        <w:t>Resource: Notas de Estudio (Tyndale)</w:t>
+        <w:t>Resource: Tyndale Open Study Notes</w:t>
       </w:r>
       <w:r>
         <w:rPr>
@@ -112,7 +112,7 @@
         <w:rPr>
           <w:lang w:val="es_ES" w:bidi="es_ES"/>
         </w:rPr>
-        <w:t>Notas de Estudio (Tyndale)</w:t>
+        <w:t>Tyndale Open Study Notes</w:t>
       </w:r>
     </w:p>
     <w:p>

--- a/spa/docx/62.content.docx
+++ b/spa/docx/62.content.docx
@@ -19,7 +19,7 @@
         <w:rPr>
           <w:lang w:val="es_ES" w:bidi="es_ES"/>
         </w:rPr>
-        <w:t>Resource: Tyndale Open Study Notes</w:t>
+        <w:t>Resource: Aquifer Open Study Notes</w:t>
       </w:r>
       <w:r>
         <w:rPr>
@@ -112,7 +112,7 @@
         <w:rPr>
           <w:lang w:val="es_ES" w:bidi="es_ES"/>
         </w:rPr>
-        <w:t>Tyndale Open Study Notes</w:t>
+        <w:t>Aquifer Open Study Notes</w:t>
       </w:r>
     </w:p>
     <w:p>

--- a/spa/docx/62.content.docx
+++ b/spa/docx/62.content.docx
@@ -239,72 +239,48 @@
         </w:rPr>
         <w:t>: es decir, desde antes que comenzara el tiempo, eternamente (</w:t>
       </w:r>
-      <w:hyperlink r:id="rId13">
-        <w:r>
-          <w:rPr>
-            <w:lang w:val="es_ES" w:bidi="es_ES"/>
-          </w:rPr>
-          <w:rPr>
-            <w:color w:val="0000EE"/>
-            <w:u w:val="single"/>
-          </w:rPr>
-          <w:t>Jn 8:58</w:t>
-        </w:r>
-      </w:hyperlink>
+      <w:r>
+        <w:rPr>
+          <w:lang w:val="es_ES" w:bidi="es_ES"/>
+        </w:rPr>
+        <w:t>Jn 8:58</w:t>
+      </w:r>
       <w:r>
         <w:rPr>
           <w:lang w:val="es_ES" w:bidi="es_ES"/>
         </w:rPr>
         <w:t>). Cuando Jesús vino en la carne (</w:t>
       </w:r>
-      <w:hyperlink r:id="rId14">
-        <w:r>
-          <w:rPr>
-            <w:lang w:val="es_ES" w:bidi="es_ES"/>
-          </w:rPr>
-          <w:rPr>
-            <w:color w:val="0000EE"/>
-            <w:u w:val="single"/>
-          </w:rPr>
-          <w:t>Jn 1:14</w:t>
-        </w:r>
-      </w:hyperlink>
+      <w:r>
+        <w:rPr>
+          <w:lang w:val="es_ES" w:bidi="es_ES"/>
+        </w:rPr>
+        <w:t>Jn 1:14</w:t>
+      </w:r>
       <w:r>
         <w:rPr>
           <w:lang w:val="es_ES" w:bidi="es_ES"/>
         </w:rPr>
         <w:t xml:space="preserve">), los apóstoles lo vieron ... y lo tocaron. Esta afirmación de que realmente tocaron la Palabra de vida es importante porque el gnosticismo y el docetismo (herejías cristianas tempranas) negaban que Cristo fuera verdaderamente un ser humano (ver </w:t>
       </w:r>
-      <w:hyperlink r:id="rId15">
-        <w:r>
-          <w:rPr>
-            <w:lang w:val="es_ES" w:bidi="es_ES"/>
-          </w:rPr>
-          <w:rPr>
-            <w:color w:val="0000EE"/>
-            <w:u w:val="single"/>
-          </w:rPr>
-          <w:t>1 Jn 4:2–3</w:t>
-        </w:r>
-      </w:hyperlink>
+      <w:r>
+        <w:rPr>
+          <w:lang w:val="es_ES" w:bidi="es_ES"/>
+        </w:rPr>
+        <w:t>1 Jn 4:2–3</w:t>
+      </w:r>
       <w:r>
         <w:rPr>
           <w:lang w:val="es_ES" w:bidi="es_ES"/>
         </w:rPr>
         <w:t>). Jesús, el Hijo de Dios, es la expresión personal del Dios invisible y el dador de vida eterna (</w:t>
       </w:r>
-      <w:hyperlink r:id="rId16">
-        <w:r>
-          <w:rPr>
-            <w:lang w:val="es_ES" w:bidi="es_ES"/>
-          </w:rPr>
-          <w:rPr>
-            <w:color w:val="0000EE"/>
-            <w:u w:val="single"/>
-          </w:rPr>
-          <w:t>Jn 1:1–4</w:t>
-        </w:r>
-      </w:hyperlink>
+      <w:r>
+        <w:rPr>
+          <w:lang w:val="es_ES" w:bidi="es_ES"/>
+        </w:rPr>
+        <w:t>Jn 1:1–4</w:t>
+      </w:r>
       <w:r>
         <w:rPr>
           <w:lang w:val="es_ES" w:bidi="es_ES"/>
@@ -359,18 +335,12 @@
         </w:rPr>
         <w:t>Este poético prólogo refleja el mensaje del prólogo del Evangelio de Juan (</w:t>
       </w:r>
-      <w:hyperlink r:id="rId17">
-        <w:r>
-          <w:rPr>
-            <w:lang w:val="es_ES" w:bidi="es_ES"/>
-          </w:rPr>
-          <w:rPr>
-            <w:color w:val="0000EE"/>
-            <w:u w:val="single"/>
-          </w:rPr>
-          <w:t>Jn 1:1–18</w:t>
-        </w:r>
-      </w:hyperlink>
+      <w:r>
+        <w:rPr>
+          <w:lang w:val="es_ES" w:bidi="es_ES"/>
+        </w:rPr>
+        <w:t>Jn 1:1–18</w:t>
+      </w:r>
       <w:r>
         <w:rPr>
           <w:lang w:val="es_ES" w:bidi="es_ES"/>
@@ -425,18 +395,12 @@
         </w:rPr>
         <w:t xml:space="preserve">La vida (griego zōē): a lo largo del Nuevo Testamento, esta palabra se utiliza para referirse a la vida eterna de Dios (por ejemplo, </w:t>
       </w:r>
-      <w:hyperlink r:id="rId18">
-        <w:r>
-          <w:rPr>
-            <w:lang w:val="es_ES" w:bidi="es_ES"/>
-          </w:rPr>
-          <w:rPr>
-            <w:color w:val="0000EE"/>
-            <w:u w:val="single"/>
-          </w:rPr>
-          <w:t>Ef 4:18</w:t>
-        </w:r>
-      </w:hyperlink>
+      <w:r>
+        <w:rPr>
+          <w:lang w:val="es_ES" w:bidi="es_ES"/>
+        </w:rPr>
+        <w:t>Ef 4:18</w:t>
+      </w:r>
       <w:r>
         <w:rPr>
           <w:lang w:val="es_ES" w:bidi="es_ES"/>
@@ -599,18 +563,12 @@
         </w:rPr>
         <w:t>: la alegría que experimentan los apóstoles proviene de su comunión con Dios el Padre y el Hijo (</w:t>
       </w:r>
-      <w:hyperlink r:id="rId19">
-        <w:r>
-          <w:rPr>
-            <w:lang w:val="es_ES" w:bidi="es_ES"/>
-          </w:rPr>
-          <w:rPr>
-            <w:color w:val="0000EE"/>
-            <w:u w:val="single"/>
-          </w:rPr>
-          <w:t>1:3</w:t>
-        </w:r>
-      </w:hyperlink>
+      <w:r>
+        <w:rPr>
+          <w:lang w:val="es_ES" w:bidi="es_ES"/>
+        </w:rPr>
+        <w:t>1:3</w:t>
+      </w:r>
       <w:r>
         <w:rPr>
           <w:lang w:val="es_ES" w:bidi="es_ES"/>
@@ -665,138 +623,90 @@
         </w:rPr>
         <w:t xml:space="preserve">Dios es luz: esta "luz" brilló a través de Jesucristo a todos con quienes tuvo contacto, para exponer su pecado e iluminar la naturaleza moral y el carácter de Dios (ver </w:t>
       </w:r>
-      <w:hyperlink r:id="rId20">
-        <w:r>
-          <w:rPr>
-            <w:lang w:val="es_ES" w:bidi="es_ES"/>
-          </w:rPr>
-          <w:rPr>
-            <w:color w:val="0000EE"/>
-            <w:u w:val="single"/>
-          </w:rPr>
-          <w:t>Jn 1:4–5</w:t>
-        </w:r>
-      </w:hyperlink>
+      <w:r>
+        <w:rPr>
+          <w:lang w:val="es_ES" w:bidi="es_ES"/>
+        </w:rPr>
+        <w:t>Jn 1:4–5</w:t>
+      </w:r>
       <w:r>
         <w:rPr>
           <w:lang w:val="es_ES" w:bidi="es_ES"/>
         </w:rPr>
         <w:t>,</w:t>
       </w:r>
-      <w:hyperlink r:id="rId21">
-        <w:r>
-          <w:rPr>
-            <w:lang w:val="es_ES" w:bidi="es_ES"/>
-          </w:rPr>
-          <w:rPr>
-            <w:color w:val="0000EE"/>
-            <w:u w:val="single"/>
-          </w:rPr>
-          <w:t>9;</w:t>
-        </w:r>
-      </w:hyperlink>
+      <w:r>
+        <w:rPr>
+          <w:lang w:val="es_ES" w:bidi="es_ES"/>
+        </w:rPr>
+        <w:t>9;</w:t>
+      </w:r>
       <w:r>
         <w:rPr>
           <w:lang w:val="es_ES" w:bidi="es_ES"/>
         </w:rPr>
         <w:t xml:space="preserve"> </w:t>
       </w:r>
-      <w:hyperlink r:id="rId22">
-        <w:r>
-          <w:rPr>
-            <w:lang w:val="es_ES" w:bidi="es_ES"/>
-          </w:rPr>
-          <w:rPr>
-            <w:color w:val="0000EE"/>
-            <w:u w:val="single"/>
-          </w:rPr>
-          <w:t>3:19–21;</w:t>
-        </w:r>
-      </w:hyperlink>
+      <w:r>
+        <w:rPr>
+          <w:lang w:val="es_ES" w:bidi="es_ES"/>
+        </w:rPr>
+        <w:t>3:19–21;</w:t>
+      </w:r>
       <w:r>
         <w:rPr>
           <w:lang w:val="es_ES" w:bidi="es_ES"/>
         </w:rPr>
         <w:t xml:space="preserve"> </w:t>
       </w:r>
-      <w:hyperlink r:id="rId23">
-        <w:r>
-          <w:rPr>
-            <w:lang w:val="es_ES" w:bidi="es_ES"/>
-          </w:rPr>
-          <w:rPr>
-            <w:color w:val="0000EE"/>
-            <w:u w:val="single"/>
-          </w:rPr>
-          <w:t xml:space="preserve">8:12; </w:t>
-        </w:r>
-      </w:hyperlink>
-      <w:hyperlink r:id="rId24">
-        <w:r>
-          <w:rPr>
-            <w:lang w:val="es_ES" w:bidi="es_ES"/>
-          </w:rPr>
-          <w:rPr>
-            <w:color w:val="0000EE"/>
-            <w:u w:val="single"/>
-          </w:rPr>
-          <w:t>9:5;</w:t>
-        </w:r>
-      </w:hyperlink>
+      <w:r>
+        <w:rPr>
+          <w:lang w:val="es_ES" w:bidi="es_ES"/>
+        </w:rPr>
+        <w:t xml:space="preserve">8:12; </w:t>
+      </w:r>
+      <w:r>
+        <w:rPr>
+          <w:lang w:val="es_ES" w:bidi="es_ES"/>
+        </w:rPr>
+        <w:t>9:5;</w:t>
+      </w:r>
       <w:r>
         <w:rPr>
           <w:lang w:val="es_ES" w:bidi="es_ES"/>
         </w:rPr>
         <w:t xml:space="preserve"> </w:t>
       </w:r>
-      <w:hyperlink r:id="rId25">
-        <w:r>
-          <w:rPr>
-            <w:lang w:val="es_ES" w:bidi="es_ES"/>
-          </w:rPr>
-          <w:rPr>
-            <w:color w:val="0000EE"/>
-            <w:u w:val="single"/>
-          </w:rPr>
-          <w:t>12:35–36</w:t>
-        </w:r>
-      </w:hyperlink>
+      <w:r>
+        <w:rPr>
+          <w:lang w:val="es_ES" w:bidi="es_ES"/>
+        </w:rPr>
+        <w:t>12:35–36</w:t>
+      </w:r>
       <w:r>
         <w:rPr>
           <w:lang w:val="es_ES" w:bidi="es_ES"/>
         </w:rPr>
         <w:t>,</w:t>
       </w:r>
-      <w:hyperlink r:id="rId26">
-        <w:r>
-          <w:rPr>
-            <w:lang w:val="es_ES" w:bidi="es_ES"/>
-          </w:rPr>
-          <w:rPr>
-            <w:color w:val="0000EE"/>
-            <w:u w:val="single"/>
-          </w:rPr>
-          <w:t>46</w:t>
-        </w:r>
-      </w:hyperlink>
+      <w:r>
+        <w:rPr>
+          <w:lang w:val="es_ES" w:bidi="es_ES"/>
+        </w:rPr>
+        <w:t>46</w:t>
+      </w:r>
       <w:r>
         <w:rPr>
           <w:lang w:val="es_ES" w:bidi="es_ES"/>
         </w:rPr>
         <w:t>). En los escritos de Juan, “luz” representa la santidad y revelación de Dios. Es lo opuesto a la falsa enseñanza y la vida indisciplinada, que es “oscuridad” (</w:t>
       </w:r>
-      <w:hyperlink r:id="rId27">
-        <w:r>
-          <w:rPr>
-            <w:lang w:val="es_ES" w:bidi="es_ES"/>
-          </w:rPr>
-          <w:rPr>
-            <w:color w:val="0000EE"/>
-            <w:u w:val="single"/>
-          </w:rPr>
-          <w:t>1 Jn 1:6</w:t>
-        </w:r>
-      </w:hyperlink>
+      <w:r>
+        <w:rPr>
+          <w:lang w:val="es_ES" w:bidi="es_ES"/>
+        </w:rPr>
+        <w:t>1 Jn 1:6</w:t>
+      </w:r>
       <w:r>
         <w:rPr>
           <w:lang w:val="es_ES" w:bidi="es_ES"/>
@@ -851,18 +761,12 @@
         </w:rPr>
         <w:t xml:space="preserve">Aquí, Juan se centra en el primer aspecto de vivir en comunión con Dios. Vivir en la luz significa que los creyentes reconocerán que son pecadores, pero también comprenderán que Jesús es su Protector para hacerlos justos ante Dios (ver </w:t>
       </w:r>
-      <w:hyperlink r:id="rId28">
-        <w:r>
-          <w:rPr>
-            <w:lang w:val="es_ES" w:bidi="es_ES"/>
-          </w:rPr>
-          <w:rPr>
-            <w:color w:val="0000EE"/>
-            <w:u w:val="single"/>
-          </w:rPr>
-          <w:t>Ef 5:6–13</w:t>
-        </w:r>
-      </w:hyperlink>
+      <w:r>
+        <w:rPr>
+          <w:lang w:val="es_ES" w:bidi="es_ES"/>
+        </w:rPr>
+        <w:t>Ef 5:6–13</w:t>
+      </w:r>
       <w:r>
         <w:rPr>
           <w:lang w:val="es_ES" w:bidi="es_ES"/>
@@ -917,18 +821,12 @@
         </w:rPr>
         <w:t>Esta es la primera de varias ocasiones en las que Juan desafía las afirmaciones de los gnósticos, quienes se habían separado de la comunión apostólica y, por lo tanto, vivían en oscuridad espiritual. Ellos afirmaban tener comunión con Dios, pero no reflejaban su carácter, que es luz. Jesús había advertido a los líderes judíos de su tiempo que no permitieran que la luz que creían tener se convirtiera en oscuridad (</w:t>
       </w:r>
-      <w:hyperlink r:id="rId29">
-        <w:r>
-          <w:rPr>
-            <w:lang w:val="es_ES" w:bidi="es_ES"/>
-          </w:rPr>
-          <w:rPr>
-            <w:color w:val="0000EE"/>
-            <w:u w:val="single"/>
-          </w:rPr>
-          <w:t>Mt 6:23</w:t>
-        </w:r>
-      </w:hyperlink>
+      <w:r>
+        <w:rPr>
+          <w:lang w:val="es_ES" w:bidi="es_ES"/>
+        </w:rPr>
+        <w:t>Mt 6:23</w:t>
+      </w:r>
       <w:r>
         <w:rPr>
           <w:lang w:val="es_ES" w:bidi="es_ES"/>
@@ -983,18 +881,12 @@
         </w:rPr>
         <w:t>Los creyentes tienen comunión entre sí y con Dios mientras viven en la luz. No se puede afirmar tener comunión con Dios y luego negarse a tener comunión con el pueblo de Dios. Este fue el caso de los gnósticos. Los apóstoles de Cristo conocieron a Jesucristo como Dios encarnado y continuaban teniendo comunión espiritual con él (</w:t>
       </w:r>
-      <w:hyperlink r:id="rId19">
-        <w:r>
-          <w:rPr>
-            <w:lang w:val="es_ES" w:bidi="es_ES"/>
-          </w:rPr>
-          <w:rPr>
-            <w:color w:val="0000EE"/>
-            <w:u w:val="single"/>
-          </w:rPr>
-          <w:t>1:3</w:t>
-        </w:r>
-      </w:hyperlink>
+      <w:r>
+        <w:rPr>
+          <w:lang w:val="es_ES" w:bidi="es_ES"/>
+        </w:rPr>
+        <w:t>1:3</w:t>
+      </w:r>
       <w:r>
         <w:rPr>
           <w:lang w:val="es_ES" w:bidi="es_ES"/>
@@ -1055,54 +947,36 @@
         </w:rPr>
         <w:t xml:space="preserve">: esta es la segunda afirmación falsa de los gnósticos (ver </w:t>
       </w:r>
-      <w:hyperlink r:id="rId27">
-        <w:r>
-          <w:rPr>
-            <w:lang w:val="es_ES" w:bidi="es_ES"/>
-          </w:rPr>
-          <w:rPr>
-            <w:color w:val="0000EE"/>
-            <w:u w:val="single"/>
-          </w:rPr>
-          <w:t>1:6</w:t>
-        </w:r>
-      </w:hyperlink>
+      <w:r>
+        <w:rPr>
+          <w:lang w:val="es_ES" w:bidi="es_ES"/>
+        </w:rPr>
+        <w:t>1:6</w:t>
+      </w:r>
       <w:r>
         <w:rPr>
           <w:lang w:val="es_ES" w:bidi="es_ES"/>
         </w:rPr>
         <w:t xml:space="preserve">). Afirmaban que eran o podían ser libres de pecado ya que Cristo había abolido sus pecados de una vez por todas, y su conocimiento superior los elevaría por encima del ámbito del pecado. Sin embargo, los cristianos todavía pecan cuando viven en su vieja naturaleza (ver </w:t>
       </w:r>
-      <w:hyperlink r:id="rId30">
-        <w:r>
-          <w:rPr>
-            <w:lang w:val="es_ES" w:bidi="es_ES"/>
-          </w:rPr>
-          <w:rPr>
-            <w:color w:val="0000EE"/>
-            <w:u w:val="single"/>
-          </w:rPr>
-          <w:t>Ro 7:14–25</w:t>
-        </w:r>
-      </w:hyperlink>
+      <w:r>
+        <w:rPr>
+          <w:lang w:val="es_ES" w:bidi="es_ES"/>
+        </w:rPr>
+        <w:t>Ro 7:14–25</w:t>
+      </w:r>
       <w:r>
         <w:rPr>
           <w:lang w:val="es_ES" w:bidi="es_ES"/>
         </w:rPr>
         <w:t>). El verdadero cristiano reconoce este pecado (</w:t>
       </w:r>
-      <w:hyperlink r:id="rId31">
-        <w:r>
-          <w:rPr>
-            <w:lang w:val="es_ES" w:bidi="es_ES"/>
-          </w:rPr>
-          <w:rPr>
-            <w:color w:val="0000EE"/>
-            <w:u w:val="single"/>
-          </w:rPr>
-          <w:t>1 Jn 1:9</w:t>
-        </w:r>
-      </w:hyperlink>
+      <w:r>
+        <w:rPr>
+          <w:lang w:val="es_ES" w:bidi="es_ES"/>
+        </w:rPr>
+        <w:t>1 Jn 1:9</w:t>
+      </w:r>
       <w:r>
         <w:rPr>
           <w:lang w:val="es_ES" w:bidi="es_ES"/>
@@ -1271,54 +1145,36 @@
         </w:rPr>
         <w:t>Para vivir "en la luz" (</w:t>
       </w:r>
-      <w:hyperlink r:id="rId32">
-        <w:r>
-          <w:rPr>
-            <w:lang w:val="es_ES" w:bidi="es_ES"/>
-          </w:rPr>
-          <w:rPr>
-            <w:color w:val="0000EE"/>
-            <w:u w:val="single"/>
-          </w:rPr>
-          <w:t>1:5–7</w:t>
-        </w:r>
-      </w:hyperlink>
+      <w:r>
+        <w:rPr>
+          <w:lang w:val="es_ES" w:bidi="es_ES"/>
+        </w:rPr>
+        <w:t>1:5–7</w:t>
+      </w:r>
       <w:r>
         <w:rPr>
           <w:lang w:val="es_ES" w:bidi="es_ES"/>
         </w:rPr>
         <w:t>), uno debe confesar sus pecados (</w:t>
       </w:r>
-      <w:hyperlink r:id="rId31">
-        <w:r>
-          <w:rPr>
-            <w:lang w:val="es_ES" w:bidi="es_ES"/>
-          </w:rPr>
-          <w:rPr>
-            <w:color w:val="0000EE"/>
-            <w:u w:val="single"/>
-          </w:rPr>
-          <w:t>1:9</w:t>
-        </w:r>
-      </w:hyperlink>
+      <w:r>
+        <w:rPr>
+          <w:lang w:val="es_ES" w:bidi="es_ES"/>
+        </w:rPr>
+        <w:t>1:9</w:t>
+      </w:r>
       <w:r>
         <w:rPr>
           <w:lang w:val="es_ES" w:bidi="es_ES"/>
         </w:rPr>
         <w:t xml:space="preserve">) y dejar de pecar. Juan enfatiza el pecado en el capítulo </w:t>
       </w:r>
-      <w:hyperlink r:id="rId33">
-        <w:r>
-          <w:rPr>
-            <w:lang w:val="es_ES" w:bidi="es_ES"/>
-          </w:rPr>
-          <w:rPr>
-            <w:color w:val="0000EE"/>
-            <w:u w:val="single"/>
-          </w:rPr>
-          <w:t>1</w:t>
-        </w:r>
-      </w:hyperlink>
+      <w:r>
+        <w:rPr>
+          <w:lang w:val="es_ES" w:bidi="es_ES"/>
+        </w:rPr>
+        <w:t>1</w:t>
+      </w:r>
       <w:r>
         <w:rPr>
           <w:lang w:val="es_ES" w:bidi="es_ES"/>
@@ -1362,54 +1218,36 @@
         </w:rPr>
         <w:t xml:space="preserve"> "uno que es llamado a nuestro lado" como consolador o protector): Cristo es nuestro abogado defensor, representándonos ante el Padre en el cielo (ver </w:t>
       </w:r>
-      <w:hyperlink r:id="rId34">
-        <w:r>
-          <w:rPr>
-            <w:lang w:val="es_ES" w:bidi="es_ES"/>
-          </w:rPr>
-          <w:rPr>
-            <w:color w:val="0000EE"/>
-            <w:u w:val="single"/>
-          </w:rPr>
-          <w:t>Ro 8:26–34,</w:t>
-        </w:r>
-      </w:hyperlink>
+      <w:r>
+        <w:rPr>
+          <w:lang w:val="es_ES" w:bidi="es_ES"/>
+        </w:rPr>
+        <w:t>Ro 8:26–34,</w:t>
+      </w:r>
       <w:r>
         <w:rPr>
           <w:lang w:val="es_ES" w:bidi="es_ES"/>
         </w:rPr>
         <w:t xml:space="preserve"> cp. </w:t>
       </w:r>
-      <w:hyperlink r:id="rId35">
-        <w:r>
-          <w:rPr>
-            <w:lang w:val="es_ES" w:bidi="es_ES"/>
-          </w:rPr>
-          <w:rPr>
-            <w:color w:val="0000EE"/>
-            <w:u w:val="single"/>
-          </w:rPr>
-          <w:t>Jn 14:16</w:t>
-        </w:r>
-      </w:hyperlink>
+      <w:r>
+        <w:rPr>
+          <w:lang w:val="es_ES" w:bidi="es_ES"/>
+        </w:rPr>
+        <w:t>Jn 14:16</w:t>
+      </w:r>
       <w:r>
         <w:rPr>
           <w:lang w:val="es_ES" w:bidi="es_ES"/>
         </w:rPr>
         <w:t xml:space="preserve">). Jesucristo el justo: nosotros, en contraste, somos pecadores. Debido a que Cristo cumplió la ley y pagó la pena del pecado por nosotros, puede abogar por nosotros en base a la justicia y la misericordia. Cuando Dios resucitó a Cristo de entre los muertos, aceptó de una vez por todas la súplica de Cristo por nuestra absolución (ver </w:t>
       </w:r>
-      <w:hyperlink r:id="rId36">
-        <w:r>
-          <w:rPr>
-            <w:lang w:val="es_ES" w:bidi="es_ES"/>
-          </w:rPr>
-          <w:rPr>
-            <w:color w:val="0000EE"/>
-            <w:u w:val="single"/>
-          </w:rPr>
-          <w:t>Ro 4:23–25</w:t>
-        </w:r>
-      </w:hyperlink>
+      <w:r>
+        <w:rPr>
+          <w:lang w:val="es_ES" w:bidi="es_ES"/>
+        </w:rPr>
+        <w:t>Ro 4:23–25</w:t>
+      </w:r>
       <w:r>
         <w:rPr>
           <w:lang w:val="es_ES" w:bidi="es_ES"/>
@@ -1470,36 +1308,24 @@
         </w:rPr>
         <w:t xml:space="preserve">: la palabra griega hilasmos significa "apaciguamiento mediante sacrificio" (cp. </w:t>
       </w:r>
-      <w:hyperlink r:id="rId37">
-        <w:r>
-          <w:rPr>
-            <w:lang w:val="es_ES" w:bidi="es_ES"/>
-          </w:rPr>
-          <w:rPr>
-            <w:color w:val="0000EE"/>
-            <w:u w:val="single"/>
-          </w:rPr>
-          <w:t>4:10</w:t>
-        </w:r>
-      </w:hyperlink>
+      <w:r>
+        <w:rPr>
+          <w:lang w:val="es_ES" w:bidi="es_ES"/>
+        </w:rPr>
+        <w:t>4:10</w:t>
+      </w:r>
       <w:r>
         <w:rPr>
           <w:lang w:val="es_ES" w:bidi="es_ES"/>
         </w:rPr>
         <w:t>). Cristo satisfizo la justicia de Dios al morir en nuestro lugar (</w:t>
       </w:r>
-      <w:hyperlink r:id="rId38">
-        <w:r>
-          <w:rPr>
-            <w:lang w:val="es_ES" w:bidi="es_ES"/>
-          </w:rPr>
-          <w:rPr>
-            <w:color w:val="0000EE"/>
-            <w:u w:val="single"/>
-          </w:rPr>
-          <w:t>Ro 3:25</w:t>
-        </w:r>
-      </w:hyperlink>
+      <w:r>
+        <w:rPr>
+          <w:lang w:val="es_ES" w:bidi="es_ES"/>
+        </w:rPr>
+        <w:t>Ro 3:25</w:t>
+      </w:r>
       <w:r>
         <w:rPr>
           <w:lang w:val="es_ES" w:bidi="es_ES"/>
@@ -1628,54 +1454,36 @@
         </w:rPr>
         <w:t>Los discípulos tenían el antiguo mandamiento de amarse unos a otros desde el principio, dado por el mismo Jesús (</w:t>
       </w:r>
-      <w:hyperlink r:id="rId39">
-        <w:r>
-          <w:rPr>
-            <w:lang w:val="es_ES" w:bidi="es_ES"/>
-          </w:rPr>
-          <w:rPr>
-            <w:color w:val="0000EE"/>
-            <w:u w:val="single"/>
-          </w:rPr>
-          <w:t>Jn 13:34–35</w:t>
-        </w:r>
-      </w:hyperlink>
+      <w:r>
+        <w:rPr>
+          <w:lang w:val="es_ES" w:bidi="es_ES"/>
+        </w:rPr>
+        <w:t>Jn 13:34–35</w:t>
+      </w:r>
       <w:r>
         <w:rPr>
           <w:lang w:val="es_ES" w:bidi="es_ES"/>
         </w:rPr>
         <w:t>) y presente en el Antiguo Testamento (</w:t>
       </w:r>
-      <w:hyperlink r:id="rId40">
-        <w:r>
-          <w:rPr>
-            <w:lang w:val="es_ES" w:bidi="es_ES"/>
-          </w:rPr>
-          <w:rPr>
-            <w:color w:val="0000EE"/>
-            <w:u w:val="single"/>
-          </w:rPr>
-          <w:t>Lv 19:18</w:t>
-        </w:r>
-      </w:hyperlink>
+      <w:r>
+        <w:rPr>
+          <w:lang w:val="es_ES" w:bidi="es_ES"/>
+        </w:rPr>
+        <w:t>Lv 19:18</w:t>
+      </w:r>
       <w:r>
         <w:rPr>
           <w:lang w:val="es_ES" w:bidi="es_ES"/>
         </w:rPr>
         <w:t>,</w:t>
       </w:r>
-      <w:hyperlink r:id="rId41">
-        <w:r>
-          <w:rPr>
-            <w:lang w:val="es_ES" w:bidi="es_ES"/>
-          </w:rPr>
-          <w:rPr>
-            <w:color w:val="0000EE"/>
-            <w:u w:val="single"/>
-          </w:rPr>
-          <w:t>33–34</w:t>
-        </w:r>
-      </w:hyperlink>
+      <w:r>
+        <w:rPr>
+          <w:lang w:val="es_ES" w:bidi="es_ES"/>
+        </w:rPr>
+        <w:t>33–34</w:t>
+      </w:r>
       <w:r>
         <w:rPr>
           <w:lang w:val="es_ES" w:bidi="es_ES"/>
@@ -1730,18 +1538,12 @@
         </w:rPr>
         <w:t>Sin embargo, también es novedoso: el mandato de Jesús proporcionó una nueva base para su amor mediante su propia demostración de amor a los discípulos (</w:t>
       </w:r>
-      <w:hyperlink r:id="rId42">
-        <w:r>
-          <w:rPr>
-            <w:lang w:val="es_ES" w:bidi="es_ES"/>
-          </w:rPr>
-          <w:rPr>
-            <w:color w:val="0000EE"/>
-            <w:u w:val="single"/>
-          </w:rPr>
-          <w:t>Jn 13:1–17</w:t>
-        </w:r>
-      </w:hyperlink>
+      <w:r>
+        <w:rPr>
+          <w:lang w:val="es_ES" w:bidi="es_ES"/>
+        </w:rPr>
+        <w:t>Jn 13:1–17</w:t>
+      </w:r>
       <w:r>
         <w:rPr>
           <w:lang w:val="es_ES" w:bidi="es_ES"/>
@@ -1834,18 +1636,12 @@
         </w:rPr>
         <w:t xml:space="preserve"> (también en </w:t>
       </w:r>
-      <w:hyperlink r:id="rId43">
-        <w:r>
-          <w:rPr>
-            <w:lang w:val="es_ES" w:bidi="es_ES"/>
-          </w:rPr>
-          <w:rPr>
-            <w:color w:val="0000EE"/>
-            <w:u w:val="single"/>
-          </w:rPr>
-          <w:t>2:11</w:t>
-        </w:r>
-      </w:hyperlink>
+      <w:r>
+        <w:rPr>
+          <w:lang w:val="es_ES" w:bidi="es_ES"/>
+        </w:rPr>
+        <w:t>2:11</w:t>
+      </w:r>
       <w:r>
         <w:rPr>
           <w:lang w:val="es_ES" w:bidi="es_ES"/>
@@ -2082,144 +1878,96 @@
         </w:rPr>
         <w:t>El mundo es un sistema moralmente corrupto que está bajo la influencia de Satanás y se opone a Dios y al Reino de Cristo en esta tierra (</w:t>
       </w:r>
-      <w:hyperlink r:id="rId44">
-        <w:r>
-          <w:rPr>
-            <w:lang w:val="es_ES" w:bidi="es_ES"/>
-          </w:rPr>
-          <w:rPr>
-            <w:color w:val="0000EE"/>
-            <w:u w:val="single"/>
-          </w:rPr>
-          <w:t>2:16,</w:t>
-        </w:r>
-      </w:hyperlink>
+      <w:r>
+        <w:rPr>
+          <w:lang w:val="es_ES" w:bidi="es_ES"/>
+        </w:rPr>
+        <w:t>2:16,</w:t>
+      </w:r>
       <w:r>
         <w:rPr>
           <w:lang w:val="es_ES" w:bidi="es_ES"/>
         </w:rPr>
         <w:t xml:space="preserve"> </w:t>
       </w:r>
-      <w:hyperlink r:id="rId45">
-        <w:r>
-          <w:rPr>
-            <w:lang w:val="es_ES" w:bidi="es_ES"/>
-          </w:rPr>
-          <w:rPr>
-            <w:color w:val="0000EE"/>
-            <w:u w:val="single"/>
-          </w:rPr>
-          <w:t>3:1,</w:t>
-        </w:r>
-      </w:hyperlink>
+      <w:r>
+        <w:rPr>
+          <w:lang w:val="es_ES" w:bidi="es_ES"/>
+        </w:rPr>
+        <w:t>3:1,</w:t>
+      </w:r>
       <w:r>
         <w:rPr>
           <w:lang w:val="es_ES" w:bidi="es_ES"/>
         </w:rPr>
         <w:t xml:space="preserve"> </w:t>
       </w:r>
-      <w:hyperlink r:id="rId46">
-        <w:r>
-          <w:rPr>
-            <w:lang w:val="es_ES" w:bidi="es_ES"/>
-          </w:rPr>
-          <w:rPr>
-            <w:color w:val="0000EE"/>
-            <w:u w:val="single"/>
-          </w:rPr>
-          <w:t>4:4,</w:t>
-        </w:r>
-      </w:hyperlink>
+      <w:r>
+        <w:rPr>
+          <w:lang w:val="es_ES" w:bidi="es_ES"/>
+        </w:rPr>
+        <w:t>4:4,</w:t>
+      </w:r>
       <w:r>
         <w:rPr>
           <w:lang w:val="es_ES" w:bidi="es_ES"/>
         </w:rPr>
         <w:t xml:space="preserve"> </w:t>
       </w:r>
-      <w:hyperlink r:id="rId47">
-        <w:r>
-          <w:rPr>
-            <w:lang w:val="es_ES" w:bidi="es_ES"/>
-          </w:rPr>
-          <w:rPr>
-            <w:color w:val="0000EE"/>
-            <w:u w:val="single"/>
-          </w:rPr>
-          <w:t>5:19,</w:t>
-        </w:r>
-      </w:hyperlink>
+      <w:r>
+        <w:rPr>
+          <w:lang w:val="es_ES" w:bidi="es_ES"/>
+        </w:rPr>
+        <w:t>5:19,</w:t>
+      </w:r>
       <w:r>
         <w:rPr>
           <w:lang w:val="es_ES" w:bidi="es_ES"/>
         </w:rPr>
         <w:t xml:space="preserve"> </w:t>
       </w:r>
-      <w:hyperlink r:id="rId48">
-        <w:r>
-          <w:rPr>
-            <w:lang w:val="es_ES" w:bidi="es_ES"/>
-          </w:rPr>
-          <w:rPr>
-            <w:color w:val="0000EE"/>
-            <w:u w:val="single"/>
-          </w:rPr>
-          <w:t>Jn 12:31,</w:t>
-        </w:r>
-      </w:hyperlink>
+      <w:r>
+        <w:rPr>
+          <w:lang w:val="es_ES" w:bidi="es_ES"/>
+        </w:rPr>
+        <w:t>Jn 12:31,</w:t>
+      </w:r>
       <w:r>
         <w:rPr>
           <w:lang w:val="es_ES" w:bidi="es_ES"/>
         </w:rPr>
         <w:t xml:space="preserve"> </w:t>
       </w:r>
-      <w:hyperlink r:id="rId49">
-        <w:r>
-          <w:rPr>
-            <w:lang w:val="es_ES" w:bidi="es_ES"/>
-          </w:rPr>
-          <w:rPr>
-            <w:color w:val="0000EE"/>
-            <w:u w:val="single"/>
-          </w:rPr>
-          <w:t>15:18,</w:t>
-        </w:r>
-      </w:hyperlink>
+      <w:r>
+        <w:rPr>
+          <w:lang w:val="es_ES" w:bidi="es_ES"/>
+        </w:rPr>
+        <w:t>15:18,</w:t>
+      </w:r>
       <w:r>
         <w:rPr>
           <w:lang w:val="es_ES" w:bidi="es_ES"/>
         </w:rPr>
         <w:t xml:space="preserve"> </w:t>
       </w:r>
-      <w:hyperlink r:id="rId50">
-        <w:r>
-          <w:rPr>
-            <w:lang w:val="es_ES" w:bidi="es_ES"/>
-          </w:rPr>
-          <w:rPr>
-            <w:color w:val="0000EE"/>
-            <w:u w:val="single"/>
-          </w:rPr>
-          <w:t>Ef 6:11–12,</w:t>
-        </w:r>
-      </w:hyperlink>
+      <w:r>
+        <w:rPr>
+          <w:lang w:val="es_ES" w:bidi="es_ES"/>
+        </w:rPr>
+        <w:t>Ef 6:11–12,</w:t>
+      </w:r>
       <w:r>
         <w:rPr>
           <w:lang w:val="es_ES" w:bidi="es_ES"/>
         </w:rPr>
         <w:t xml:space="preserve"> </w:t>
       </w:r>
-      <w:hyperlink r:id="rId51">
-        <w:r>
-          <w:rPr>
-            <w:lang w:val="es_ES" w:bidi="es_ES"/>
-          </w:rPr>
-          <w:rPr>
-            <w:color w:val="0000EE"/>
-            <w:u w:val="single"/>
-          </w:rPr>
-          <w:t>St 4:4</w:t>
-        </w:r>
-      </w:hyperlink>
+      <w:r>
+        <w:rPr>
+          <w:lang w:val="es_ES" w:bidi="es_ES"/>
+        </w:rPr>
+        <w:t>St 4:4</w:t>
+      </w:r>
       <w:r>
         <w:rPr>
           <w:lang w:val="es_ES" w:bidi="es_ES"/>
@@ -2274,36 +2022,24 @@
         </w:rPr>
         <w:t xml:space="preserve">Anticristo literalmente significa “en lugar de Cristo”; reclama para sí lo que pertenece a Cristo y se presenta como un sustituto de Cristo (cf. </w:t>
       </w:r>
-      <w:hyperlink r:id="rId52">
-        <w:r>
-          <w:rPr>
-            <w:lang w:val="es_ES" w:bidi="es_ES"/>
-          </w:rPr>
-          <w:rPr>
-            <w:color w:val="0000EE"/>
-            <w:u w:val="single"/>
-          </w:rPr>
-          <w:t>2 Ts 2:3</w:t>
-        </w:r>
-      </w:hyperlink>
+      <w:r>
+        <w:rPr>
+          <w:lang w:val="es_ES" w:bidi="es_ES"/>
+        </w:rPr>
+        <w:t>2 Ts 2:3</w:t>
+      </w:r>
       <w:r>
         <w:rPr>
           <w:lang w:val="es_ES" w:bidi="es_ES"/>
         </w:rPr>
         <w:t xml:space="preserve"> y </w:t>
       </w:r>
-      <w:hyperlink r:id="rId53">
-        <w:r>
-          <w:rPr>
-            <w:lang w:val="es_ES" w:bidi="es_ES"/>
-          </w:rPr>
-          <w:rPr>
-            <w:color w:val="0000EE"/>
-            <w:u w:val="single"/>
-          </w:rPr>
-          <w:t>Ap 13:1–10</w:t>
-        </w:r>
-      </w:hyperlink>
+      <w:r>
+        <w:rPr>
+          <w:lang w:val="es_ES" w:bidi="es_ES"/>
+        </w:rPr>
+        <w:t>Ap 13:1–10</w:t>
+      </w:r>
       <w:r>
         <w:rPr>
           <w:lang w:val="es_ES" w:bidi="es_ES"/>
@@ -2322,54 +2058,36 @@
         </w:rPr>
         <w:t>: son los falsos maestros que niegan que Jesús es el Cristo, el Hijo de Dios (</w:t>
       </w:r>
-      <w:hyperlink r:id="rId54">
-        <w:r>
-          <w:rPr>
-            <w:lang w:val="es_ES" w:bidi="es_ES"/>
-          </w:rPr>
-          <w:rPr>
-            <w:color w:val="0000EE"/>
-            <w:u w:val="single"/>
-          </w:rPr>
-          <w:t>1 Jn 2:22–23</w:t>
-        </w:r>
-      </w:hyperlink>
+      <w:r>
+        <w:rPr>
+          <w:lang w:val="es_ES" w:bidi="es_ES"/>
+        </w:rPr>
+        <w:t>1 Jn 2:22–23</w:t>
+      </w:r>
       <w:r>
         <w:rPr>
           <w:lang w:val="es_ES" w:bidi="es_ES"/>
         </w:rPr>
         <w:t>), Dios hecho carne (</w:t>
       </w:r>
-      <w:hyperlink r:id="rId55">
-        <w:r>
-          <w:rPr>
-            <w:lang w:val="es_ES" w:bidi="es_ES"/>
-          </w:rPr>
-          <w:rPr>
-            <w:color w:val="0000EE"/>
-            <w:u w:val="single"/>
-          </w:rPr>
-          <w:t>4:2,</w:t>
-        </w:r>
-      </w:hyperlink>
+      <w:r>
+        <w:rPr>
+          <w:lang w:val="es_ES" w:bidi="es_ES"/>
+        </w:rPr>
+        <w:t>4:2,</w:t>
+      </w:r>
       <w:r>
         <w:rPr>
           <w:lang w:val="es_ES" w:bidi="es_ES"/>
         </w:rPr>
         <w:t xml:space="preserve"> </w:t>
       </w:r>
-      <w:hyperlink r:id="rId56">
-        <w:r>
-          <w:rPr>
-            <w:lang w:val="es_ES" w:bidi="es_ES"/>
-          </w:rPr>
-          <w:rPr>
-            <w:color w:val="0000EE"/>
-            <w:u w:val="single"/>
-          </w:rPr>
-          <w:t>2 Jn 1:7</w:t>
-        </w:r>
-      </w:hyperlink>
+      <w:r>
+        <w:rPr>
+          <w:lang w:val="es_ES" w:bidi="es_ES"/>
+        </w:rPr>
+        <w:t>2 Jn 1:7</w:t>
+      </w:r>
       <w:r>
         <w:rPr>
           <w:lang w:val="es_ES" w:bidi="es_ES"/>
@@ -2430,54 +2148,36 @@
         </w:rPr>
         <w:t xml:space="preserve">: esta es la primera declaración directa de Juan sobre los falsos maestros. En un momento, fueron parte de la comunidad de la iglesia, en comunión con Juan y los otros apóstoles. Luego abandonaron esa comunión y formaron una comunidad separada y exclusiva basada en sus falsas enseñanzas sobre Jesús (ver </w:t>
       </w:r>
-      <w:hyperlink r:id="rId57">
-        <w:r>
-          <w:rPr>
-            <w:lang w:val="es_ES" w:bidi="es_ES"/>
-          </w:rPr>
-          <w:rPr>
-            <w:color w:val="0000EE"/>
-            <w:u w:val="single"/>
-          </w:rPr>
-          <w:t>4:1,</w:t>
-        </w:r>
-      </w:hyperlink>
+      <w:r>
+        <w:rPr>
+          <w:lang w:val="es_ES" w:bidi="es_ES"/>
+        </w:rPr>
+        <w:t>4:1,</w:t>
+      </w:r>
       <w:r>
         <w:rPr>
           <w:lang w:val="es_ES" w:bidi="es_ES"/>
         </w:rPr>
         <w:t xml:space="preserve"> </w:t>
       </w:r>
-      <w:hyperlink r:id="rId56">
-        <w:r>
-          <w:rPr>
-            <w:lang w:val="es_ES" w:bidi="es_ES"/>
-          </w:rPr>
-          <w:rPr>
-            <w:color w:val="0000EE"/>
-            <w:u w:val="single"/>
-          </w:rPr>
-          <w:t>2 Jn 1:7,</w:t>
-        </w:r>
-      </w:hyperlink>
+      <w:r>
+        <w:rPr>
+          <w:lang w:val="es_ES" w:bidi="es_ES"/>
+        </w:rPr>
+        <w:t>2 Jn 1:7,</w:t>
+      </w:r>
       <w:r>
         <w:rPr>
           <w:lang w:val="es_ES" w:bidi="es_ES"/>
         </w:rPr>
         <w:t xml:space="preserve"> </w:t>
       </w:r>
-      <w:hyperlink r:id="rId58">
-        <w:r>
-          <w:rPr>
-            <w:lang w:val="es_ES" w:bidi="es_ES"/>
-          </w:rPr>
-          <w:rPr>
-            <w:color w:val="0000EE"/>
-            <w:u w:val="single"/>
-          </w:rPr>
-          <w:t>3 Jn 1:9–10</w:t>
-        </w:r>
-      </w:hyperlink>
+      <w:r>
+        <w:rPr>
+          <w:lang w:val="es_ES" w:bidi="es_ES"/>
+        </w:rPr>
+        <w:t>3 Jn 1:9–10</w:t>
+      </w:r>
       <w:r>
         <w:rPr>
           <w:lang w:val="es_ES" w:bidi="es_ES"/>
@@ -2544,48 +2244,30 @@
         </w:rPr>
         <w:t xml:space="preserve">Porque el Santo te ha dado su Espíritu: el Espíritu Santo otorga a los creyentes la capacidad de comprender y reconocer la verdad espiritual (ver </w:t>
       </w:r>
-      <w:hyperlink r:id="rId59">
-        <w:r>
-          <w:rPr>
-            <w:lang w:val="es_ES" w:bidi="es_ES"/>
-          </w:rPr>
-          <w:rPr>
-            <w:color w:val="0000EE"/>
-            <w:u w:val="single"/>
-          </w:rPr>
-          <w:t xml:space="preserve">Is 61:1, </w:t>
-        </w:r>
-      </w:hyperlink>
-      <w:hyperlink r:id="rId60">
-        <w:r>
-          <w:rPr>
-            <w:lang w:val="es_ES" w:bidi="es_ES"/>
-          </w:rPr>
-          <w:rPr>
-            <w:color w:val="0000EE"/>
-            <w:u w:val="single"/>
-          </w:rPr>
-          <w:t>Hc 10:38,</w:t>
-        </w:r>
-      </w:hyperlink>
+      <w:r>
+        <w:rPr>
+          <w:lang w:val="es_ES" w:bidi="es_ES"/>
+        </w:rPr>
+        <w:t xml:space="preserve">Is 61:1, </w:t>
+      </w:r>
+      <w:r>
+        <w:rPr>
+          <w:lang w:val="es_ES" w:bidi="es_ES"/>
+        </w:rPr>
+        <w:t>Hc 10:38,</w:t>
+      </w:r>
       <w:r>
         <w:rPr>
           <w:lang w:val="es_ES" w:bidi="es_ES"/>
         </w:rPr>
         <w:t xml:space="preserve"> </w:t>
       </w:r>
-      <w:hyperlink r:id="rId61">
-        <w:r>
-          <w:rPr>
-            <w:lang w:val="es_ES" w:bidi="es_ES"/>
-          </w:rPr>
-          <w:rPr>
-            <w:color w:val="0000EE"/>
-            <w:u w:val="single"/>
-          </w:rPr>
-          <w:t>2 Co 1:21–22</w:t>
-        </w:r>
-      </w:hyperlink>
+      <w:r>
+        <w:rPr>
+          <w:lang w:val="es_ES" w:bidi="es_ES"/>
+        </w:rPr>
+        <w:t>2 Co 1:21–22</w:t>
+      </w:r>
       <w:r>
         <w:rPr>
           <w:lang w:val="es_ES" w:bidi="es_ES"/>
@@ -2640,18 +2322,12 @@
         </w:rPr>
         <w:t>Juan señala como mentiroso a cualquier falso maestro que niegue que Jesús es el Cristo, el Hijo de Dios y el único revelador del Padre (</w:t>
       </w:r>
-      <w:hyperlink r:id="rId55">
-        <w:r>
-          <w:rPr>
-            <w:lang w:val="es_ES" w:bidi="es_ES"/>
-          </w:rPr>
-          <w:rPr>
-            <w:color w:val="0000EE"/>
-            <w:u w:val="single"/>
-          </w:rPr>
-          <w:t>4:2</w:t>
-        </w:r>
-      </w:hyperlink>
+      <w:r>
+        <w:rPr>
+          <w:lang w:val="es_ES" w:bidi="es_ES"/>
+        </w:rPr>
+        <w:t>4:2</w:t>
+      </w:r>
       <w:r>
         <w:rPr>
           <w:lang w:val="es_ES" w:bidi="es_ES"/>
@@ -2706,102 +2382,66 @@
         </w:rPr>
         <w:t>Juan instruye a sus lectores a resistir las mentiras de esos anticristos y a mantenerse fieles a la verdad que él y los otros apóstoles les han proclamado. Si hacen esto, permanecerán en comunión con el Hijo y con el Padre y tendrán la seguridad de la vida eterna (</w:t>
       </w:r>
-      <w:hyperlink r:id="rId62">
-        <w:r>
-          <w:rPr>
-            <w:lang w:val="es_ES" w:bidi="es_ES"/>
-          </w:rPr>
-          <w:rPr>
-            <w:color w:val="0000EE"/>
-            <w:u w:val="single"/>
-          </w:rPr>
-          <w:t>Jn 3:15</w:t>
-        </w:r>
-      </w:hyperlink>
+      <w:r>
+        <w:rPr>
+          <w:lang w:val="es_ES" w:bidi="es_ES"/>
+        </w:rPr>
+        <w:t>Jn 3:15</w:t>
+      </w:r>
       <w:r>
         <w:rPr>
           <w:lang w:val="es_ES" w:bidi="es_ES"/>
         </w:rPr>
         <w:t>,</w:t>
       </w:r>
-      <w:hyperlink r:id="rId63">
-        <w:r>
-          <w:rPr>
-            <w:lang w:val="es_ES" w:bidi="es_ES"/>
-          </w:rPr>
-          <w:rPr>
-            <w:color w:val="0000EE"/>
-            <w:u w:val="single"/>
-          </w:rPr>
-          <w:t>36;</w:t>
-        </w:r>
-      </w:hyperlink>
+      <w:r>
+        <w:rPr>
+          <w:lang w:val="es_ES" w:bidi="es_ES"/>
+        </w:rPr>
+        <w:t>36;</w:t>
+      </w:r>
       <w:r>
         <w:rPr>
           <w:lang w:val="es_ES" w:bidi="es_ES"/>
         </w:rPr>
         <w:t xml:space="preserve"> </w:t>
       </w:r>
-      <w:hyperlink r:id="rId64">
-        <w:r>
-          <w:rPr>
-            <w:lang w:val="es_ES" w:bidi="es_ES"/>
-          </w:rPr>
-          <w:rPr>
-            <w:color w:val="0000EE"/>
-            <w:u w:val="single"/>
-          </w:rPr>
-          <w:t>6:40</w:t>
-        </w:r>
-      </w:hyperlink>
+      <w:r>
+        <w:rPr>
+          <w:lang w:val="es_ES" w:bidi="es_ES"/>
+        </w:rPr>
+        <w:t>6:40</w:t>
+      </w:r>
       <w:r>
         <w:rPr>
           <w:lang w:val="es_ES" w:bidi="es_ES"/>
         </w:rPr>
         <w:t>,</w:t>
       </w:r>
-      <w:hyperlink r:id="rId65">
-        <w:r>
-          <w:rPr>
-            <w:lang w:val="es_ES" w:bidi="es_ES"/>
-          </w:rPr>
-          <w:rPr>
-            <w:color w:val="0000EE"/>
-            <w:u w:val="single"/>
-          </w:rPr>
-          <w:t>47</w:t>
-        </w:r>
-      </w:hyperlink>
+      <w:r>
+        <w:rPr>
+          <w:lang w:val="es_ES" w:bidi="es_ES"/>
+        </w:rPr>
+        <w:t>47</w:t>
+      </w:r>
       <w:r>
         <w:rPr>
           <w:lang w:val="es_ES" w:bidi="es_ES"/>
         </w:rPr>
         <w:t>,</w:t>
       </w:r>
-      <w:hyperlink r:id="rId66">
-        <w:r>
-          <w:rPr>
-            <w:lang w:val="es_ES" w:bidi="es_ES"/>
-          </w:rPr>
-          <w:rPr>
-            <w:color w:val="0000EE"/>
-            <w:u w:val="single"/>
-          </w:rPr>
-          <w:t xml:space="preserve">57; </w:t>
-        </w:r>
-      </w:hyperlink>
-      <w:hyperlink r:id="rId67">
-        <w:r>
-          <w:rPr>
-            <w:lang w:val="es_ES" w:bidi="es_ES"/>
-          </w:rPr>
-          <w:rPr>
-            <w:color w:val="0000EE"/>
-            <w:u w:val="single"/>
-          </w:rPr>
-          <w:t>17:2–3</w:t>
-        </w:r>
-      </w:hyperlink>
+      <w:r>
+        <w:rPr>
+          <w:lang w:val="es_ES" w:bidi="es_ES"/>
+        </w:rPr>
+        <w:t xml:space="preserve">57; </w:t>
+      </w:r>
+      <w:r>
+        <w:rPr>
+          <w:lang w:val="es_ES" w:bidi="es_ES"/>
+        </w:rPr>
+        <w:t>17:2–3</w:t>
+      </w:r>
       <w:r>
         <w:rPr>
           <w:lang w:val="es_ES" w:bidi="es_ES"/>
@@ -2904,18 +2544,12 @@
         </w:rPr>
         <w:t xml:space="preserve">Cuando Cristo regrese, seremos como él, porque lo veremos tal como es. Los hijos de Dios llevan la imagen de Cristo y compartirán su gloria (ver </w:t>
       </w:r>
-      <w:hyperlink r:id="rId68">
-        <w:r>
-          <w:rPr>
-            <w:lang w:val="es_ES" w:bidi="es_ES"/>
-          </w:rPr>
-          <w:rPr>
-            <w:color w:val="0000EE"/>
-            <w:u w:val="single"/>
-          </w:rPr>
-          <w:t>Ro 8:18–30</w:t>
-        </w:r>
-      </w:hyperlink>
+      <w:r>
+        <w:rPr>
+          <w:lang w:val="es_ES" w:bidi="es_ES"/>
+        </w:rPr>
+        <w:t>Ro 8:18–30</w:t>
+      </w:r>
       <w:r>
         <w:rPr>
           <w:lang w:val="es_ES" w:bidi="es_ES"/>
@@ -2935,18 +2569,12 @@
         </w:rPr>
         <w:t xml:space="preserve"> buscando ser más como Cristo en anticipación de su gloriosa aparición. En parte, es por esta razón que los hijos de Dios no se avergonzarán cuando Cristo venga (</w:t>
       </w:r>
-      <w:hyperlink r:id="rId69">
-        <w:r>
-          <w:rPr>
-            <w:lang w:val="es_ES" w:bidi="es_ES"/>
-          </w:rPr>
-          <w:rPr>
-            <w:color w:val="0000EE"/>
-            <w:u w:val="single"/>
-          </w:rPr>
-          <w:t>1 Jn 2:29</w:t>
-        </w:r>
-      </w:hyperlink>
+      <w:r>
+        <w:rPr>
+          <w:lang w:val="es_ES" w:bidi="es_ES"/>
+        </w:rPr>
+        <w:t>1 Jn 2:29</w:t>
+      </w:r>
       <w:r>
         <w:rPr>
           <w:lang w:val="es_ES" w:bidi="es_ES"/>
@@ -3001,18 +2629,12 @@
         </w:rPr>
         <w:t>Esta sección analiza lo que significa vivir una vida pura (</w:t>
       </w:r>
-      <w:hyperlink r:id="rId70">
-        <w:r>
-          <w:rPr>
-            <w:lang w:val="es_ES" w:bidi="es_ES"/>
-          </w:rPr>
-          <w:rPr>
-            <w:color w:val="0000EE"/>
-            <w:u w:val="single"/>
-          </w:rPr>
-          <w:t>3:3</w:t>
-        </w:r>
-      </w:hyperlink>
+      <w:r>
+        <w:rPr>
+          <w:lang w:val="es_ES" w:bidi="es_ES"/>
+        </w:rPr>
+        <w:t>3:3</w:t>
+      </w:r>
       <w:r>
         <w:rPr>
           <w:lang w:val="es_ES" w:bidi="es_ES"/>
@@ -3032,18 +2654,12 @@
         </w:rPr>
         <w:t xml:space="preserve"> pero esto difiere del tipo de “ausencia de pecado” que los falsos maestros afirmaban (ver </w:t>
       </w:r>
-      <w:hyperlink r:id="rId71">
-        <w:r>
-          <w:rPr>
-            <w:lang w:val="es_ES" w:bidi="es_ES"/>
-          </w:rPr>
-          <w:rPr>
-            <w:color w:val="0000EE"/>
-            <w:u w:val="single"/>
-          </w:rPr>
-          <w:t>1:5–10</w:t>
-        </w:r>
-      </w:hyperlink>
+      <w:r>
+        <w:rPr>
+          <w:lang w:val="es_ES" w:bidi="es_ES"/>
+        </w:rPr>
+        <w:t>1:5–10</w:t>
+      </w:r>
       <w:r>
         <w:rPr>
           <w:lang w:val="es_ES" w:bidi="es_ES"/>
@@ -3129,18 +2745,12 @@
         </w:rPr>
         <w:t>): esto indica "permanecer" y "quedarse" (</w:t>
       </w:r>
-      <w:hyperlink r:id="rId72">
-        <w:r>
-          <w:rPr>
-            <w:lang w:val="es_ES" w:bidi="es_ES"/>
-          </w:rPr>
-          <w:rPr>
-            <w:color w:val="0000EE"/>
-            <w:u w:val="single"/>
-          </w:rPr>
-          <w:t>Jn 15:1–8</w:t>
-        </w:r>
-      </w:hyperlink>
+      <w:r>
+        <w:rPr>
+          <w:lang w:val="es_ES" w:bidi="es_ES"/>
+        </w:rPr>
+        <w:t>Jn 15:1–8</w:t>
+      </w:r>
       <w:r>
         <w:rPr>
           <w:lang w:val="es_ES" w:bidi="es_ES"/>
@@ -3213,18 +2823,12 @@
         </w:rPr>
         <w:t xml:space="preserve">: esto no significa "aniquilar" sino "descomponer" (ver </w:t>
       </w:r>
-      <w:hyperlink r:id="rId73">
-        <w:r>
-          <w:rPr>
-            <w:lang w:val="es_ES" w:bidi="es_ES"/>
-          </w:rPr>
-          <w:rPr>
-            <w:color w:val="0000EE"/>
-            <w:u w:val="single"/>
-          </w:rPr>
-          <w:t>Ef 2:14</w:t>
-        </w:r>
-      </w:hyperlink>
+      <w:r>
+        <w:rPr>
+          <w:lang w:val="es_ES" w:bidi="es_ES"/>
+        </w:rPr>
+        <w:t>Ef 2:14</w:t>
+      </w:r>
       <w:r>
         <w:rPr>
           <w:lang w:val="es_ES" w:bidi="es_ES"/>
@@ -3279,36 +2883,24 @@
         </w:rPr>
         <w:t>Vivir rectamente implica mantener una relación adecuada con Dios. (Esto contrasta con los falsos maestros, quienes afirmaban que la vida en el espíritu no podía ser contaminada por ningún comportamiento en un cuerpo físico). Esto no significa que llevemos vidas perfectas (</w:t>
       </w:r>
-      <w:hyperlink r:id="rId74">
-        <w:r>
-          <w:rPr>
-            <w:lang w:val="es_ES" w:bidi="es_ES"/>
-          </w:rPr>
-          <w:rPr>
-            <w:color w:val="0000EE"/>
-            <w:u w:val="single"/>
-          </w:rPr>
-          <w:t>1:8</w:t>
-        </w:r>
-      </w:hyperlink>
+      <w:r>
+        <w:rPr>
+          <w:lang w:val="es_ES" w:bidi="es_ES"/>
+        </w:rPr>
+        <w:t>1:8</w:t>
+      </w:r>
       <w:r>
         <w:rPr>
           <w:lang w:val="es_ES" w:bidi="es_ES"/>
         </w:rPr>
         <w:t>), sino que nos mantenemos en una buena relación con Dios (</w:t>
       </w:r>
-      <w:hyperlink r:id="rId31">
-        <w:r>
-          <w:rPr>
-            <w:lang w:val="es_ES" w:bidi="es_ES"/>
-          </w:rPr>
-          <w:rPr>
-            <w:color w:val="0000EE"/>
-            <w:u w:val="single"/>
-          </w:rPr>
-          <w:t>1:9</w:t>
-        </w:r>
-      </w:hyperlink>
+      <w:r>
+        <w:rPr>
+          <w:lang w:val="es_ES" w:bidi="es_ES"/>
+        </w:rPr>
+        <w:t>1:9</w:t>
+      </w:r>
       <w:r>
         <w:rPr>
           <w:lang w:val="es_ES" w:bidi="es_ES"/>
@@ -3363,18 +2955,12 @@
         </w:rPr>
         <w:t xml:space="preserve">Juan ahora se enfoca en la necesidad de que los creyentes se amen mutuamente (ver </w:t>
       </w:r>
-      <w:hyperlink r:id="rId75">
-        <w:r>
-          <w:rPr>
-            <w:lang w:val="es_ES" w:bidi="es_ES"/>
-          </w:rPr>
-          <w:rPr>
-            <w:color w:val="0000EE"/>
-            <w:u w:val="single"/>
-          </w:rPr>
-          <w:t>Jn 13:34</w:t>
-        </w:r>
-      </w:hyperlink>
+      <w:r>
+        <w:rPr>
+          <w:lang w:val="es_ES" w:bidi="es_ES"/>
+        </w:rPr>
+        <w:t>Jn 13:34</w:t>
+      </w:r>
       <w:r>
         <w:rPr>
           <w:lang w:val="es_ES" w:bidi="es_ES"/>
@@ -3435,36 +3021,24 @@
         </w:rPr>
         <w:t>: estaba celoso de que Abel recibiera la aprobación de Dios; este celo lo llevó al asesinato (</w:t>
       </w:r>
-      <w:hyperlink r:id="rId76">
-        <w:r>
-          <w:rPr>
-            <w:lang w:val="es_ES" w:bidi="es_ES"/>
-          </w:rPr>
-          <w:rPr>
-            <w:color w:val="0000EE"/>
-            <w:u w:val="single"/>
-          </w:rPr>
-          <w:t>Gn 4:8</w:t>
-        </w:r>
-      </w:hyperlink>
+      <w:r>
+        <w:rPr>
+          <w:lang w:val="es_ES" w:bidi="es_ES"/>
+        </w:rPr>
+        <w:t>Gn 4:8</w:t>
+      </w:r>
       <w:r>
         <w:rPr>
           <w:lang w:val="es_ES" w:bidi="es_ES"/>
         </w:rPr>
         <w:t xml:space="preserve">). El odio es juzgado, al igual que el acto externo que resulta de él (ver </w:t>
       </w:r>
-      <w:hyperlink r:id="rId77">
-        <w:r>
-          <w:rPr>
-            <w:lang w:val="es_ES" w:bidi="es_ES"/>
-          </w:rPr>
-          <w:rPr>
-            <w:color w:val="0000EE"/>
-            <w:u w:val="single"/>
-          </w:rPr>
-          <w:t>Mt 5:21–22</w:t>
-        </w:r>
-      </w:hyperlink>
+      <w:r>
+        <w:rPr>
+          <w:lang w:val="es_ES" w:bidi="es_ES"/>
+        </w:rPr>
+        <w:t>Mt 5:21–22</w:t>
+      </w:r>
       <w:r>
         <w:rPr>
           <w:lang w:val="es_ES" w:bidi="es_ES"/>
@@ -3519,54 +3093,36 @@
         </w:rPr>
         <w:t xml:space="preserve">Amar a nuestros hermanos y hermanas creyentes es una evidencia tangible de que hemos experimentado el renacimiento en Cristo y tendremos vida eterna en lugar de muerte (es decir, condenación; ver </w:t>
       </w:r>
-      <w:hyperlink r:id="rId78">
-        <w:r>
-          <w:rPr>
-            <w:lang w:val="es_ES" w:bidi="es_ES"/>
-          </w:rPr>
-          <w:rPr>
-            <w:color w:val="0000EE"/>
-            <w:u w:val="single"/>
-          </w:rPr>
-          <w:t>Ro 6:23,</w:t>
-        </w:r>
-      </w:hyperlink>
+      <w:r>
+        <w:rPr>
+          <w:lang w:val="es_ES" w:bidi="es_ES"/>
+        </w:rPr>
+        <w:t>Ro 6:23,</w:t>
+      </w:r>
       <w:r>
         <w:rPr>
           <w:lang w:val="es_ES" w:bidi="es_ES"/>
         </w:rPr>
         <w:t xml:space="preserve"> </w:t>
       </w:r>
-      <w:hyperlink r:id="rId79">
-        <w:r>
-          <w:rPr>
-            <w:lang w:val="es_ES" w:bidi="es_ES"/>
-          </w:rPr>
-          <w:rPr>
-            <w:color w:val="0000EE"/>
-            <w:u w:val="single"/>
-          </w:rPr>
-          <w:t>St 5:20,</w:t>
-        </w:r>
-      </w:hyperlink>
+      <w:r>
+        <w:rPr>
+          <w:lang w:val="es_ES" w:bidi="es_ES"/>
+        </w:rPr>
+        <w:t>St 5:20,</w:t>
+      </w:r>
       <w:r>
         <w:rPr>
           <w:lang w:val="es_ES" w:bidi="es_ES"/>
         </w:rPr>
         <w:t xml:space="preserve"> </w:t>
       </w:r>
-      <w:hyperlink r:id="rId80">
-        <w:r>
-          <w:rPr>
-            <w:lang w:val="es_ES" w:bidi="es_ES"/>
-          </w:rPr>
-          <w:rPr>
-            <w:color w:val="0000EE"/>
-            <w:u w:val="single"/>
-          </w:rPr>
-          <w:t>Ap 21:8</w:t>
-        </w:r>
-      </w:hyperlink>
+      <w:r>
+        <w:rPr>
+          <w:lang w:val="es_ES" w:bidi="es_ES"/>
+        </w:rPr>
+        <w:t>Ap 21:8</w:t>
+      </w:r>
       <w:r>
         <w:rPr>
           <w:lang w:val="es_ES" w:bidi="es_ES"/>
@@ -3669,36 +3225,24 @@
         </w:rPr>
         <w:t>Aquellos que realmente aman (</w:t>
       </w:r>
-      <w:hyperlink r:id="rId81">
-        <w:r>
-          <w:rPr>
-            <w:lang w:val="es_ES" w:bidi="es_ES"/>
-          </w:rPr>
-          <w:rPr>
-            <w:color w:val="0000EE"/>
-            <w:u w:val="single"/>
-          </w:rPr>
-          <w:t>3:16–18</w:t>
-        </w:r>
-      </w:hyperlink>
+      <w:r>
+        <w:rPr>
+          <w:lang w:val="es_ES" w:bidi="es_ES"/>
+        </w:rPr>
+        <w:t>3:16–18</w:t>
+      </w:r>
       <w:r>
         <w:rPr>
           <w:lang w:val="es_ES" w:bidi="es_ES"/>
         </w:rPr>
         <w:t xml:space="preserve">) tienen la confianza de que Dios los acepta, porque el amor verdadero es la evidencia principal de la fe genuina y de la nueva vida en Cristo (ver </w:t>
       </w:r>
-      <w:hyperlink r:id="rId82">
-        <w:r>
-          <w:rPr>
-            <w:lang w:val="es_ES" w:bidi="es_ES"/>
-          </w:rPr>
-          <w:rPr>
-            <w:color w:val="0000EE"/>
-            <w:u w:val="single"/>
-          </w:rPr>
-          <w:t>4:7–8</w:t>
-        </w:r>
-      </w:hyperlink>
+      <w:r>
+        <w:rPr>
+          <w:lang w:val="es_ES" w:bidi="es_ES"/>
+        </w:rPr>
+        <w:t>4:7–8</w:t>
+      </w:r>
       <w:r>
         <w:rPr>
           <w:lang w:val="es_ES" w:bidi="es_ES"/>
@@ -3753,18 +3297,12 @@
         </w:rPr>
         <w:t>Juan ofrece aquí un nuevo criterio para discernir quién tiene el Espíritu. El Espíritu no es posesión de una élite iluminada cuyas vidas no cambian. En cambio, el Espíritu llega a todos los creyentes y fomenta el discipulado obediente (</w:t>
       </w:r>
-      <w:hyperlink r:id="rId83">
-        <w:r>
-          <w:rPr>
-            <w:lang w:val="es_ES" w:bidi="es_ES"/>
-          </w:rPr>
-          <w:rPr>
-            <w:color w:val="0000EE"/>
-            <w:u w:val="single"/>
-          </w:rPr>
-          <w:t>Ga 5:22–23</w:t>
-        </w:r>
-      </w:hyperlink>
+      <w:r>
+        <w:rPr>
+          <w:lang w:val="es_ES" w:bidi="es_ES"/>
+        </w:rPr>
+        <w:t>Ga 5:22–23</w:t>
+      </w:r>
       <w:r>
         <w:rPr>
           <w:lang w:val="es_ES" w:bidi="es_ES"/>
@@ -3819,90 +3357,60 @@
         </w:rPr>
         <w:t>Todos los que afirman hablar por el Espíritu: los maestros que dejaron las iglesias de Juan afirmaban ser profetas, pero el verdadero profeta es un instrumento para los mensajes del Espíritu Santo (</w:t>
       </w:r>
-      <w:hyperlink r:id="rId84">
-        <w:r>
-          <w:rPr>
-            <w:lang w:val="es_ES" w:bidi="es_ES"/>
-          </w:rPr>
-          <w:rPr>
-            <w:color w:val="0000EE"/>
-            <w:u w:val="single"/>
-          </w:rPr>
-          <w:t>Hc 4:25,</w:t>
-        </w:r>
-      </w:hyperlink>
+      <w:r>
+        <w:rPr>
+          <w:lang w:val="es_ES" w:bidi="es_ES"/>
+        </w:rPr>
+        <w:t>Hc 4:25,</w:t>
+      </w:r>
       <w:r>
         <w:rPr>
           <w:lang w:val="es_ES" w:bidi="es_ES"/>
         </w:rPr>
         <w:t xml:space="preserve"> </w:t>
       </w:r>
-      <w:hyperlink r:id="rId85">
-        <w:r>
-          <w:rPr>
-            <w:lang w:val="es_ES" w:bidi="es_ES"/>
-          </w:rPr>
-          <w:rPr>
-            <w:color w:val="0000EE"/>
-            <w:u w:val="single"/>
-          </w:rPr>
-          <w:t>1 Tm 4:1,</w:t>
-        </w:r>
-      </w:hyperlink>
+      <w:r>
+        <w:rPr>
+          <w:lang w:val="es_ES" w:bidi="es_ES"/>
+        </w:rPr>
+        <w:t>1 Tm 4:1,</w:t>
+      </w:r>
       <w:r>
         <w:rPr>
           <w:lang w:val="es_ES" w:bidi="es_ES"/>
         </w:rPr>
         <w:t xml:space="preserve"> </w:t>
       </w:r>
-      <w:hyperlink r:id="rId86">
-        <w:r>
-          <w:rPr>
-            <w:lang w:val="es_ES" w:bidi="es_ES"/>
-          </w:rPr>
-          <w:rPr>
-            <w:color w:val="0000EE"/>
-            <w:u w:val="single"/>
-          </w:rPr>
-          <w:t>Ap 19:10</w:t>
-        </w:r>
-      </w:hyperlink>
+      <w:r>
+        <w:rPr>
+          <w:lang w:val="es_ES" w:bidi="es_ES"/>
+        </w:rPr>
+        <w:t>Ap 19:10</w:t>
+      </w:r>
       <w:r>
         <w:rPr>
           <w:lang w:val="es_ES" w:bidi="es_ES"/>
         </w:rPr>
         <w:t>). Todo orador debe ser evaluado en función de lo que el Espíritu Santo ha dicho a través de los apóstoles (</w:t>
       </w:r>
-      <w:hyperlink r:id="rId15">
-        <w:r>
-          <w:rPr>
-            <w:lang w:val="es_ES" w:bidi="es_ES"/>
-          </w:rPr>
-          <w:rPr>
-            <w:color w:val="0000EE"/>
-            <w:u w:val="single"/>
-          </w:rPr>
-          <w:t>1 Jn 4:2–3</w:t>
-        </w:r>
-      </w:hyperlink>
+      <w:r>
+        <w:rPr>
+          <w:lang w:val="es_ES" w:bidi="es_ES"/>
+        </w:rPr>
+        <w:t>1 Jn 4:2–3</w:t>
+      </w:r>
       <w:r>
         <w:rPr>
           <w:lang w:val="es_ES" w:bidi="es_ES"/>
         </w:rPr>
         <w:t>,</w:t>
       </w:r>
-      <w:hyperlink r:id="rId87">
-        <w:r>
-          <w:rPr>
-            <w:lang w:val="es_ES" w:bidi="es_ES"/>
-          </w:rPr>
-          <w:rPr>
-            <w:color w:val="0000EE"/>
-            <w:u w:val="single"/>
-          </w:rPr>
-          <w:t>6</w:t>
-        </w:r>
-      </w:hyperlink>
+      <w:r>
+        <w:rPr>
+          <w:lang w:val="es_ES" w:bidi="es_ES"/>
+        </w:rPr>
+        <w:t>6</w:t>
+      </w:r>
       <w:r>
         <w:rPr>
           <w:lang w:val="es_ES" w:bidi="es_ES"/>
@@ -3957,108 +3465,72 @@
         </w:rPr>
         <w:t>Aquellos que pertenecen a Dios (</w:t>
       </w:r>
-      <w:hyperlink r:id="rId46">
-        <w:r>
-          <w:rPr>
-            <w:lang w:val="es_ES" w:bidi="es_ES"/>
-          </w:rPr>
-          <w:rPr>
-            <w:color w:val="0000EE"/>
-            <w:u w:val="single"/>
-          </w:rPr>
-          <w:t>4:4</w:t>
-        </w:r>
-      </w:hyperlink>
+      <w:r>
+        <w:rPr>
+          <w:lang w:val="es_ES" w:bidi="es_ES"/>
+        </w:rPr>
+        <w:t>4:4</w:t>
+      </w:r>
       <w:r>
         <w:rPr>
           <w:lang w:val="es_ES" w:bidi="es_ES"/>
         </w:rPr>
         <w:t>) pueden distinguir la verdad espiritual del error, porque la presencia del Espíritu (</w:t>
       </w:r>
-      <w:hyperlink r:id="rId88">
-        <w:r>
-          <w:rPr>
-            <w:lang w:val="es_ES" w:bidi="es_ES"/>
-          </w:rPr>
-          <w:rPr>
-            <w:color w:val="0000EE"/>
-            <w:u w:val="single"/>
-          </w:rPr>
-          <w:t>3:23–24</w:t>
-        </w:r>
-      </w:hyperlink>
+      <w:r>
+        <w:rPr>
+          <w:lang w:val="es_ES" w:bidi="es_ES"/>
+        </w:rPr>
+        <w:t>3:23–24</w:t>
+      </w:r>
       <w:r>
         <w:rPr>
           <w:lang w:val="es_ES" w:bidi="es_ES"/>
         </w:rPr>
         <w:t xml:space="preserve">) les enseña (ver </w:t>
       </w:r>
-      <w:hyperlink r:id="rId89">
-        <w:r>
-          <w:rPr>
-            <w:lang w:val="es_ES" w:bidi="es_ES"/>
-          </w:rPr>
-          <w:rPr>
-            <w:color w:val="0000EE"/>
-            <w:u w:val="single"/>
-          </w:rPr>
-          <w:t>2:20</w:t>
-        </w:r>
-      </w:hyperlink>
+      <w:r>
+        <w:rPr>
+          <w:lang w:val="es_ES" w:bidi="es_ES"/>
+        </w:rPr>
+        <w:t>2:20</w:t>
+      </w:r>
       <w:r>
         <w:rPr>
           <w:lang w:val="es_ES" w:bidi="es_ES"/>
         </w:rPr>
         <w:t>,</w:t>
       </w:r>
-      <w:hyperlink r:id="rId90">
-        <w:r>
-          <w:rPr>
-            <w:lang w:val="es_ES" w:bidi="es_ES"/>
-          </w:rPr>
-          <w:rPr>
-            <w:color w:val="0000EE"/>
-            <w:u w:val="single"/>
-          </w:rPr>
-          <w:t>27;</w:t>
-        </w:r>
-      </w:hyperlink>
+      <w:r>
+        <w:rPr>
+          <w:lang w:val="es_ES" w:bidi="es_ES"/>
+        </w:rPr>
+        <w:t>27;</w:t>
+      </w:r>
       <w:r>
         <w:rPr>
           <w:lang w:val="es_ES" w:bidi="es_ES"/>
         </w:rPr>
         <w:t xml:space="preserve"> </w:t>
       </w:r>
-      <w:hyperlink r:id="rId91">
-        <w:r>
-          <w:rPr>
-            <w:lang w:val="es_ES" w:bidi="es_ES"/>
-          </w:rPr>
-          <w:rPr>
-            <w:color w:val="0000EE"/>
-            <w:u w:val="single"/>
-          </w:rPr>
-          <w:t>Jn 14:15–26,</w:t>
-        </w:r>
-      </w:hyperlink>
+      <w:r>
+        <w:rPr>
+          <w:lang w:val="es_ES" w:bidi="es_ES"/>
+        </w:rPr>
+        <w:t>Jn 14:15–26,</w:t>
+      </w:r>
       <w:r>
         <w:rPr>
           <w:lang w:val="es_ES" w:bidi="es_ES"/>
         </w:rPr>
         <w:t xml:space="preserve"> </w:t>
       </w:r>
-      <w:hyperlink r:id="rId92">
-        <w:r>
-          <w:rPr>
-            <w:lang w:val="es_ES" w:bidi="es_ES"/>
-          </w:rPr>
-          <w:rPr>
-            <w:color w:val="0000EE"/>
-            <w:u w:val="single"/>
-          </w:rPr>
-          <w:t>16:5–15</w:t>
-        </w:r>
-      </w:hyperlink>
+      <w:r>
+        <w:rPr>
+          <w:lang w:val="es_ES" w:bidi="es_ES"/>
+        </w:rPr>
+        <w:t>16:5–15</w:t>
+      </w:r>
       <w:r>
         <w:rPr>
           <w:lang w:val="es_ES" w:bidi="es_ES"/>
@@ -4113,54 +3585,36 @@
         </w:rPr>
         <w:t>Si una persona afirma ser un profeta: Juan describe una prueba doctrinal para profetas y maestros. Aquellos que tienen el Espíritu de Dios confiesan que Jesucristo vino en un cuerpo real. En otras palabras, deben afirmar la realidad de que Jesús es tanto completamente hombre como completamente Dios. Los profetas y maestros que niegan estas enseñanzas básicas son anticristos (</w:t>
       </w:r>
-      <w:hyperlink r:id="rId93">
-        <w:r>
-          <w:rPr>
-            <w:lang w:val="es_ES" w:bidi="es_ES"/>
-          </w:rPr>
-          <w:rPr>
-            <w:color w:val="0000EE"/>
-            <w:u w:val="single"/>
-          </w:rPr>
-          <w:t>2:18</w:t>
-        </w:r>
-      </w:hyperlink>
+      <w:r>
+        <w:rPr>
+          <w:lang w:val="es_ES" w:bidi="es_ES"/>
+        </w:rPr>
+        <w:t>2:18</w:t>
+      </w:r>
       <w:r>
         <w:rPr>
           <w:lang w:val="es_ES" w:bidi="es_ES"/>
         </w:rPr>
         <w:t xml:space="preserve">). Ciertos falsos maestros en la época de Juan (los Docetistas) enseñaban que Jesucristo solo parecía tener un cuerpo humano, pero realmente no lo tenía. De este modo, negaban que Dios se hizo carne. Ver </w:t>
       </w:r>
-      <w:hyperlink r:id="rId94">
-        <w:r>
-          <w:rPr>
-            <w:lang w:val="es_ES" w:bidi="es_ES"/>
-          </w:rPr>
-          <w:rPr>
-            <w:color w:val="0000EE"/>
-            <w:u w:val="single"/>
-          </w:rPr>
-          <w:t>1:1–3,</w:t>
-        </w:r>
-      </w:hyperlink>
+      <w:r>
+        <w:rPr>
+          <w:lang w:val="es_ES" w:bidi="es_ES"/>
+        </w:rPr>
+        <w:t>1:1–3,</w:t>
+      </w:r>
       <w:r>
         <w:rPr>
           <w:lang w:val="es_ES" w:bidi="es_ES"/>
         </w:rPr>
         <w:t xml:space="preserve"> </w:t>
       </w:r>
-      <w:hyperlink r:id="rId14">
-        <w:r>
-          <w:rPr>
-            <w:lang w:val="es_ES" w:bidi="es_ES"/>
-          </w:rPr>
-          <w:rPr>
-            <w:color w:val="0000EE"/>
-            <w:u w:val="single"/>
-          </w:rPr>
-          <w:t>Jn 1:14</w:t>
-        </w:r>
-      </w:hyperlink>
+      <w:r>
+        <w:rPr>
+          <w:lang w:val="es_ES" w:bidi="es_ES"/>
+        </w:rPr>
+        <w:t>Jn 1:14</w:t>
+      </w:r>
       <w:r>
         <w:rPr>
           <w:lang w:val="es_ES" w:bidi="es_ES"/>
@@ -4215,18 +3669,12 @@
         </w:rPr>
         <w:t>La perspectiva del mundo es de una maldad sistemática, en oposición a Dios (</w:t>
       </w:r>
-      <w:hyperlink r:id="rId95">
-        <w:r>
-          <w:rPr>
-            <w:lang w:val="es_ES" w:bidi="es_ES"/>
-          </w:rPr>
-          <w:rPr>
-            <w:color w:val="0000EE"/>
-            <w:u w:val="single"/>
-          </w:rPr>
-          <w:t>2:15–17</w:t>
-        </w:r>
-      </w:hyperlink>
+      <w:r>
+        <w:rPr>
+          <w:lang w:val="es_ES" w:bidi="es_ES"/>
+        </w:rPr>
+        <w:t>2:15–17</w:t>
+      </w:r>
       <w:r>
         <w:rPr>
           <w:lang w:val="es_ES" w:bidi="es_ES"/>
@@ -4281,108 +3729,72 @@
         </w:rPr>
         <w:t>Juan pone a prueba la realidad del cristianismo de una persona según si escucha y está de acuerdo con las enseñanzas de los apóstoles. • El Espíritu de verdad es el Espíritu Santo (</w:t>
       </w:r>
-      <w:hyperlink r:id="rId96">
-        <w:r>
-          <w:rPr>
-            <w:lang w:val="es_ES" w:bidi="es_ES"/>
-          </w:rPr>
-          <w:rPr>
-            <w:color w:val="0000EE"/>
-            <w:u w:val="single"/>
-          </w:rPr>
-          <w:t>Jn 14:17</w:t>
-        </w:r>
-      </w:hyperlink>
+      <w:r>
+        <w:rPr>
+          <w:lang w:val="es_ES" w:bidi="es_ES"/>
+        </w:rPr>
+        <w:t>Jn 14:17</w:t>
+      </w:r>
       <w:r>
         <w:rPr>
           <w:lang w:val="es_ES" w:bidi="es_ES"/>
         </w:rPr>
         <w:t>,</w:t>
       </w:r>
-      <w:hyperlink r:id="rId97">
-        <w:r>
-          <w:rPr>
-            <w:lang w:val="es_ES" w:bidi="es_ES"/>
-          </w:rPr>
-          <w:rPr>
-            <w:color w:val="0000EE"/>
-            <w:u w:val="single"/>
-          </w:rPr>
-          <w:t>26;</w:t>
-        </w:r>
-      </w:hyperlink>
+      <w:r>
+        <w:rPr>
+          <w:lang w:val="es_ES" w:bidi="es_ES"/>
+        </w:rPr>
+        <w:t>26;</w:t>
+      </w:r>
       <w:r>
         <w:rPr>
           <w:lang w:val="es_ES" w:bidi="es_ES"/>
         </w:rPr>
         <w:t xml:space="preserve"> </w:t>
       </w:r>
-      <w:hyperlink r:id="rId98">
-        <w:r>
-          <w:rPr>
-            <w:lang w:val="es_ES" w:bidi="es_ES"/>
-          </w:rPr>
-          <w:rPr>
-            <w:color w:val="0000EE"/>
-            <w:u w:val="single"/>
-          </w:rPr>
-          <w:t>15:26;</w:t>
-        </w:r>
-      </w:hyperlink>
+      <w:r>
+        <w:rPr>
+          <w:lang w:val="es_ES" w:bidi="es_ES"/>
+        </w:rPr>
+        <w:t>15:26;</w:t>
+      </w:r>
       <w:r>
         <w:rPr>
           <w:lang w:val="es_ES" w:bidi="es_ES"/>
         </w:rPr>
         <w:t xml:space="preserve"> </w:t>
       </w:r>
-      <w:hyperlink r:id="rId99">
-        <w:r>
-          <w:rPr>
-            <w:lang w:val="es_ES" w:bidi="es_ES"/>
-          </w:rPr>
-          <w:rPr>
-            <w:color w:val="0000EE"/>
-            <w:u w:val="single"/>
-          </w:rPr>
-          <w:t>16:13–15</w:t>
-        </w:r>
-      </w:hyperlink>
+      <w:r>
+        <w:rPr>
+          <w:lang w:val="es_ES" w:bidi="es_ES"/>
+        </w:rPr>
+        <w:t>16:13–15</w:t>
+      </w:r>
       <w:r>
         <w:rPr>
           <w:lang w:val="es_ES" w:bidi="es_ES"/>
         </w:rPr>
         <w:t>), quien enseña la verdad sobre Cristo (</w:t>
       </w:r>
-      <w:hyperlink r:id="rId89">
-        <w:r>
-          <w:rPr>
-            <w:lang w:val="es_ES" w:bidi="es_ES"/>
-          </w:rPr>
-          <w:rPr>
-            <w:color w:val="0000EE"/>
-            <w:u w:val="single"/>
-          </w:rPr>
-          <w:t>1 Jn 2:20</w:t>
-        </w:r>
-      </w:hyperlink>
+      <w:r>
+        <w:rPr>
+          <w:lang w:val="es_ES" w:bidi="es_ES"/>
+        </w:rPr>
+        <w:t>1 Jn 2:20</w:t>
+      </w:r>
       <w:r>
         <w:rPr>
           <w:lang w:val="es_ES" w:bidi="es_ES"/>
         </w:rPr>
         <w:t>,</w:t>
       </w:r>
-      <w:hyperlink r:id="rId90">
-        <w:r>
-          <w:rPr>
-            <w:lang w:val="es_ES" w:bidi="es_ES"/>
-          </w:rPr>
-          <w:rPr>
-            <w:color w:val="0000EE"/>
-            <w:u w:val="single"/>
-          </w:rPr>
-          <w:t>27</w:t>
-        </w:r>
-      </w:hyperlink>
+      <w:r>
+        <w:rPr>
+          <w:lang w:val="es_ES" w:bidi="es_ES"/>
+        </w:rPr>
+        <w:t>27</w:t>
+      </w:r>
       <w:r>
         <w:rPr>
           <w:lang w:val="es_ES" w:bidi="es_ES"/>
@@ -4523,18 +3935,12 @@
         </w:rPr>
         <w:t xml:space="preserve"> la fuente y encarnación de todo amor. Este concepto, junto con el de que “Dios es luz” (</w:t>
       </w:r>
-      <w:hyperlink r:id="rId100">
-        <w:r>
-          <w:rPr>
-            <w:lang w:val="es_ES" w:bidi="es_ES"/>
-          </w:rPr>
-          <w:rPr>
-            <w:color w:val="0000EE"/>
-            <w:u w:val="single"/>
-          </w:rPr>
-          <w:t>1:5</w:t>
-        </w:r>
-      </w:hyperlink>
+      <w:r>
+        <w:rPr>
+          <w:lang w:val="es_ES" w:bidi="es_ES"/>
+        </w:rPr>
+        <w:t>1:5</w:t>
+      </w:r>
       <w:r>
         <w:rPr>
           <w:lang w:val="es_ES" w:bidi="es_ES"/>
@@ -4685,108 +4091,72 @@
         </w:rPr>
         <w:t>Aquellos que creen en Cristo tienen a Dios viviendo en ellos, y ellos viven en Dios. El Padre y el Hijo experimentan esta comunión (</w:t>
       </w:r>
-      <w:hyperlink r:id="rId101">
-        <w:r>
-          <w:rPr>
-            <w:lang w:val="es_ES" w:bidi="es_ES"/>
-          </w:rPr>
-          <w:rPr>
-            <w:color w:val="0000EE"/>
-            <w:u w:val="single"/>
-          </w:rPr>
-          <w:t>Jn 10:38,</w:t>
-        </w:r>
-      </w:hyperlink>
+      <w:r>
+        <w:rPr>
+          <w:lang w:val="es_ES" w:bidi="es_ES"/>
+        </w:rPr>
+        <w:t>Jn 10:38,</w:t>
+      </w:r>
       <w:r>
         <w:rPr>
           <w:lang w:val="es_ES" w:bidi="es_ES"/>
         </w:rPr>
         <w:t xml:space="preserve"> </w:t>
       </w:r>
-      <w:hyperlink r:id="rId102">
-        <w:r>
-          <w:rPr>
-            <w:lang w:val="es_ES" w:bidi="es_ES"/>
-          </w:rPr>
-          <w:rPr>
-            <w:color w:val="0000EE"/>
-            <w:u w:val="single"/>
-          </w:rPr>
-          <w:t>14:10,</w:t>
-        </w:r>
-      </w:hyperlink>
+      <w:r>
+        <w:rPr>
+          <w:lang w:val="es_ES" w:bidi="es_ES"/>
+        </w:rPr>
+        <w:t>14:10,</w:t>
+      </w:r>
       <w:r>
         <w:rPr>
           <w:lang w:val="es_ES" w:bidi="es_ES"/>
         </w:rPr>
         <w:t xml:space="preserve"> </w:t>
       </w:r>
-      <w:hyperlink r:id="rId103">
-        <w:r>
-          <w:rPr>
-            <w:lang w:val="es_ES" w:bidi="es_ES"/>
-          </w:rPr>
-          <w:rPr>
-            <w:color w:val="0000EE"/>
-            <w:u w:val="single"/>
-          </w:rPr>
-          <w:t>17:21</w:t>
-        </w:r>
-      </w:hyperlink>
+      <w:r>
+        <w:rPr>
+          <w:lang w:val="es_ES" w:bidi="es_ES"/>
+        </w:rPr>
+        <w:t>17:21</w:t>
+      </w:r>
       <w:r>
         <w:rPr>
           <w:lang w:val="es_ES" w:bidi="es_ES"/>
         </w:rPr>
         <w:t xml:space="preserve">). Vivir esta experiencia con Dios es un privilegio especial para los creyentes (ver </w:t>
       </w:r>
-      <w:hyperlink r:id="rId104">
-        <w:r>
-          <w:rPr>
-            <w:lang w:val="es_ES" w:bidi="es_ES"/>
-          </w:rPr>
-          <w:rPr>
-            <w:color w:val="0000EE"/>
-            <w:u w:val="single"/>
-          </w:rPr>
-          <w:t>Jn 14:20,</w:t>
-        </w:r>
-      </w:hyperlink>
+      <w:r>
+        <w:rPr>
+          <w:lang w:val="es_ES" w:bidi="es_ES"/>
+        </w:rPr>
+        <w:t>Jn 14:20,</w:t>
+      </w:r>
       <w:r>
         <w:rPr>
           <w:lang w:val="es_ES" w:bidi="es_ES"/>
         </w:rPr>
         <w:t xml:space="preserve"> </w:t>
       </w:r>
-      <w:hyperlink r:id="rId105">
-        <w:r>
-          <w:rPr>
-            <w:lang w:val="es_ES" w:bidi="es_ES"/>
-          </w:rPr>
-          <w:rPr>
-            <w:color w:val="0000EE"/>
-            <w:u w:val="single"/>
-          </w:rPr>
-          <w:t>15:5,</w:t>
-        </w:r>
-      </w:hyperlink>
+      <w:r>
+        <w:rPr>
+          <w:lang w:val="es_ES" w:bidi="es_ES"/>
+        </w:rPr>
+        <w:t>15:5,</w:t>
+      </w:r>
       <w:r>
         <w:rPr>
           <w:lang w:val="es_ES" w:bidi="es_ES"/>
         </w:rPr>
         <w:t xml:space="preserve"> </w:t>
       </w:r>
-      <w:hyperlink r:id="rId106">
-        <w:r>
-          <w:rPr>
-            <w:lang w:val="es_ES" w:bidi="es_ES"/>
-          </w:rPr>
-          <w:rPr>
-            <w:color w:val="0000EE"/>
-            <w:u w:val="single"/>
-          </w:rPr>
-          <w:t>17:21–24</w:t>
-        </w:r>
-      </w:hyperlink>
+      <w:r>
+        <w:rPr>
+          <w:lang w:val="es_ES" w:bidi="es_ES"/>
+        </w:rPr>
+        <w:t>17:21–24</w:t>
+      </w:r>
       <w:r>
         <w:rPr>
           <w:lang w:val="es_ES" w:bidi="es_ES"/>
@@ -4907,36 +4277,24 @@
         </w:rPr>
         <w:t>: a medida que vivimos con Cristo y nos volvemos más maduros y completos en el amor de Dios, tenemos confianza para enfrentar el día del juicio, que será aterrador para aquellos que no conocen a Dios (</w:t>
       </w:r>
-      <w:hyperlink r:id="rId107">
-        <w:r>
-          <w:rPr>
-            <w:lang w:val="es_ES" w:bidi="es_ES"/>
-          </w:rPr>
-          <w:rPr>
-            <w:color w:val="0000EE"/>
-            <w:u w:val="single"/>
-          </w:rPr>
-          <w:t>Hc 24:25,</w:t>
-        </w:r>
-      </w:hyperlink>
+      <w:r>
+        <w:rPr>
+          <w:lang w:val="es_ES" w:bidi="es_ES"/>
+        </w:rPr>
+        <w:t>Hc 24:25,</w:t>
+      </w:r>
       <w:r>
         <w:rPr>
           <w:lang w:val="es_ES" w:bidi="es_ES"/>
         </w:rPr>
         <w:t xml:space="preserve"> </w:t>
       </w:r>
-      <w:hyperlink r:id="rId108">
-        <w:r>
-          <w:rPr>
-            <w:lang w:val="es_ES" w:bidi="es_ES"/>
-          </w:rPr>
-          <w:rPr>
-            <w:color w:val="0000EE"/>
-            <w:u w:val="single"/>
-          </w:rPr>
-          <w:t>Ro 2:16</w:t>
-        </w:r>
-      </w:hyperlink>
+      <w:r>
+        <w:rPr>
+          <w:lang w:val="es_ES" w:bidi="es_ES"/>
+        </w:rPr>
+        <w:t>Ro 2:16</w:t>
+      </w:r>
       <w:r>
         <w:rPr>
           <w:lang w:val="es_ES" w:bidi="es_ES"/>
@@ -4956,18 +4314,12 @@
         </w:rPr>
         <w:t xml:space="preserve"> produciendo un temor que es, en sí mismo, un anticipo de ese castigo. Cristo murió para liberarnos de este temor (</w:t>
       </w:r>
-      <w:hyperlink r:id="rId109">
-        <w:r>
-          <w:rPr>
-            <w:lang w:val="es_ES" w:bidi="es_ES"/>
-          </w:rPr>
-          <w:rPr>
-            <w:color w:val="0000EE"/>
-            <w:u w:val="single"/>
-          </w:rPr>
-          <w:t>Hb 2:14–15</w:t>
-        </w:r>
-      </w:hyperlink>
+      <w:r>
+        <w:rPr>
+          <w:lang w:val="es_ES" w:bidi="es_ES"/>
+        </w:rPr>
+        <w:t>Hb 2:14–15</w:t>
+      </w:r>
       <w:r>
         <w:rPr>
           <w:lang w:val="es_ES" w:bidi="es_ES"/>
@@ -5035,18 +4387,12 @@
         </w:rPr>
         <w:t xml:space="preserve"> mientras éramos pecadores, no solo después de que dejamos el pecado (</w:t>
       </w:r>
-      <w:hyperlink r:id="rId110">
-        <w:r>
-          <w:rPr>
-            <w:lang w:val="es_ES" w:bidi="es_ES"/>
-          </w:rPr>
-          <w:rPr>
-            <w:color w:val="0000EE"/>
-            <w:u w:val="single"/>
-          </w:rPr>
-          <w:t>Ro 8:5–11</w:t>
-        </w:r>
-      </w:hyperlink>
+      <w:r>
+        <w:rPr>
+          <w:lang w:val="es_ES" w:bidi="es_ES"/>
+        </w:rPr>
+        <w:t>Ro 8:5–11</w:t>
+      </w:r>
       <w:r>
         <w:rPr>
           <w:lang w:val="es_ES" w:bidi="es_ES"/>
@@ -5101,18 +4447,12 @@
         </w:rPr>
         <w:t xml:space="preserve">Aquellos que creen que Jesús es el Cristo y el Hijo de Dios han nacido espiritualmente como hijos de Dios (ver </w:t>
       </w:r>
-      <w:hyperlink r:id="rId111">
-        <w:r>
-          <w:rPr>
-            <w:lang w:val="es_ES" w:bidi="es_ES"/>
-          </w:rPr>
-          <w:rPr>
-            <w:color w:val="0000EE"/>
-            <w:u w:val="single"/>
-          </w:rPr>
-          <w:t>Jn 20:31</w:t>
-        </w:r>
-      </w:hyperlink>
+      <w:r>
+        <w:rPr>
+          <w:lang w:val="es_ES" w:bidi="es_ES"/>
+        </w:rPr>
+        <w:t>Jn 20:31</w:t>
+      </w:r>
       <w:r>
         <w:rPr>
           <w:lang w:val="es_ES" w:bidi="es_ES"/>
@@ -5240,90 +4580,60 @@
         </w:rPr>
         <w:t xml:space="preserve">: el Espíritu descendió sobre Cristo en su bautismo (ver </w:t>
       </w:r>
-      <w:hyperlink r:id="rId112">
-        <w:r>
-          <w:rPr>
-            <w:lang w:val="es_ES" w:bidi="es_ES"/>
-          </w:rPr>
-          <w:rPr>
-            <w:color w:val="0000EE"/>
-            <w:u w:val="single"/>
-          </w:rPr>
-          <w:t>Jn 1:32–34</w:t>
-        </w:r>
-      </w:hyperlink>
+      <w:r>
+        <w:rPr>
+          <w:lang w:val="es_ES" w:bidi="es_ES"/>
+        </w:rPr>
+        <w:t>Jn 1:32–34</w:t>
+      </w:r>
       <w:r>
         <w:rPr>
           <w:lang w:val="es_ES" w:bidi="es_ES"/>
         </w:rPr>
         <w:t xml:space="preserve">). El agua es aquella en la que Cristo fue bautizado (ver </w:t>
       </w:r>
-      <w:hyperlink r:id="rId113">
-        <w:r>
-          <w:rPr>
-            <w:lang w:val="es_ES" w:bidi="es_ES"/>
-          </w:rPr>
-          <w:rPr>
-            <w:color w:val="0000EE"/>
-            <w:u w:val="single"/>
-          </w:rPr>
-          <w:t>Mt 3:13–15,</w:t>
-        </w:r>
-      </w:hyperlink>
+      <w:r>
+        <w:rPr>
+          <w:lang w:val="es_ES" w:bidi="es_ES"/>
+        </w:rPr>
+        <w:t>Mt 3:13–15,</w:t>
+      </w:r>
       <w:r>
         <w:rPr>
           <w:lang w:val="es_ES" w:bidi="es_ES"/>
         </w:rPr>
         <w:t xml:space="preserve"> </w:t>
       </w:r>
-      <w:hyperlink r:id="rId114">
-        <w:r>
-          <w:rPr>
-            <w:lang w:val="es_ES" w:bidi="es_ES"/>
-          </w:rPr>
-          <w:rPr>
-            <w:color w:val="0000EE"/>
-            <w:u w:val="single"/>
-          </w:rPr>
-          <w:t>Mc 1:9–11</w:t>
-        </w:r>
-      </w:hyperlink>
+      <w:r>
+        <w:rPr>
+          <w:lang w:val="es_ES" w:bidi="es_ES"/>
+        </w:rPr>
+        <w:t>Mc 1:9–11</w:t>
+      </w:r>
       <w:r>
         <w:rPr>
           <w:lang w:val="es_ES" w:bidi="es_ES"/>
         </w:rPr>
         <w:t xml:space="preserve">). La sangre es la que Cristo derramó en su crucifixión (ver </w:t>
       </w:r>
-      <w:hyperlink r:id="rId115">
-        <w:r>
-          <w:rPr>
-            <w:lang w:val="es_ES" w:bidi="es_ES"/>
-          </w:rPr>
-          <w:rPr>
-            <w:color w:val="0000EE"/>
-            <w:u w:val="single"/>
-          </w:rPr>
-          <w:t>Mc 15:37–39</w:t>
-        </w:r>
-      </w:hyperlink>
+      <w:r>
+        <w:rPr>
+          <w:lang w:val="es_ES" w:bidi="es_ES"/>
+        </w:rPr>
+        <w:t>Mc 15:37–39</w:t>
+      </w:r>
       <w:r>
         <w:rPr>
           <w:lang w:val="es_ES" w:bidi="es_ES"/>
         </w:rPr>
         <w:t>). Los tres proclaman a Jesús como el Hijo de Dios (</w:t>
       </w:r>
-      <w:hyperlink r:id="rId116">
-        <w:r>
-          <w:rPr>
-            <w:lang w:val="es_ES" w:bidi="es_ES"/>
-          </w:rPr>
-          <w:rPr>
-            <w:color w:val="0000EE"/>
-            <w:u w:val="single"/>
-          </w:rPr>
-          <w:t>1 Jn 5:6</w:t>
-        </w:r>
-      </w:hyperlink>
+      <w:r>
+        <w:rPr>
+          <w:lang w:val="es_ES" w:bidi="es_ES"/>
+        </w:rPr>
+        <w:t>1 Jn 5:6</w:t>
+      </w:r>
       <w:r>
         <w:rPr>
           <w:lang w:val="es_ES" w:bidi="es_ES"/>
@@ -5436,72 +4746,48 @@
         </w:rPr>
         <w:t>quellos que tienen al Hijo de Dios viviendo en ellos poseen la vida eterna de Dios ahora, disfrutan de la presencia del Espíritu de Dios (</w:t>
       </w:r>
-      <w:hyperlink r:id="rId89">
-        <w:r>
-          <w:rPr>
-            <w:lang w:val="es_ES" w:bidi="es_ES"/>
-          </w:rPr>
-          <w:rPr>
-            <w:color w:val="0000EE"/>
-            <w:u w:val="single"/>
-          </w:rPr>
-          <w:t>2:20</w:t>
-        </w:r>
-      </w:hyperlink>
+      <w:r>
+        <w:rPr>
+          <w:lang w:val="es_ES" w:bidi="es_ES"/>
+        </w:rPr>
+        <w:t>2:20</w:t>
+      </w:r>
       <w:r>
         <w:rPr>
           <w:lang w:val="es_ES" w:bidi="es_ES"/>
         </w:rPr>
         <w:t>,</w:t>
       </w:r>
-      <w:hyperlink r:id="rId117">
-        <w:r>
-          <w:rPr>
-            <w:lang w:val="es_ES" w:bidi="es_ES"/>
-          </w:rPr>
-          <w:rPr>
-            <w:color w:val="0000EE"/>
-            <w:u w:val="single"/>
-          </w:rPr>
-          <w:t>25</w:t>
-        </w:r>
-      </w:hyperlink>
+      <w:r>
+        <w:rPr>
+          <w:lang w:val="es_ES" w:bidi="es_ES"/>
+        </w:rPr>
+        <w:t>25</w:t>
+      </w:r>
       <w:r>
         <w:rPr>
           <w:lang w:val="es_ES" w:bidi="es_ES"/>
         </w:rPr>
         <w:t>,</w:t>
       </w:r>
-      <w:hyperlink r:id="rId90">
-        <w:r>
-          <w:rPr>
-            <w:lang w:val="es_ES" w:bidi="es_ES"/>
-          </w:rPr>
-          <w:rPr>
-            <w:color w:val="0000EE"/>
-            <w:u w:val="single"/>
-          </w:rPr>
-          <w:t>27</w:t>
-        </w:r>
-      </w:hyperlink>
+      <w:r>
+        <w:rPr>
+          <w:lang w:val="es_ES" w:bidi="es_ES"/>
+        </w:rPr>
+        <w:t>27</w:t>
+      </w:r>
       <w:r>
         <w:rPr>
           <w:lang w:val="es_ES" w:bidi="es_ES"/>
         </w:rPr>
         <w:t xml:space="preserve">), y tienen la garantía de la eternidad con Dios (ver </w:t>
       </w:r>
-      <w:hyperlink r:id="rId118">
-        <w:r>
-          <w:rPr>
-            <w:lang w:val="es_ES" w:bidi="es_ES"/>
-          </w:rPr>
-          <w:rPr>
-            <w:color w:val="0000EE"/>
-            <w:u w:val="single"/>
-          </w:rPr>
-          <w:t>Ef 1:13–14</w:t>
-        </w:r>
-      </w:hyperlink>
+      <w:r>
+        <w:rPr>
+          <w:lang w:val="es_ES" w:bidi="es_ES"/>
+        </w:rPr>
+        <w:t>Ef 1:13–14</w:t>
+      </w:r>
       <w:r>
         <w:rPr>
           <w:lang w:val="es_ES" w:bidi="es_ES"/>
@@ -5556,36 +4842,24 @@
         </w:rPr>
         <w:t xml:space="preserve">Los pecados que conducen a la muerte son aquellos que implican apostasía (ver </w:t>
       </w:r>
-      <w:hyperlink r:id="rId119">
-        <w:r>
-          <w:rPr>
-            <w:lang w:val="es_ES" w:bidi="es_ES"/>
-          </w:rPr>
-          <w:rPr>
-            <w:color w:val="0000EE"/>
-            <w:u w:val="single"/>
-          </w:rPr>
-          <w:t>Mt 12:31–32,</w:t>
-        </w:r>
-      </w:hyperlink>
+      <w:r>
+        <w:rPr>
+          <w:lang w:val="es_ES" w:bidi="es_ES"/>
+        </w:rPr>
+        <w:t>Mt 12:31–32,</w:t>
+      </w:r>
       <w:r>
         <w:rPr>
           <w:lang w:val="es_ES" w:bidi="es_ES"/>
         </w:rPr>
         <w:t xml:space="preserve"> </w:t>
       </w:r>
-      <w:hyperlink r:id="rId120">
-        <w:r>
-          <w:rPr>
-            <w:lang w:val="es_ES" w:bidi="es_ES"/>
-          </w:rPr>
-          <w:rPr>
-            <w:color w:val="0000EE"/>
-            <w:u w:val="single"/>
-          </w:rPr>
-          <w:t>Hb 6:4–6</w:t>
-        </w:r>
-      </w:hyperlink>
+      <w:r>
+        <w:rPr>
+          <w:lang w:val="es_ES" w:bidi="es_ES"/>
+        </w:rPr>
+        <w:t>Hb 6:4–6</w:t>
+      </w:r>
       <w:r>
         <w:rPr>
           <w:lang w:val="es_ES" w:bidi="es_ES"/>
@@ -5646,18 +4920,12 @@
         </w:rPr>
         <w:t xml:space="preserve">: aquellos pecados que no implican apostasía definitiva pueden culminar en arrepentimiento y restauración (ver </w:t>
       </w:r>
-      <w:hyperlink r:id="rId79">
-        <w:r>
-          <w:rPr>
-            <w:lang w:val="es_ES" w:bidi="es_ES"/>
-          </w:rPr>
-          <w:rPr>
-            <w:color w:val="0000EE"/>
-            <w:u w:val="single"/>
-          </w:rPr>
-          <w:t>St 5:20</w:t>
-        </w:r>
-      </w:hyperlink>
+      <w:r>
+        <w:rPr>
+          <w:lang w:val="es_ES" w:bidi="es_ES"/>
+        </w:rPr>
+        <w:t>St 5:20</w:t>
+      </w:r>
       <w:r>
         <w:rPr>
           <w:lang w:val="es_ES" w:bidi="es_ES"/>
@@ -5724,198 +4992,132 @@
         </w:rPr>
         <w:t xml:space="preserve">" como una referencia a Dios, ya que la frase siguiente se refiere a su Hijo, Jesucristo. Juan también afirma que Jesucristo es el único verdadero Dios (ver </w:t>
       </w:r>
-      <w:hyperlink r:id="rId121">
-        <w:r>
-          <w:rPr>
-            <w:lang w:val="es_ES" w:bidi="es_ES"/>
-          </w:rPr>
-          <w:rPr>
-            <w:color w:val="0000EE"/>
-            <w:u w:val="single"/>
-          </w:rPr>
-          <w:t>Jn 1:1</w:t>
-        </w:r>
-      </w:hyperlink>
+      <w:r>
+        <w:rPr>
+          <w:lang w:val="es_ES" w:bidi="es_ES"/>
+        </w:rPr>
+        <w:t>Jn 1:1</w:t>
+      </w:r>
       <w:r>
         <w:rPr>
           <w:lang w:val="es_ES" w:bidi="es_ES"/>
         </w:rPr>
         <w:t>,</w:t>
       </w:r>
-      <w:hyperlink r:id="rId122">
-        <w:r>
-          <w:rPr>
-            <w:lang w:val="es_ES" w:bidi="es_ES"/>
-          </w:rPr>
-          <w:rPr>
-            <w:color w:val="0000EE"/>
-            <w:u w:val="single"/>
-          </w:rPr>
-          <w:t>18,</w:t>
-        </w:r>
-      </w:hyperlink>
+      <w:r>
+        <w:rPr>
+          <w:lang w:val="es_ES" w:bidi="es_ES"/>
+        </w:rPr>
+        <w:t>18,</w:t>
+      </w:r>
       <w:r>
         <w:rPr>
           <w:lang w:val="es_ES" w:bidi="es_ES"/>
         </w:rPr>
         <w:t xml:space="preserve"> </w:t>
       </w:r>
-      <w:hyperlink r:id="rId123">
-        <w:r>
-          <w:rPr>
-            <w:lang w:val="es_ES" w:bidi="es_ES"/>
-          </w:rPr>
-          <w:rPr>
-            <w:color w:val="0000EE"/>
-            <w:u w:val="single"/>
-          </w:rPr>
-          <w:t>20:28;</w:t>
-        </w:r>
-      </w:hyperlink>
+      <w:r>
+        <w:rPr>
+          <w:lang w:val="es_ES" w:bidi="es_ES"/>
+        </w:rPr>
+        <w:t>20:28;</w:t>
+      </w:r>
       <w:r>
         <w:rPr>
           <w:lang w:val="es_ES" w:bidi="es_ES"/>
         </w:rPr>
         <w:t xml:space="preserve"> </w:t>
       </w:r>
-      <w:hyperlink r:id="rId124">
-        <w:r>
-          <w:rPr>
-            <w:lang w:val="es_ES" w:bidi="es_ES"/>
-          </w:rPr>
-          <w:rPr>
-            <w:color w:val="0000EE"/>
-            <w:u w:val="single"/>
-          </w:rPr>
-          <w:t>Ro 9:5;</w:t>
-        </w:r>
-      </w:hyperlink>
+      <w:r>
+        <w:rPr>
+          <w:lang w:val="es_ES" w:bidi="es_ES"/>
+        </w:rPr>
+        <w:t>Ro 9:5;</w:t>
+      </w:r>
       <w:r>
         <w:rPr>
           <w:lang w:val="es_ES" w:bidi="es_ES"/>
         </w:rPr>
         <w:t xml:space="preserve"> </w:t>
       </w:r>
-      <w:hyperlink r:id="rId125">
-        <w:r>
-          <w:rPr>
-            <w:lang w:val="es_ES" w:bidi="es_ES"/>
-          </w:rPr>
-          <w:rPr>
-            <w:color w:val="0000EE"/>
-            <w:u w:val="single"/>
-          </w:rPr>
-          <w:t>Tt 2:13;</w:t>
-        </w:r>
-      </w:hyperlink>
+      <w:r>
+        <w:rPr>
+          <w:lang w:val="es_ES" w:bidi="es_ES"/>
+        </w:rPr>
+        <w:t>Tt 2:13;</w:t>
+      </w:r>
       <w:r>
         <w:rPr>
           <w:lang w:val="es_ES" w:bidi="es_ES"/>
         </w:rPr>
         <w:t xml:space="preserve"> </w:t>
       </w:r>
-      <w:hyperlink r:id="rId126">
-        <w:r>
-          <w:rPr>
-            <w:lang w:val="es_ES" w:bidi="es_ES"/>
-          </w:rPr>
-          <w:rPr>
-            <w:color w:val="0000EE"/>
-            <w:u w:val="single"/>
-          </w:rPr>
-          <w:t>2 Pe 1:1</w:t>
-        </w:r>
-      </w:hyperlink>
+      <w:r>
+        <w:rPr>
+          <w:lang w:val="es_ES" w:bidi="es_ES"/>
+        </w:rPr>
+        <w:t>2 Pe 1:1</w:t>
+      </w:r>
       <w:r>
         <w:rPr>
           <w:lang w:val="es_ES" w:bidi="es_ES"/>
         </w:rPr>
         <w:t>). • Tener comunión con Jesucristo es tener vida eterna, porque él es la vida eterna (</w:t>
       </w:r>
-      <w:hyperlink r:id="rId127">
-        <w:r>
-          <w:rPr>
-            <w:lang w:val="es_ES" w:bidi="es_ES"/>
-          </w:rPr>
-          <w:rPr>
-            <w:color w:val="0000EE"/>
-            <w:u w:val="single"/>
-          </w:rPr>
-          <w:t>1 Jn 5:12</w:t>
-        </w:r>
-      </w:hyperlink>
+      <w:r>
+        <w:rPr>
+          <w:lang w:val="es_ES" w:bidi="es_ES"/>
+        </w:rPr>
+        <w:t>1 Jn 5:12</w:t>
+      </w:r>
       <w:r>
         <w:rPr>
           <w:lang w:val="es_ES" w:bidi="es_ES"/>
         </w:rPr>
         <w:t xml:space="preserve">; ver </w:t>
       </w:r>
-      <w:hyperlink r:id="rId128">
-        <w:r>
-          <w:rPr>
-            <w:lang w:val="es_ES" w:bidi="es_ES"/>
-          </w:rPr>
-          <w:rPr>
-            <w:color w:val="0000EE"/>
-            <w:u w:val="single"/>
-          </w:rPr>
-          <w:t>Jn 1:4,</w:t>
-        </w:r>
-      </w:hyperlink>
+      <w:r>
+        <w:rPr>
+          <w:lang w:val="es_ES" w:bidi="es_ES"/>
+        </w:rPr>
+        <w:t>Jn 1:4,</w:t>
+      </w:r>
       <w:r>
         <w:rPr>
           <w:lang w:val="es_ES" w:bidi="es_ES"/>
         </w:rPr>
         <w:t xml:space="preserve"> </w:t>
       </w:r>
-      <w:hyperlink r:id="rId129">
-        <w:r>
-          <w:rPr>
-            <w:lang w:val="es_ES" w:bidi="es_ES"/>
-          </w:rPr>
-          <w:rPr>
-            <w:color w:val="0000EE"/>
-            <w:u w:val="single"/>
-          </w:rPr>
-          <w:t>3:16,</w:t>
-        </w:r>
-      </w:hyperlink>
+      <w:r>
+        <w:rPr>
+          <w:lang w:val="es_ES" w:bidi="es_ES"/>
+        </w:rPr>
+        <w:t>3:16,</w:t>
+      </w:r>
       <w:r>
         <w:rPr>
           <w:lang w:val="es_ES" w:bidi="es_ES"/>
         </w:rPr>
         <w:t xml:space="preserve"> </w:t>
       </w:r>
-      <w:hyperlink r:id="rId130">
-        <w:r>
-          <w:rPr>
-            <w:lang w:val="es_ES" w:bidi="es_ES"/>
-          </w:rPr>
-          <w:rPr>
-            <w:color w:val="0000EE"/>
-            <w:u w:val="single"/>
-          </w:rPr>
-          <w:t>14:6,</w:t>
-        </w:r>
-      </w:hyperlink>
+      <w:r>
+        <w:rPr>
+          <w:lang w:val="es_ES" w:bidi="es_ES"/>
+        </w:rPr>
+        <w:t>14:6,</w:t>
+      </w:r>
       <w:r>
         <w:rPr>
           <w:lang w:val="es_ES" w:bidi="es_ES"/>
         </w:rPr>
         <w:t xml:space="preserve"> </w:t>
       </w:r>
-      <w:hyperlink r:id="rId111">
-        <w:r>
-          <w:rPr>
-            <w:lang w:val="es_ES" w:bidi="es_ES"/>
-          </w:rPr>
-          <w:rPr>
-            <w:color w:val="0000EE"/>
-            <w:u w:val="single"/>
-          </w:rPr>
-          <w:t>20:31</w:t>
-        </w:r>
-      </w:hyperlink>
+      <w:r>
+        <w:rPr>
+          <w:lang w:val="es_ES" w:bidi="es_ES"/>
+        </w:rPr>
+        <w:t>20:31</w:t>
+      </w:r>
       <w:r>
         <w:rPr>
           <w:lang w:val="es_ES" w:bidi="es_ES"/>
